--- a/template.docx
+++ b/template.docx
@@ -3,16 +3,17 @@
 <w:document xmlns:wpc="http://schemas.microsoft.com/office/word/2010/wordprocessingCanvas" xmlns:cx="http://schemas.microsoft.com/office/drawing/2014/chartex" xmlns:cx1="http://schemas.microsoft.com/office/drawing/2015/9/8/chartex" xmlns:cx2="http://schemas.microsoft.com/office/drawing/2015/10/21/chartex" xmlns:cx3="http://schemas.microsoft.com/office/drawing/2016/5/9/chartex" xmlns:cx4="http://schemas.microsoft.com/office/drawing/2016/5/10/chartex" xmlns:cx5="http://schemas.microsoft.com/office/drawing/2016/5/11/chartex" xmlns:cx6="http://schemas.microsoft.com/office/drawing/2016/5/12/chartex" xmlns:cx7="http://schemas.microsoft.com/office/drawing/2016/5/13/chartex" xmlns:cx8="http://schemas.microsoft.com/office/drawing/2016/5/14/chartex" xmlns:mc="http://schemas.openxmlformats.org/markup-compatibility/2006" xmlns:aink="http://schemas.microsoft.com/office/drawing/2016/ink" xmlns:am3d="http://schemas.microsoft.com/office/drawing/2017/model3d" xmlns:o="urn:schemas-microsoft-com:office:office" xmlns:oel="http://schemas.microsoft.com/office/2019/extlst" xmlns:r="http://schemas.openxmlformats.org/officeDocument/2006/relationships" xmlns:m="http://schemas.openxmlformats.org/officeDocument/2006/math" xmlns:v="urn:schemas-microsoft-com:vml" xmlns:wp14="http://schemas.microsoft.com/office/word/2010/wordprocessingDrawing" xmlns:wp="http://schemas.openxmlformats.org/drawingml/2006/wordprocessingDrawing" xmlns:w10="urn:schemas-microsoft-com:office:word" xmlns:w="http://schemas.openxmlformats.org/wordprocessingml/2006/main" xmlns:w14="http://schemas.microsoft.com/office/word/2010/wordml" xmlns:w15="http://schemas.microsoft.com/office/word/2012/wordml" xmlns:w16cex="http://schemas.microsoft.com/office/word/2018/wordml/cex" xmlns:w16cid="http://schemas.microsoft.com/office/word/2016/wordml/cid" xmlns:w16="http://schemas.microsoft.com/office/word/2018/wordml" xmlns:w16du="http://schemas.microsoft.com/office/word/2023/wordml/word16du" xmlns:w16sdtdh="http://schemas.microsoft.com/office/word/2020/wordml/sdtdatahash" xmlns:w16sdtfl="http://schemas.microsoft.com/office/word/2024/wordml/sdtformatlock" xmlns:w16se="http://schemas.microsoft.com/office/word/2015/wordml/symex" xmlns:wpg="http://schemas.microsoft.com/office/word/2010/wordprocessingGroup" xmlns:wpi="http://schemas.microsoft.com/office/word/2010/wordprocessingInk" xmlns:wne="http://schemas.microsoft.com/office/word/2006/wordml" xmlns:wps="http://schemas.microsoft.com/office/word/2010/wordprocessingShape" mc:Ignorable="w14 w15 w16se w16cid w16 w16cex w16sdtdh w16sdtfl w16du wp14">
   <w:body>
     <w:p/>
+    <w:p/>
     <w:sectPr>
-      <w:headerReference w:type="even" r:id="rId6"/>
-      <w:headerReference w:type="default" r:id="rId7"/>
-      <w:footerReference w:type="even" r:id="rId8"/>
-      <w:footerReference w:type="default" r:id="rId9"/>
-      <w:headerReference w:type="first" r:id="rId10"/>
-      <w:footerReference w:type="first" r:id="rId11"/>
-      <w:pgSz w:w="11907" w:h="16840" w:code="9"/>
-      <w:pgMar w:top="1418" w:right="680" w:bottom="680" w:left="567" w:header="0" w:footer="57" w:gutter="0"/>
-      <w:cols w:space="708"/>
+      <w:headerReference w:type="default" r:id="rId11"/>
+      <w:footerReference w:type="even" r:id="rId12"/>
+      <w:footerReference w:type="default" r:id="rId13"/>
+      <w:headerReference w:type="first" r:id="rId14"/>
+      <w:footerReference w:type="first" r:id="rId15"/>
+      <w:pgSz w:w="16838" w:h="11906" w:orient="landscape" w:code="9"/>
+      <w:pgMar w:top="851" w:right="851" w:bottom="510" w:left="851" w:header="340" w:footer="0" w:gutter="0"/>
+      <w:cols w:space="720"/>
+      <w:titlePg/>
       <w:docGrid w:linePitch="360"/>
     </w:sectPr>
   </w:body>
@@ -41,6 +42,13 @@
       </w:r>
     </w:p>
   </w:endnote>
+  <w:endnote w:type="continuationNotice" w:id="1">
+    <w:p>
+      <w:pPr>
+        <w:spacing w:after="0" w:line="240" w:lineRule="auto"/>
+      </w:pPr>
+    </w:p>
+  </w:endnote>
 </w:endnotes>
 </file>
 
@@ -50,6 +58,122 @@
     <w:pPr>
       <w:pStyle w:val="Footer"/>
     </w:pPr>
+    <w:r>
+      <w:rPr>
+        <w:noProof/>
+      </w:rPr>
+      <mc:AlternateContent>
+        <mc:Choice Requires="wps">
+          <w:drawing>
+            <wp:anchor distT="0" distB="0" distL="0" distR="0" simplePos="0" relativeHeight="251658263" behindDoc="0" locked="0" layoutInCell="1" allowOverlap="1" wp14:anchorId="7DBF0E63" wp14:editId="4819E5E7">
+              <wp:simplePos x="635" y="635"/>
+              <wp:positionH relativeFrom="page">
+                <wp:align>center</wp:align>
+              </wp:positionH>
+              <wp:positionV relativeFrom="page">
+                <wp:align>bottom</wp:align>
+              </wp:positionV>
+              <wp:extent cx="1038225" cy="357505"/>
+              <wp:effectExtent l="0" t="0" r="9525" b="0"/>
+              <wp:wrapNone/>
+              <wp:docPr id="2002188758" name="Text Box 11" descr="Restricted - External">
+                <a:extLst xmlns:a="http://schemas.openxmlformats.org/drawingml/2006/main">
+                  <a:ext uri="{5AE41FA2-C0FF-4470-9BD4-5FADCA87CBE2}">
+                    <aclsh:classification xmlns:aclsh="http://schemas.microsoft.com/office/drawing/2020/classificationShape" classificationOutcomeType="ftr"/>
+                  </a:ext>
+                </a:extLst>
+              </wp:docPr>
+              <wp:cNvGraphicFramePr/>
+              <a:graphic xmlns:a="http://schemas.openxmlformats.org/drawingml/2006/main">
+                <a:graphicData uri="http://schemas.microsoft.com/office/word/2010/wordprocessingShape">
+                  <wps:wsp>
+                    <wps:cNvSpPr txBox="1"/>
+                    <wps:spPr>
+                      <a:xfrm>
+                        <a:off x="0" y="0"/>
+                        <a:ext cx="1038225" cy="357505"/>
+                      </a:xfrm>
+                      <a:prstGeom prst="rect">
+                        <a:avLst/>
+                      </a:prstGeom>
+                      <a:noFill/>
+                      <a:ln>
+                        <a:noFill/>
+                      </a:ln>
+                    </wps:spPr>
+                    <wps:txbx>
+                      <w:txbxContent>
+                        <w:p>
+                          <w:pPr>
+                            <w:spacing w:after="0"/>
+                            <w:rPr>
+                              <w:rFonts w:ascii="Calibri" w:eastAsia="Calibri" w:hAnsi="Calibri" w:cs="Calibri"/>
+                              <w:noProof/>
+                              <w:color w:val="000000"/>
+                              <w:szCs w:val="20"/>
+                            </w:rPr>
+                          </w:pPr>
+                          <w:r>
+                            <w:rPr>
+                              <w:rFonts w:ascii="Calibri" w:eastAsia="Calibri" w:hAnsi="Calibri" w:cs="Calibri"/>
+                              <w:noProof/>
+                              <w:color w:val="000000"/>
+                              <w:szCs w:val="20"/>
+                            </w:rPr>
+                            <w:t>Restricted - External</w:t>
+                          </w:r>
+                        </w:p>
+                      </w:txbxContent>
+                    </wps:txbx>
+                    <wps:bodyPr rot="0" spcFirstLastPara="0" vertOverflow="overflow" horzOverflow="overflow" vert="horz" wrap="none" lIns="0" tIns="0" rIns="0" bIns="190500" numCol="1" spcCol="0" rtlCol="0" fromWordArt="0" anchor="b" anchorCtr="0" forceAA="0" compatLnSpc="1">
+                      <a:prstTxWarp prst="textNoShape">
+                        <a:avLst/>
+                      </a:prstTxWarp>
+                      <a:spAutoFit/>
+                    </wps:bodyPr>
+                  </wps:wsp>
+                </a:graphicData>
+              </a:graphic>
+            </wp:anchor>
+          </w:drawing>
+        </mc:Choice>
+        <mc:Fallback>
+          <w:pict>
+            <v:shapetype w14:anchorId="7DBF0E63" id="_x0000_t202" coordsize="21600,21600" o:spt="202" path="m,l,21600r21600,l21600,xe">
+              <v:stroke joinstyle="miter"/>
+              <v:path gradientshapeok="t" o:connecttype="rect"/>
+            </v:shapetype>
+            <v:shape id="Text Box 11" o:spid="_x0000_s1027" type="#_x0000_t202" alt="Restricted - External" style="position:absolute;margin-left:0;margin-top:0;width:81.75pt;height:28.15pt;z-index:251658263;visibility:visible;mso-wrap-style:none;mso-wrap-distance-left:0;mso-wrap-distance-top:0;mso-wrap-distance-right:0;mso-wrap-distance-bottom:0;mso-position-horizontal:center;mso-position-horizontal-relative:page;mso-position-vertical:bottom;mso-position-vertical-relative:page;v-text-anchor:bottom" o:gfxdata="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" filled="f" stroked="f">
+              <v:textbox style="mso-fit-shape-to-text:t" inset="0,0,0,15pt">
+                <w:txbxContent>
+                  <w:p>
+                    <w:pPr>
+                      <w:spacing w:after="0"/>
+                      <w:rPr>
+                        <w:rFonts w:ascii="Calibri" w:eastAsia="Calibri" w:hAnsi="Calibri" w:cs="Calibri"/>
+                        <w:noProof/>
+                        <w:color w:val="000000"/>
+                        <w:szCs w:val="20"/>
+                      </w:rPr>
+                    </w:pPr>
+                    <w:r>
+                      <w:rPr>
+                        <w:rFonts w:ascii="Calibri" w:eastAsia="Calibri" w:hAnsi="Calibri" w:cs="Calibri"/>
+                        <w:noProof/>
+                        <w:color w:val="000000"/>
+                        <w:szCs w:val="20"/>
+                      </w:rPr>
+                      <w:t>Restricted - External</w:t>
+                    </w:r>
+                  </w:p>
+                </w:txbxContent>
+              </v:textbox>
+              <w10:wrap anchorx="page" anchory="page"/>
+            </v:shape>
+          </w:pict>
+        </mc:Fallback>
+      </mc:AlternateContent>
+    </w:r>
   </w:p>
 </w:ftr>
 </file>
@@ -58,11 +182,7 @@
 <w:ftr xmlns:wpc="http://schemas.microsoft.com/office/word/2010/wordprocessingCanvas" xmlns:cx="http://schemas.microsoft.com/office/drawing/2014/chartex" xmlns:cx1="http://schemas.microsoft.com/office/drawing/2015/9/8/chartex" xmlns:cx2="http://schemas.microsoft.com/office/drawing/2015/10/21/chartex" xmlns:cx3="http://schemas.microsoft.com/office/drawing/2016/5/9/chartex" xmlns:cx4="http://schemas.microsoft.com/office/drawing/2016/5/10/chartex" xmlns:cx5="http://schemas.microsoft.com/office/drawing/2016/5/11/chartex" xmlns:cx6="http://schemas.microsoft.com/office/drawing/2016/5/12/chartex" xmlns:cx7="http://schemas.microsoft.com/office/drawing/2016/5/13/chartex" xmlns:cx8="http://schemas.microsoft.com/office/drawing/2016/5/14/chartex" xmlns:mc="http://schemas.openxmlformats.org/markup-compatibility/2006" xmlns:aink="http://schemas.microsoft.com/office/drawing/2016/ink" xmlns:am3d="http://schemas.microsoft.com/office/drawing/2017/model3d" xmlns:o="urn:schemas-microsoft-com:office:office" xmlns:oel="http://schemas.microsoft.com/office/2019/extlst" xmlns:r="http://schemas.openxmlformats.org/officeDocument/2006/relationships" xmlns:m="http://schemas.openxmlformats.org/officeDocument/2006/math" xmlns:v="urn:schemas-microsoft-com:vml" xmlns:wp14="http://schemas.microsoft.com/office/word/2010/wordprocessingDrawing" xmlns:wp="http://schemas.openxmlformats.org/drawingml/2006/wordprocessingDrawing" xmlns:w10="urn:schemas-microsoft-com:office:word" xmlns:w="http://schemas.openxmlformats.org/wordprocessingml/2006/main" xmlns:w14="http://schemas.microsoft.com/office/word/2010/wordml" xmlns:w15="http://schemas.microsoft.com/office/word/2012/wordml" xmlns:w16cex="http://schemas.microsoft.com/office/word/2018/wordml/cex" xmlns:w16cid="http://schemas.microsoft.com/office/word/2016/wordml/cid" xmlns:w16="http://schemas.microsoft.com/office/word/2018/wordml" xmlns:w16du="http://schemas.microsoft.com/office/word/2023/wordml/word16du" xmlns:w16sdtdh="http://schemas.microsoft.com/office/word/2020/wordml/sdtdatahash" xmlns:w16sdtfl="http://schemas.microsoft.com/office/word/2024/wordml/sdtformatlock" xmlns:w16se="http://schemas.microsoft.com/office/word/2015/wordml/symex" xmlns:wpg="http://schemas.microsoft.com/office/word/2010/wordprocessingGroup" xmlns:wpi="http://schemas.microsoft.com/office/word/2010/wordprocessingInk" xmlns:wne="http://schemas.microsoft.com/office/word/2006/wordml" xmlns:wps="http://schemas.microsoft.com/office/word/2010/wordprocessingShape" mc:Ignorable="w14 w15 w16se w16cid w16 w16cex w16sdtdh w16sdtfl w16du wp14">
   <w:sdt>
     <w:sdtPr>
-      <w:rPr>
-        <w:sz w:val="18"/>
-        <w:szCs w:val="18"/>
-      </w:rPr>
-      <w:id w:val="-1083289336"/>
+      <w:id w:val="629217648"/>
       <w:docPartObj>
         <w:docPartGallery w:val="Page Numbers (Bottom of Page)"/>
         <w:docPartUnique/>
@@ -77,433 +197,27 @@
       <w:p>
         <w:pPr>
           <w:pStyle w:val="Footer"/>
-          <w:rPr>
-            <w:b/>
-            <w:bCs/>
-            <w:noProof/>
-            <w:color w:val="FFFFFF" w:themeColor="background1"/>
-            <w:sz w:val="18"/>
-            <w:szCs w:val="18"/>
-          </w:rPr>
         </w:pPr>
         <w:r>
-          <w:rPr>
-            <w:b/>
-            <w:bCs/>
-            <w:noProof/>
-            <w:color w:val="FFFFFF" w:themeColor="background1"/>
-          </w:rPr>
-          <mc:AlternateContent>
-            <mc:Choice Requires="wps">
-              <w:drawing>
-                <wp:anchor distT="0" distB="0" distL="114300" distR="114300" simplePos="0" relativeHeight="251663360" behindDoc="0" locked="0" layoutInCell="1" allowOverlap="1" wp14:anchorId="7B5F6D8E" wp14:editId="5390DBA7">
-                  <wp:simplePos x="0" y="0"/>
-                  <wp:positionH relativeFrom="column">
-                    <wp:posOffset>5402580</wp:posOffset>
-                  </wp:positionH>
-                  <wp:positionV relativeFrom="paragraph">
-                    <wp:posOffset>-62865</wp:posOffset>
-                  </wp:positionV>
-                  <wp:extent cx="1676400" cy="352425"/>
-                  <wp:effectExtent l="0" t="0" r="0" b="0"/>
-                  <wp:wrapNone/>
-                  <wp:docPr id="738586400" name="Text Box 3"/>
-                  <wp:cNvGraphicFramePr/>
-                  <a:graphic xmlns:a="http://schemas.openxmlformats.org/drawingml/2006/main">
-                    <a:graphicData uri="http://schemas.microsoft.com/office/word/2010/wordprocessingShape">
-                      <wps:wsp>
-                        <wps:cNvSpPr txBox="1"/>
-                        <wps:spPr>
-                          <a:xfrm>
-                            <a:off x="0" y="0"/>
-                            <a:ext cx="1676400" cy="352425"/>
-                          </a:xfrm>
-                          <a:prstGeom prst="rect">
-                            <a:avLst/>
-                          </a:prstGeom>
-                          <a:noFill/>
-                          <a:ln w="6350">
-                            <a:noFill/>
-                          </a:ln>
-                        </wps:spPr>
-                        <wps:txbx>
-                          <w:txbxContent>
-                            <w:p>
-                              <w:pPr>
-                                <w:rPr>
-                                  <w:b/>
-                                  <w:bCs/>
-                                  <w:color w:val="FFFFFF" w:themeColor="background1"/>
-                                </w:rPr>
-                              </w:pPr>
-                              <w:r>
-                                <w:rPr>
-                                  <w:b/>
-                                  <w:bCs/>
-                                  <w:noProof/>
-                                  <w:color w:val="FFFFFF" w:themeColor="background1"/>
-                                  <w:sz w:val="18"/>
-                                  <w:szCs w:val="18"/>
-                                </w:rPr>
-                                <w:t xml:space="preserve">          Date:  </w:t>
-                              </w:r>
-                              <w:r>
-                                <w:rPr>
-                                  <w:b/>
-                                  <w:bCs/>
-                                  <w:noProof/>
-                                  <w:color w:val="FFFFFF" w:themeColor="background1"/>
-                                  <w:sz w:val="18"/>
-                                  <w:szCs w:val="18"/>
-                                </w:rPr>
-                                <w:fldChar w:fldCharType="begin"/>
-                              </w:r>
-                              <w:r>
-                                <w:rPr>
-                                  <w:b/>
-                                  <w:bCs/>
-                                  <w:noProof/>
-                                  <w:color w:val="FFFFFF" w:themeColor="background1"/>
-                                  <w:sz w:val="18"/>
-                                  <w:szCs w:val="18"/>
-                                  <w:lang w:val="en-GB"/>
-                                </w:rPr>
-                                <w:instrText xml:space="preserve"> DATE \@ "dd MMMM yyyy" </w:instrText>
-                              </w:r>
-                              <w:r>
-                                <w:rPr>
-                                  <w:b/>
-                                  <w:bCs/>
-                                  <w:noProof/>
-                                  <w:color w:val="FFFFFF" w:themeColor="background1"/>
-                                  <w:sz w:val="18"/>
-                                  <w:szCs w:val="18"/>
-                                </w:rPr>
-                                <w:fldChar w:fldCharType="separate"/>
-                              </w:r>
-                              <w:r>
-                                <w:rPr>
-                                  <w:b/>
-                                  <w:bCs/>
-                                  <w:noProof/>
-                                  <w:color w:val="FFFFFF" w:themeColor="background1"/>
-                                  <w:sz w:val="18"/>
-                                  <w:szCs w:val="18"/>
-                                  <w:lang w:val="en-GB"/>
-                                </w:rPr>
-                                <w:t>27 January 2026</w:t>
-                              </w:r>
-                              <w:r>
-                                <w:rPr>
-                                  <w:b/>
-                                  <w:bCs/>
-                                  <w:noProof/>
-                                  <w:color w:val="FFFFFF" w:themeColor="background1"/>
-                                  <w:sz w:val="18"/>
-                                  <w:szCs w:val="18"/>
-                                </w:rPr>
-                                <w:fldChar w:fldCharType="end"/>
-                              </w:r>
-                            </w:p>
-                          </w:txbxContent>
-                        </wps:txbx>
-                        <wps:bodyPr rot="0" spcFirstLastPara="0" vertOverflow="overflow" horzOverflow="overflow" vert="horz" wrap="square" lIns="91440" tIns="45720" rIns="91440" bIns="45720" numCol="1" spcCol="0" rtlCol="0" fromWordArt="0" anchor="t" anchorCtr="0" forceAA="0" compatLnSpc="1">
-                          <a:prstTxWarp prst="textNoShape">
-                            <a:avLst/>
-                          </a:prstTxWarp>
-                          <a:noAutofit/>
-                        </wps:bodyPr>
-                      </wps:wsp>
-                    </a:graphicData>
-                  </a:graphic>
-                  <wp14:sizeRelH relativeFrom="margin">
-                    <wp14:pctWidth>0</wp14:pctWidth>
-                  </wp14:sizeRelH>
-                  <wp14:sizeRelV relativeFrom="margin">
-                    <wp14:pctHeight>0</wp14:pctHeight>
-                  </wp14:sizeRelV>
-                </wp:anchor>
-              </w:drawing>
-            </mc:Choice>
-            <mc:Fallback>
-              <w:pict>
-                <v:shapetype w14:anchorId="7B5F6D8E" id="_x0000_t202" coordsize="21600,21600" o:spt="202" path="m,l,21600r21600,l21600,xe">
-                  <v:stroke joinstyle="miter"/>
-                  <v:path gradientshapeok="t" o:connecttype="rect"/>
-                </v:shapetype>
-                <v:shape id="Text Box 3" o:spid="_x0000_s1029" type="#_x0000_t202" style="position:absolute;margin-left:425.4pt;margin-top:-4.95pt;width:132pt;height:27.75pt;z-index:251663360;visibility:visible;mso-wrap-style:square;mso-width-percent:0;mso-height-percent:0;mso-wrap-distance-left:9pt;mso-wrap-distance-top:0;mso-wrap-distance-right:9pt;mso-wrap-distance-bottom:0;mso-position-horizontal:absolute;mso-position-horizontal-relative:text;mso-position-vertical:absolute;mso-position-vertical-relative:text;mso-width-percent:0;mso-height-percent:0;mso-width-relative:margin;mso-height-relative:margin;v-text-anchor:top" o:gfxdata="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" filled="f" stroked="f" strokeweight=".5pt">
-                  <v:textbox>
-                    <w:txbxContent>
-                      <w:p>
-                        <w:pPr>
-                          <w:rPr>
-                            <w:b/>
-                            <w:bCs/>
-                            <w:color w:val="FFFFFF" w:themeColor="background1"/>
-                          </w:rPr>
-                        </w:pPr>
-                        <w:r>
-                          <w:rPr>
-                            <w:b/>
-                            <w:bCs/>
-                            <w:noProof/>
-                            <w:color w:val="FFFFFF" w:themeColor="background1"/>
-                            <w:sz w:val="18"/>
-                            <w:szCs w:val="18"/>
-                          </w:rPr>
-                          <w:t xml:space="preserve">          Date:  </w:t>
-                        </w:r>
-                        <w:r>
-                          <w:rPr>
-                            <w:b/>
-                            <w:bCs/>
-                            <w:noProof/>
-                            <w:color w:val="FFFFFF" w:themeColor="background1"/>
-                            <w:sz w:val="18"/>
-                            <w:szCs w:val="18"/>
-                          </w:rPr>
-                          <w:fldChar w:fldCharType="begin"/>
-                        </w:r>
-                        <w:r>
-                          <w:rPr>
-                            <w:b/>
-                            <w:bCs/>
-                            <w:noProof/>
-                            <w:color w:val="FFFFFF" w:themeColor="background1"/>
-                            <w:sz w:val="18"/>
-                            <w:szCs w:val="18"/>
-                            <w:lang w:val="en-GB"/>
-                          </w:rPr>
-                          <w:instrText xml:space="preserve"> DATE \@ "dd MMMM yyyy" </w:instrText>
-                        </w:r>
-                        <w:r>
-                          <w:rPr>
-                            <w:b/>
-                            <w:bCs/>
-                            <w:noProof/>
-                            <w:color w:val="FFFFFF" w:themeColor="background1"/>
-                            <w:sz w:val="18"/>
-                            <w:szCs w:val="18"/>
-                          </w:rPr>
-                          <w:fldChar w:fldCharType="separate"/>
-                        </w:r>
-                        <w:r>
-                          <w:rPr>
-                            <w:b/>
-                            <w:bCs/>
-                            <w:noProof/>
-                            <w:color w:val="FFFFFF" w:themeColor="background1"/>
-                            <w:sz w:val="18"/>
-                            <w:szCs w:val="18"/>
-                            <w:lang w:val="en-GB"/>
-                          </w:rPr>
-                          <w:t>27 January 2026</w:t>
-                        </w:r>
-                        <w:r>
-                          <w:rPr>
-                            <w:b/>
-                            <w:bCs/>
-                            <w:noProof/>
-                            <w:color w:val="FFFFFF" w:themeColor="background1"/>
-                            <w:sz w:val="18"/>
-                            <w:szCs w:val="18"/>
-                          </w:rPr>
-                          <w:fldChar w:fldCharType="end"/>
-                        </w:r>
-                      </w:p>
-                    </w:txbxContent>
-                  </v:textbox>
-                </v:shape>
-              </w:pict>
-            </mc:Fallback>
-          </mc:AlternateContent>
-        </w:r>
-        <w:r>
-          <w:rPr>
-            <w:b/>
-            <w:bCs/>
-            <w:noProof/>
-            <w:color w:val="FFFFFF" w:themeColor="background1"/>
-          </w:rPr>
-          <mc:AlternateContent>
-            <mc:Choice Requires="wps">
-              <w:drawing>
-                <wp:anchor distT="0" distB="0" distL="114300" distR="114300" simplePos="0" relativeHeight="251662336" behindDoc="1" locked="0" layoutInCell="1" allowOverlap="1" wp14:anchorId="24A992D1" wp14:editId="50480536">
-                  <wp:simplePos x="0" y="0"/>
-                  <wp:positionH relativeFrom="page">
-                    <wp:posOffset>-323850</wp:posOffset>
-                  </wp:positionH>
-                  <wp:positionV relativeFrom="paragraph">
-                    <wp:posOffset>-139065</wp:posOffset>
-                  </wp:positionV>
-                  <wp:extent cx="8210550" cy="733425"/>
-                  <wp:effectExtent l="0" t="0" r="0" b="9525"/>
-                  <wp:wrapNone/>
-                  <wp:docPr id="201447994" name="Rectangle 2"/>
-                  <wp:cNvGraphicFramePr/>
-                  <a:graphic xmlns:a="http://schemas.openxmlformats.org/drawingml/2006/main">
-                    <a:graphicData uri="http://schemas.microsoft.com/office/word/2010/wordprocessingShape">
-                      <wps:wsp>
-                        <wps:cNvSpPr/>
-                        <wps:spPr>
-                          <a:xfrm>
-                            <a:off x="0" y="0"/>
-                            <a:ext cx="8210550" cy="733425"/>
-                          </a:xfrm>
-                          <a:prstGeom prst="rect">
-                            <a:avLst/>
-                          </a:prstGeom>
-                          <a:solidFill>
-                            <a:srgbClr val="7399C3"/>
-                          </a:solidFill>
-                          <a:ln>
-                            <a:noFill/>
-                          </a:ln>
-                        </wps:spPr>
-                        <wps:style>
-                          <a:lnRef idx="2">
-                            <a:schemeClr val="accent1">
-                              <a:shade val="15000"/>
-                            </a:schemeClr>
-                          </a:lnRef>
-                          <a:fillRef idx="1">
-                            <a:schemeClr val="accent1"/>
-                          </a:fillRef>
-                          <a:effectRef idx="0">
-                            <a:schemeClr val="accent1"/>
-                          </a:effectRef>
-                          <a:fontRef idx="minor">
-                            <a:schemeClr val="lt1"/>
-                          </a:fontRef>
-                        </wps:style>
-                        <wps:bodyPr rot="0" spcFirstLastPara="0" vertOverflow="overflow" horzOverflow="overflow" vert="horz" wrap="square" lIns="0" tIns="0" rIns="0" bIns="0" numCol="1" spcCol="0" rtlCol="0" fromWordArt="0" anchor="ctr" anchorCtr="0" forceAA="0" compatLnSpc="1">
-                          <a:prstTxWarp prst="textNoShape">
-                            <a:avLst/>
-                          </a:prstTxWarp>
-                          <a:noAutofit/>
-                        </wps:bodyPr>
-                      </wps:wsp>
-                    </a:graphicData>
-                  </a:graphic>
-                  <wp14:sizeRelH relativeFrom="margin">
-                    <wp14:pctWidth>0</wp14:pctWidth>
-                  </wp14:sizeRelH>
-                  <wp14:sizeRelV relativeFrom="margin">
-                    <wp14:pctHeight>0</wp14:pctHeight>
-                  </wp14:sizeRelV>
-                </wp:anchor>
-              </w:drawing>
-            </mc:Choice>
-            <mc:Fallback>
-              <w:pict>
-                <v:rect w14:anchorId="32FBC0B5" id="Rectangle 2" o:spid="_x0000_s1026" style="position:absolute;margin-left:-25.5pt;margin-top:-10.95pt;width:646.5pt;height:57.75pt;z-index:-251654144;visibility:visible;mso-wrap-style:square;mso-width-percent:0;mso-height-percent:0;mso-wrap-distance-left:9pt;mso-wrap-distance-top:0;mso-wrap-distance-right:9pt;mso-wrap-distance-bottom:0;mso-position-horizontal:absolute;mso-position-horizontal-relative:page;mso-position-vertical:absolute;mso-position-vertical-relative:text;mso-width-percent:0;mso-height-percent:0;mso-width-relative:margin;mso-height-relative:margin;v-text-anchor:middle" o:gfxdata="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" fillcolor="#7399c3" stroked="f" strokeweight="1.5pt">
-                  <v:textbox inset="0,0,0,0"/>
-                  <w10:wrap anchorx="page"/>
-                </v:rect>
-              </w:pict>
-            </mc:Fallback>
-          </mc:AlternateContent>
-        </w:r>
-        <w:r>
-          <w:rPr>
-            <w:b/>
-            <w:bCs/>
-            <w:color w:val="FFFFFF" w:themeColor="background1"/>
-            <w:sz w:val="18"/>
-            <w:szCs w:val="18"/>
-          </w:rPr>
           <w:fldChar w:fldCharType="begin"/>
         </w:r>
         <w:r>
-          <w:rPr>
-            <w:b/>
-            <w:bCs/>
-            <w:color w:val="FFFFFF" w:themeColor="background1"/>
-            <w:sz w:val="18"/>
-            <w:szCs w:val="18"/>
-          </w:rPr>
           <w:instrText xml:space="preserve"> PAGE   \* MERGEFORMAT </w:instrText>
         </w:r>
         <w:r>
-          <w:rPr>
-            <w:b/>
-            <w:bCs/>
-            <w:color w:val="FFFFFF" w:themeColor="background1"/>
-            <w:sz w:val="18"/>
-            <w:szCs w:val="18"/>
-          </w:rPr>
           <w:fldChar w:fldCharType="separate"/>
         </w:r>
         <w:r>
           <w:rPr>
-            <w:b/>
-            <w:bCs/>
             <w:noProof/>
-            <w:color w:val="FFFFFF" w:themeColor="background1"/>
-            <w:sz w:val="18"/>
-            <w:szCs w:val="18"/>
           </w:rPr>
           <w:t>2</w:t>
         </w:r>
         <w:r>
           <w:rPr>
-            <w:b/>
-            <w:bCs/>
             <w:noProof/>
-            <w:color w:val="FFFFFF" w:themeColor="background1"/>
-            <w:sz w:val="18"/>
-            <w:szCs w:val="18"/>
           </w:rPr>
           <w:fldChar w:fldCharType="end"/>
-        </w:r>
-      </w:p>
-      <w:p>
-        <w:pPr>
-          <w:pStyle w:val="Footer"/>
-          <w:rPr>
-            <w:sz w:val="18"/>
-            <w:szCs w:val="18"/>
-          </w:rPr>
-        </w:pPr>
-        <w:r>
-          <w:rPr>
-            <w:noProof/>
-            <w:sz w:val="18"/>
-            <w:szCs w:val="18"/>
-          </w:rPr>
-          <w:t xml:space="preserve"> </w:t>
-        </w:r>
-        <w:r>
-          <w:rPr>
-            <w:noProof/>
-            <w:sz w:val="18"/>
-            <w:szCs w:val="18"/>
-          </w:rPr>
-          <w:tab/>
-        </w:r>
-        <w:r>
-          <w:rPr>
-            <w:noProof/>
-            <w:sz w:val="18"/>
-            <w:szCs w:val="18"/>
-          </w:rPr>
-          <w:t xml:space="preserve"> </w:t>
-        </w:r>
-        <w:r>
-          <w:rPr>
-            <w:noProof/>
-            <w:sz w:val="18"/>
-            <w:szCs w:val="18"/>
-          </w:rPr>
-          <w:t xml:space="preserve">  </w:t>
-        </w:r>
-        <w:r>
-          <w:rPr>
-            <w:noProof/>
-            <w:sz w:val="18"/>
-            <w:szCs w:val="18"/>
-          </w:rPr>
-          <w:tab/>
         </w:r>
       </w:p>
     </w:sdtContent>
@@ -517,6 +231,104 @@
     <w:pPr>
       <w:pStyle w:val="Footer"/>
     </w:pPr>
+    <w:r>
+      <w:rPr>
+        <w:noProof/>
+      </w:rPr>
+      <mc:AlternateContent>
+        <mc:Choice Requires="wps">
+          <w:drawing>
+            <wp:anchor distT="0" distB="0" distL="0" distR="0" simplePos="0" relativeHeight="251658262" behindDoc="0" locked="0" layoutInCell="1" allowOverlap="1" wp14:anchorId="3D1C8D40" wp14:editId="55B7568E">
+              <wp:simplePos x="635" y="635"/>
+              <wp:positionH relativeFrom="page">
+                <wp:align>center</wp:align>
+              </wp:positionH>
+              <wp:positionV relativeFrom="page">
+                <wp:align>bottom</wp:align>
+              </wp:positionV>
+              <wp:extent cx="1038225" cy="357505"/>
+              <wp:effectExtent l="0" t="0" r="9525" b="0"/>
+              <wp:wrapNone/>
+              <wp:docPr id="202104447" name="Text Box 10" descr="Restricted - External">
+                <a:extLst xmlns:a="http://schemas.openxmlformats.org/drawingml/2006/main">
+                  <a:ext uri="{5AE41FA2-C0FF-4470-9BD4-5FADCA87CBE2}">
+                    <aclsh:classification xmlns:aclsh="http://schemas.microsoft.com/office/drawing/2020/classificationShape" classificationOutcomeType="ftr"/>
+                  </a:ext>
+                </a:extLst>
+              </wp:docPr>
+              <wp:cNvGraphicFramePr/>
+              <a:graphic xmlns:a="http://schemas.openxmlformats.org/drawingml/2006/main">
+                <a:graphicData uri="http://schemas.microsoft.com/office/word/2010/wordprocessingShape">
+                  <wps:wsp>
+                    <wps:cNvSpPr txBox="1"/>
+                    <wps:spPr>
+                      <a:xfrm>
+                        <a:off x="0" y="0"/>
+                        <a:ext cx="1038225" cy="357505"/>
+                      </a:xfrm>
+                      <a:prstGeom prst="rect">
+                        <a:avLst/>
+                      </a:prstGeom>
+                      <a:noFill/>
+                      <a:ln>
+                        <a:noFill/>
+                      </a:ln>
+                    </wps:spPr>
+                    <wps:txbx>
+                      <w:txbxContent>
+                        <w:p>
+                          <w:pPr>
+                            <w:spacing w:after="0"/>
+                            <w:rPr>
+                              <w:rFonts w:ascii="Calibri" w:eastAsia="Calibri" w:hAnsi="Calibri" w:cs="Calibri"/>
+                              <w:noProof/>
+                              <w:color w:val="000000"/>
+                              <w:szCs w:val="20"/>
+                            </w:rPr>
+                          </w:pPr>
+                        </w:p>
+                      </w:txbxContent>
+                    </wps:txbx>
+                    <wps:bodyPr rot="0" spcFirstLastPara="0" vertOverflow="overflow" horzOverflow="overflow" vert="horz" wrap="none" lIns="0" tIns="0" rIns="0" bIns="190500" numCol="1" spcCol="0" rtlCol="0" fromWordArt="0" anchor="b" anchorCtr="0" forceAA="0" compatLnSpc="1">
+                      <a:prstTxWarp prst="textNoShape">
+                        <a:avLst/>
+                      </a:prstTxWarp>
+                      <a:spAutoFit/>
+                    </wps:bodyPr>
+                  </wps:wsp>
+                </a:graphicData>
+              </a:graphic>
+            </wp:anchor>
+          </w:drawing>
+        </mc:Choice>
+        <mc:Fallback>
+          <w:pict>
+            <v:shapetype w14:anchorId="3D1C8D40" id="_x0000_t202" coordsize="21600,21600" o:spt="202" path="m,l,21600r21600,l21600,xe">
+              <v:stroke joinstyle="miter"/>
+              <v:path gradientshapeok="t" o:connecttype="rect"/>
+            </v:shapetype>
+            <v:shape id="Text Box 10" o:spid="_x0000_s1029" type="#_x0000_t202" alt="Restricted - External" style="position:absolute;margin-left:0;margin-top:0;width:81.75pt;height:28.15pt;z-index:251658262;visibility:visible;mso-wrap-style:none;mso-wrap-distance-left:0;mso-wrap-distance-top:0;mso-wrap-distance-right:0;mso-wrap-distance-bottom:0;mso-position-horizontal:center;mso-position-horizontal-relative:page;mso-position-vertical:bottom;mso-position-vertical-relative:page;v-text-anchor:bottom" o:gfxdata="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" filled="f" stroked="f">
+              <v:textbox style="mso-fit-shape-to-text:t" inset="0,0,0,15pt">
+                <w:txbxContent>
+                  <w:p>
+                    <w:pPr>
+                      <w:spacing w:after="0"/>
+                      <w:rPr>
+                        <w:rFonts w:ascii="Calibri" w:eastAsia="Calibri" w:hAnsi="Calibri" w:cs="Calibri"/>
+                        <w:noProof/>
+                        <w:color w:val="000000"/>
+                        <w:szCs w:val="20"/>
+                      </w:rPr>
+                    </w:pPr>
+                  </w:p>
+                </w:txbxContent>
+              </v:textbox>
+              <w10:wrap anchorx="page" anchory="page"/>
+            </v:shape>
+          </w:pict>
+        </mc:Fallback>
+      </mc:AlternateContent>
+    </w:r>
   </w:p>
 </w:ftr>
 </file>
@@ -543,6 +355,13 @@
       </w:r>
     </w:p>
   </w:footnote>
+  <w:footnote w:type="continuationNotice" w:id="1">
+    <w:p>
+      <w:pPr>
+        <w:spacing w:after="0" w:line="240" w:lineRule="auto"/>
+      </w:pPr>
+    </w:p>
+  </w:footnote>
 </w:footnotes>
 </file>
 
@@ -550,183 +369,27 @@
 <w:hdr xmlns:wpc="http://schemas.microsoft.com/office/word/2010/wordprocessingCanvas" xmlns:cx="http://schemas.microsoft.com/office/drawing/2014/chartex" xmlns:cx1="http://schemas.microsoft.com/office/drawing/2015/9/8/chartex" xmlns:cx2="http://schemas.microsoft.com/office/drawing/2015/10/21/chartex" xmlns:cx3="http://schemas.microsoft.com/office/drawing/2016/5/9/chartex" xmlns:cx4="http://schemas.microsoft.com/office/drawing/2016/5/10/chartex" xmlns:cx5="http://schemas.microsoft.com/office/drawing/2016/5/11/chartex" xmlns:cx6="http://schemas.microsoft.com/office/drawing/2016/5/12/chartex" xmlns:cx7="http://schemas.microsoft.com/office/drawing/2016/5/13/chartex" xmlns:cx8="http://schemas.microsoft.com/office/drawing/2016/5/14/chartex" xmlns:mc="http://schemas.openxmlformats.org/markup-compatibility/2006" xmlns:aink="http://schemas.microsoft.com/office/drawing/2016/ink" xmlns:am3d="http://schemas.microsoft.com/office/drawing/2017/model3d" xmlns:o="urn:schemas-microsoft-com:office:office" xmlns:oel="http://schemas.microsoft.com/office/2019/extlst" xmlns:r="http://schemas.openxmlformats.org/officeDocument/2006/relationships" xmlns:m="http://schemas.openxmlformats.org/officeDocument/2006/math" xmlns:v="urn:schemas-microsoft-com:vml" xmlns:wp14="http://schemas.microsoft.com/office/word/2010/wordprocessingDrawing" xmlns:wp="http://schemas.openxmlformats.org/drawingml/2006/wordprocessingDrawing" xmlns:w10="urn:schemas-microsoft-com:office:word" xmlns:w="http://schemas.openxmlformats.org/wordprocessingml/2006/main" xmlns:w14="http://schemas.microsoft.com/office/word/2010/wordml" xmlns:w15="http://schemas.microsoft.com/office/word/2012/wordml" xmlns:w16cex="http://schemas.microsoft.com/office/word/2018/wordml/cex" xmlns:w16cid="http://schemas.microsoft.com/office/word/2016/wordml/cid" xmlns:w16="http://schemas.microsoft.com/office/word/2018/wordml" xmlns:w16du="http://schemas.microsoft.com/office/word/2023/wordml/word16du" xmlns:w16sdtdh="http://schemas.microsoft.com/office/word/2020/wordml/sdtdatahash" xmlns:w16sdtfl="http://schemas.microsoft.com/office/word/2024/wordml/sdtformatlock" xmlns:w16se="http://schemas.microsoft.com/office/word/2015/wordml/symex" xmlns:wpg="http://schemas.microsoft.com/office/word/2010/wordprocessingGroup" xmlns:wpi="http://schemas.microsoft.com/office/word/2010/wordprocessingInk" xmlns:wne="http://schemas.microsoft.com/office/word/2006/wordml" xmlns:wps="http://schemas.microsoft.com/office/word/2010/wordprocessingShape" mc:Ignorable="w14 w15 w16se w16cid w16 w16cex w16sdtdh w16sdtfl w16du wp14">
   <w:p>
     <w:pPr>
-      <w:pStyle w:val="Header"/>
-    </w:pPr>
-  </w:p>
-</w:hdr>
-</file>
-
-<file path=word/header2.xml><?xml version="1.0" encoding="utf-8"?>
-<w:hdr xmlns:wpc="http://schemas.microsoft.com/office/word/2010/wordprocessingCanvas" xmlns:cx="http://schemas.microsoft.com/office/drawing/2014/chartex" xmlns:cx1="http://schemas.microsoft.com/office/drawing/2015/9/8/chartex" xmlns:cx2="http://schemas.microsoft.com/office/drawing/2015/10/21/chartex" xmlns:cx3="http://schemas.microsoft.com/office/drawing/2016/5/9/chartex" xmlns:cx4="http://schemas.microsoft.com/office/drawing/2016/5/10/chartex" xmlns:cx5="http://schemas.microsoft.com/office/drawing/2016/5/11/chartex" xmlns:cx6="http://schemas.microsoft.com/office/drawing/2016/5/12/chartex" xmlns:cx7="http://schemas.microsoft.com/office/drawing/2016/5/13/chartex" xmlns:cx8="http://schemas.microsoft.com/office/drawing/2016/5/14/chartex" xmlns:mc="http://schemas.openxmlformats.org/markup-compatibility/2006" xmlns:aink="http://schemas.microsoft.com/office/drawing/2016/ink" xmlns:am3d="http://schemas.microsoft.com/office/drawing/2017/model3d" xmlns:o="urn:schemas-microsoft-com:office:office" xmlns:oel="http://schemas.microsoft.com/office/2019/extlst" xmlns:r="http://schemas.openxmlformats.org/officeDocument/2006/relationships" xmlns:m="http://schemas.openxmlformats.org/officeDocument/2006/math" xmlns:v="urn:schemas-microsoft-com:vml" xmlns:wp14="http://schemas.microsoft.com/office/word/2010/wordprocessingDrawing" xmlns:wp="http://schemas.openxmlformats.org/drawingml/2006/wordprocessingDrawing" xmlns:w10="urn:schemas-microsoft-com:office:word" xmlns:w="http://schemas.openxmlformats.org/wordprocessingml/2006/main" xmlns:w14="http://schemas.microsoft.com/office/word/2010/wordml" xmlns:w15="http://schemas.microsoft.com/office/word/2012/wordml" xmlns:w16cex="http://schemas.microsoft.com/office/word/2018/wordml/cex" xmlns:w16cid="http://schemas.microsoft.com/office/word/2016/wordml/cid" xmlns:w16="http://schemas.microsoft.com/office/word/2018/wordml" xmlns:w16du="http://schemas.microsoft.com/office/word/2023/wordml/word16du" xmlns:w16sdtdh="http://schemas.microsoft.com/office/word/2020/wordml/sdtdatahash" xmlns:w16sdtfl="http://schemas.microsoft.com/office/word/2024/wordml/sdtformatlock" xmlns:w16se="http://schemas.microsoft.com/office/word/2015/wordml/symex" xmlns:wpg="http://schemas.microsoft.com/office/word/2010/wordprocessingGroup" xmlns:wpi="http://schemas.microsoft.com/office/word/2010/wordprocessingInk" xmlns:wne="http://schemas.microsoft.com/office/word/2006/wordml" xmlns:wps="http://schemas.microsoft.com/office/word/2010/wordprocessingShape" mc:Ignorable="w14 w15 w16se w16cid w16 w16cex w16sdtdh w16sdtfl w16du wp14">
-  <w:p>
-    <w:pPr>
-      <w:pStyle w:val="Subtitle"/>
-      <w:tabs>
-        <w:tab w:val="left" w:pos="720"/>
-      </w:tabs>
-      <w:rPr>
-        <w:color w:val="FFFFFF" w:themeColor="background1"/>
-      </w:rPr>
+      <w:pStyle w:val="Hyperlinktext"/>
     </w:pPr>
     <w:r>
       <w:rPr>
         <w:noProof/>
-        <w:color w:val="FFFFFF" w:themeColor="background1"/>
-      </w:rPr>
-      <mc:AlternateContent>
-        <mc:Choice Requires="wpc">
-          <w:drawing>
-            <wp:anchor distT="0" distB="0" distL="114300" distR="114300" simplePos="0" relativeHeight="251658240" behindDoc="1" locked="0" layoutInCell="1" allowOverlap="1" wp14:anchorId="58A88443" wp14:editId="1A2A0840">
-              <wp:simplePos x="0" y="0"/>
-              <wp:positionH relativeFrom="page">
-                <wp:posOffset>5038725</wp:posOffset>
-              </wp:positionH>
-              <wp:positionV relativeFrom="paragraph">
-                <wp:posOffset>-447675</wp:posOffset>
-              </wp:positionV>
-              <wp:extent cx="3027680" cy="10696575"/>
-              <wp:effectExtent l="0" t="0" r="1270" b="9525"/>
-              <wp:wrapNone/>
-              <wp:docPr id="1349559154" name="Canvas 1"/>
-              <wp:cNvGraphicFramePr>
-                <a:graphicFrameLocks xmlns:a="http://schemas.openxmlformats.org/drawingml/2006/main" noChangeAspect="1"/>
-              </wp:cNvGraphicFramePr>
-              <a:graphic xmlns:a="http://schemas.openxmlformats.org/drawingml/2006/main">
-                <a:graphicData uri="http://schemas.microsoft.com/office/word/2010/wordprocessingCanvas">
-                  <wpc:wpc>
-                    <wpc:bg>
-                      <a:solidFill>
-                        <a:prstClr val="white"/>
-                      </a:solidFill>
-                    </wpc:bg>
-                    <wpc:whole/>
-                    <wps:wsp>
-                      <wps:cNvPr id="1360148632" name="Rectangle 1360148632"/>
-                      <wps:cNvSpPr/>
-                      <wps:spPr>
-                        <a:xfrm>
-                          <a:off x="66675" y="9525"/>
-                          <a:ext cx="2837845" cy="10677525"/>
-                        </a:xfrm>
-                        <a:prstGeom prst="rect">
-                          <a:avLst/>
-                        </a:prstGeom>
-                        <a:solidFill>
-                          <a:schemeClr val="bg2">
-                            <a:lumMod val="90000"/>
-                          </a:schemeClr>
-                        </a:solidFill>
-                        <a:ln>
-                          <a:noFill/>
-                        </a:ln>
-                      </wps:spPr>
-                      <wps:style>
-                        <a:lnRef idx="2">
-                          <a:schemeClr val="accent1">
-                            <a:shade val="15000"/>
-                          </a:schemeClr>
-                        </a:lnRef>
-                        <a:fillRef idx="1">
-                          <a:schemeClr val="accent1"/>
-                        </a:fillRef>
-                        <a:effectRef idx="0">
-                          <a:schemeClr val="accent1"/>
-                        </a:effectRef>
-                        <a:fontRef idx="minor">
-                          <a:schemeClr val="lt1"/>
-                        </a:fontRef>
-                      </wps:style>
-                      <wps:txbx>
-                        <w:txbxContent>
-                          <w:p>
-                            <w:pPr>
-                              <w:jc w:val="center"/>
-                            </w:pPr>
-                          </w:p>
-                        </w:txbxContent>
-                      </wps:txbx>
-                      <wps:bodyPr rot="0" spcFirstLastPara="0" vertOverflow="overflow" horzOverflow="overflow" vert="horz" wrap="square" lIns="91440" tIns="45720" rIns="91440" bIns="45720" numCol="1" spcCol="0" rtlCol="0" fromWordArt="0" anchor="ctr" anchorCtr="0" forceAA="0" compatLnSpc="1">
-                        <a:prstTxWarp prst="textNoShape">
-                          <a:avLst/>
-                        </a:prstTxWarp>
-                        <a:noAutofit/>
-                      </wps:bodyPr>
-                    </wps:wsp>
-                  </wpc:wpc>
-                </a:graphicData>
-              </a:graphic>
-              <wp14:sizeRelH relativeFrom="margin">
-                <wp14:pctWidth>0</wp14:pctWidth>
-              </wp14:sizeRelH>
-              <wp14:sizeRelV relativeFrom="margin">
-                <wp14:pctHeight>0</wp14:pctHeight>
-              </wp14:sizeRelV>
-            </wp:anchor>
-          </w:drawing>
-        </mc:Choice>
-        <mc:Fallback>
-          <w:pict>
-            <v:group w14:anchorId="58A88443" id="Canvas 1" o:spid="_x0000_s1026" editas="canvas" style="position:absolute;margin-left:396.75pt;margin-top:-35.25pt;width:238.4pt;height:842.25pt;z-index:-251658240;mso-position-horizontal-relative:page;mso-width-relative:margin;mso-height-relative:margin" coordsize="30276,106965" o:gfxdata="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">
-              <v:shapetype id="_x0000_t75" coordsize="21600,21600" o:spt="75" o:preferrelative="t" path="m@4@5l@4@11@9@11@9@5xe" filled="f" stroked="f">
-                <v:stroke joinstyle="miter"/>
-                <v:formulas>
-                  <v:f eqn="if lineDrawn pixelLineWidth 0"/>
-                  <v:f eqn="sum @0 1 0"/>
-                  <v:f eqn="sum 0 0 @1"/>
-                  <v:f eqn="prod @2 1 2"/>
-                  <v:f eqn="prod @3 21600 pixelWidth"/>
-                  <v:f eqn="prod @3 21600 pixelHeight"/>
-                  <v:f eqn="sum @0 0 1"/>
-                  <v:f eqn="prod @6 1 2"/>
-                  <v:f eqn="prod @7 21600 pixelWidth"/>
-                  <v:f eqn="sum @8 21600 0"/>
-                  <v:f eqn="prod @7 21600 pixelHeight"/>
-                  <v:f eqn="sum @10 21600 0"/>
-                </v:formulas>
-                <v:path o:extrusionok="f" gradientshapeok="t" o:connecttype="rect"/>
-                <o:lock v:ext="edit" aspectratio="t"/>
-              </v:shapetype>
-              <v:shape id="_x0000_s1027" type="#_x0000_t75" style="position:absolute;width:30276;height:106965;visibility:visible;mso-wrap-style:square" filled="t">
-                <v:fill o:detectmouseclick="t"/>
-                <v:path o:connecttype="none"/>
-              </v:shape>
-              <v:rect id="Rectangle 1360148632" o:spid="_x0000_s1028" style="position:absolute;left:666;top:95;width:28379;height:106775;visibility:visible;mso-wrap-style:square;v-text-anchor:middle" o:gfxdata="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" fillcolor="#d0d0d0 [2894]" stroked="f" strokeweight="1.5pt">
-                <v:textbox>
-                  <w:txbxContent>
-                    <w:p>
-                      <w:pPr>
-                        <w:jc w:val="center"/>
-                      </w:pPr>
-                    </w:p>
-                  </w:txbxContent>
-                </v:textbox>
-              </v:rect>
-              <w10:wrap anchorx="page"/>
-            </v:group>
-          </w:pict>
-        </mc:Fallback>
-      </mc:AlternateContent>
-    </w:r>
-    <w:r>
-      <w:rPr>
-        <w:noProof/>
-        <w:color w:val="FFFFFF" w:themeColor="background1"/>
       </w:rPr>
       <mc:AlternateContent>
         <mc:Choice Requires="wps">
           <w:drawing>
-            <wp:anchor distT="0" distB="0" distL="114300" distR="114300" simplePos="0" relativeHeight="251660288" behindDoc="1" locked="0" layoutInCell="1" allowOverlap="1" wp14:anchorId="294FD5AE" wp14:editId="71E47004">
+            <wp:anchor distT="0" distB="0" distL="114300" distR="114300" simplePos="0" relativeHeight="251658240" behindDoc="0" locked="0" layoutInCell="1" allowOverlap="1" wp14:anchorId="56BE0F6C" wp14:editId="5F1C1A0F">
               <wp:simplePos x="0" y="0"/>
               <wp:positionH relativeFrom="page">
-                <wp:posOffset>-592455</wp:posOffset>
+                <wp:align>left</wp:align>
               </wp:positionH>
               <wp:positionV relativeFrom="paragraph">
-                <wp:posOffset>-1905</wp:posOffset>
+                <wp:posOffset>-511176</wp:posOffset>
               </wp:positionV>
-              <wp:extent cx="8210550" cy="866775"/>
-              <wp:effectExtent l="0" t="0" r="0" b="9525"/>
+              <wp:extent cx="10887075" cy="828675"/>
+              <wp:effectExtent l="0" t="0" r="9525" b="9525"/>
               <wp:wrapNone/>
-              <wp:docPr id="1937660954" name="Rectangle 2"/>
+              <wp:docPr id="1671239683" name="Rectangle 2"/>
               <wp:cNvGraphicFramePr/>
               <a:graphic xmlns:a="http://schemas.openxmlformats.org/drawingml/2006/main">
                 <a:graphicData uri="http://schemas.microsoft.com/office/word/2010/wordprocessingShape">
@@ -735,13 +398,13 @@
                     <wps:spPr>
                       <a:xfrm>
                         <a:off x="0" y="0"/>
-                        <a:ext cx="8210550" cy="866775"/>
+                        <a:ext cx="10887075" cy="828675"/>
                       </a:xfrm>
                       <a:prstGeom prst="rect">
                         <a:avLst/>
                       </a:prstGeom>
                       <a:solidFill>
-                        <a:srgbClr val="7399C3"/>
+                        <a:srgbClr val="00395D"/>
                       </a:solidFill>
                       <a:ln>
                         <a:noFill/>
@@ -763,7 +426,20 @@
                         <a:schemeClr val="lt1"/>
                       </a:fontRef>
                     </wps:style>
-                    <wps:bodyPr rot="0" spcFirstLastPara="0" vertOverflow="overflow" horzOverflow="overflow" vert="horz" wrap="square" lIns="0" tIns="0" rIns="0" bIns="0" numCol="1" spcCol="0" rtlCol="0" fromWordArt="0" anchor="ctr" anchorCtr="0" forceAA="0" compatLnSpc="1">
+                    <wps:txbx>
+                      <w:txbxContent>
+                        <w:p>
+                          <w:pPr>
+                            <w:ind w:left="737"/>
+                            <w:rPr>
+                              <w:sz w:val="24"/>
+                              <w:szCs w:val="28"/>
+                            </w:rPr>
+                          </w:pPr>
+                        </w:p>
+                      </w:txbxContent>
+                    </wps:txbx>
+                    <wps:bodyPr rot="0" spcFirstLastPara="0" vertOverflow="overflow" horzOverflow="overflow" vert="horz" wrap="square" lIns="91440" tIns="45720" rIns="91440" bIns="45720" numCol="1" spcCol="0" rtlCol="0" fromWordArt="0" anchor="ctr" anchorCtr="0" forceAA="0" compatLnSpc="1">
                       <a:prstTxWarp prst="textNoShape">
                         <a:avLst/>
                       </a:prstTxWarp>
@@ -783,32 +459,1260 @@
         </mc:Choice>
         <mc:Fallback>
           <w:pict>
-            <v:rect w14:anchorId="2468D4A7" id="Rectangle 2" o:spid="_x0000_s1026" style="position:absolute;margin-left:-46.65pt;margin-top:-.15pt;width:646.5pt;height:68.25pt;z-index:-251656192;visibility:visible;mso-wrap-style:square;mso-width-percent:0;mso-height-percent:0;mso-wrap-distance-left:9pt;mso-wrap-distance-top:0;mso-wrap-distance-right:9pt;mso-wrap-distance-bottom:0;mso-position-horizontal:absolute;mso-position-horizontal-relative:page;mso-position-vertical:absolute;mso-position-vertical-relative:text;mso-width-percent:0;mso-height-percent:0;mso-width-relative:margin;mso-height-relative:margin;v-text-anchor:middle" o:gfxdata="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" fillcolor="#7399c3" stroked="f" strokeweight="1.5pt">
-              <v:textbox inset="0,0,0,0"/>
+            <v:rect w14:anchorId="56BE0F6C" id="Rectangle 2" o:spid="_x0000_s1026" style="position:absolute;margin-left:0;margin-top:-40.25pt;width:857.25pt;height:65.25pt;z-index:251658240;visibility:visible;mso-wrap-style:square;mso-width-percent:0;mso-height-percent:0;mso-wrap-distance-left:9pt;mso-wrap-distance-top:0;mso-wrap-distance-right:9pt;mso-wrap-distance-bottom:0;mso-position-horizontal:left;mso-position-horizontal-relative:page;mso-position-vertical:absolute;mso-position-vertical-relative:text;mso-width-percent:0;mso-height-percent:0;mso-width-relative:margin;mso-height-relative:margin;v-text-anchor:middle" o:gfxdata="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" fillcolor="#00395d" stroked="f" strokeweight="1pt">
+              <v:textbox>
+                <w:txbxContent>
+                  <w:p>
+                    <w:pPr>
+                      <w:ind w:left="737"/>
+                      <w:rPr>
+                        <w:sz w:val="24"/>
+                        <w:szCs w:val="28"/>
+                      </w:rPr>
+                    </w:pPr>
+                  </w:p>
+                </w:txbxContent>
+              </v:textbox>
               <w10:wrap anchorx="page"/>
             </v:rect>
           </w:pict>
         </mc:Fallback>
       </mc:AlternateContent>
     </w:r>
+  </w:p>
+</w:hdr>
+</file>
+
+<file path=word/header2.xml><?xml version="1.0" encoding="utf-8"?>
+<w:hdr xmlns:wpc="http://schemas.microsoft.com/office/word/2010/wordprocessingCanvas" xmlns:cx="http://schemas.microsoft.com/office/drawing/2014/chartex" xmlns:cx1="http://schemas.microsoft.com/office/drawing/2015/9/8/chartex" xmlns:cx2="http://schemas.microsoft.com/office/drawing/2015/10/21/chartex" xmlns:cx3="http://schemas.microsoft.com/office/drawing/2016/5/9/chartex" xmlns:cx4="http://schemas.microsoft.com/office/drawing/2016/5/10/chartex" xmlns:cx5="http://schemas.microsoft.com/office/drawing/2016/5/11/chartex" xmlns:cx6="http://schemas.microsoft.com/office/drawing/2016/5/12/chartex" xmlns:cx7="http://schemas.microsoft.com/office/drawing/2016/5/13/chartex" xmlns:cx8="http://schemas.microsoft.com/office/drawing/2016/5/14/chartex" xmlns:mc="http://schemas.openxmlformats.org/markup-compatibility/2006" xmlns:aink="http://schemas.microsoft.com/office/drawing/2016/ink" xmlns:am3d="http://schemas.microsoft.com/office/drawing/2017/model3d" xmlns:o="urn:schemas-microsoft-com:office:office" xmlns:oel="http://schemas.microsoft.com/office/2019/extlst" xmlns:r="http://schemas.openxmlformats.org/officeDocument/2006/relationships" xmlns:m="http://schemas.openxmlformats.org/officeDocument/2006/math" xmlns:v="urn:schemas-microsoft-com:vml" xmlns:wp14="http://schemas.microsoft.com/office/word/2010/wordprocessingDrawing" xmlns:wp="http://schemas.openxmlformats.org/drawingml/2006/wordprocessingDrawing" xmlns:w10="urn:schemas-microsoft-com:office:word" xmlns:w="http://schemas.openxmlformats.org/wordprocessingml/2006/main" xmlns:w14="http://schemas.microsoft.com/office/word/2010/wordml" xmlns:w15="http://schemas.microsoft.com/office/word/2012/wordml" xmlns:w16cex="http://schemas.microsoft.com/office/word/2018/wordml/cex" xmlns:w16cid="http://schemas.microsoft.com/office/word/2016/wordml/cid" xmlns:w16="http://schemas.microsoft.com/office/word/2018/wordml" xmlns:w16du="http://schemas.microsoft.com/office/word/2023/wordml/word16du" xmlns:w16sdtdh="http://schemas.microsoft.com/office/word/2020/wordml/sdtdatahash" xmlns:w16sdtfl="http://schemas.microsoft.com/office/word/2024/wordml/sdtformatlock" xmlns:w16se="http://schemas.microsoft.com/office/word/2015/wordml/symex" xmlns:wpg="http://schemas.microsoft.com/office/word/2010/wordprocessingGroup" xmlns:wpi="http://schemas.microsoft.com/office/word/2010/wordprocessingInk" xmlns:wne="http://schemas.microsoft.com/office/word/2006/wordml" xmlns:wps="http://schemas.microsoft.com/office/word/2010/wordprocessingShape" mc:Ignorable="w14 w15 w16se w16cid w16 w16cex w16sdtdh w16sdtfl w16du wp14">
+  <w:p>
+    <w:pPr>
+      <w:pStyle w:val="Header"/>
+    </w:pPr>
     <w:r>
       <w:rPr>
-        <w:color w:val="FFFFFF" w:themeColor="background1"/>
-      </w:rPr>
-      <w:tab/>
+        <w:noProof/>
+      </w:rPr>
+      <mc:AlternateContent>
+        <mc:Choice Requires="wps">
+          <w:drawing>
+            <wp:anchor distT="0" distB="0" distL="114300" distR="114300" simplePos="0" relativeHeight="251656190" behindDoc="1" locked="1" layoutInCell="1" allowOverlap="1" wp14:anchorId="6F431D15" wp14:editId="0680BC08">
+              <wp:simplePos x="0" y="0"/>
+              <wp:positionH relativeFrom="page">
+                <wp:align>right</wp:align>
+              </wp:positionH>
+              <wp:positionV relativeFrom="page">
+                <wp:align>bottom</wp:align>
+              </wp:positionV>
+              <wp:extent cx="2739600" cy="6915600"/>
+              <wp:effectExtent l="0" t="0" r="3810" b="0"/>
+              <wp:wrapNone/>
+              <wp:docPr id="1189436900" name="Rectangle 3"/>
+              <wp:cNvGraphicFramePr/>
+              <a:graphic xmlns:a="http://schemas.openxmlformats.org/drawingml/2006/main">
+                <a:graphicData uri="http://schemas.microsoft.com/office/word/2010/wordprocessingShape">
+                  <wps:wsp>
+                    <wps:cNvSpPr/>
+                    <wps:spPr>
+                      <a:xfrm>
+                        <a:off x="0" y="0"/>
+                        <a:ext cx="2739600" cy="6915600"/>
+                      </a:xfrm>
+                      <a:prstGeom prst="rect">
+                        <a:avLst/>
+                      </a:prstGeom>
+                      <a:solidFill>
+                        <a:srgbClr val="D9D9D9"/>
+                      </a:solidFill>
+                      <a:ln>
+                        <a:noFill/>
+                      </a:ln>
+                    </wps:spPr>
+                    <wps:style>
+                      <a:lnRef idx="2">
+                        <a:schemeClr val="accent1">
+                          <a:shade val="15000"/>
+                        </a:schemeClr>
+                      </a:lnRef>
+                      <a:fillRef idx="1">
+                        <a:schemeClr val="accent1"/>
+                      </a:fillRef>
+                      <a:effectRef idx="0">
+                        <a:schemeClr val="accent1"/>
+                      </a:effectRef>
+                      <a:fontRef idx="minor">
+                        <a:schemeClr val="lt1"/>
+                      </a:fontRef>
+                    </wps:style>
+                    <wps:bodyPr rot="0" spcFirstLastPara="0" vertOverflow="overflow" horzOverflow="overflow" vert="horz" wrap="square" lIns="91440" tIns="45720" rIns="91440" bIns="45720" numCol="1" spcCol="0" rtlCol="0" fromWordArt="0" anchor="ctr" anchorCtr="0" forceAA="0" compatLnSpc="1">
+                      <a:prstTxWarp prst="textNoShape">
+                        <a:avLst/>
+                      </a:prstTxWarp>
+                      <a:noAutofit/>
+                    </wps:bodyPr>
+                  </wps:wsp>
+                </a:graphicData>
+              </a:graphic>
+              <wp14:sizeRelH relativeFrom="margin">
+                <wp14:pctWidth>0</wp14:pctWidth>
+              </wp14:sizeRelH>
+              <wp14:sizeRelV relativeFrom="margin">
+                <wp14:pctHeight>0</wp14:pctHeight>
+              </wp14:sizeRelV>
+            </wp:anchor>
+          </w:drawing>
+        </mc:Choice>
+        <mc:Fallback>
+          <w:pict>
+            <v:rect w14:anchorId="710E16E3" id="Rectangle 3" o:spid="_x0000_s1026" style="position:absolute;margin-left:164.5pt;margin-top:0;width:215.7pt;height:544.55pt;z-index:-251660290;visibility:visible;mso-wrap-style:square;mso-width-percent:0;mso-height-percent:0;mso-wrap-distance-left:9pt;mso-wrap-distance-top:0;mso-wrap-distance-right:9pt;mso-wrap-distance-bottom:0;mso-position-horizontal:right;mso-position-horizontal-relative:page;mso-position-vertical:bottom;mso-position-vertical-relative:page;mso-width-percent:0;mso-height-percent:0;mso-width-relative:margin;mso-height-relative:margin;v-text-anchor:middle" o:gfxdata="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" fillcolor="#d9d9d9" stroked="f" strokeweight="1pt">
+              <w10:wrap anchorx="page" anchory="page"/>
+              <w10:anchorlock/>
+            </v:rect>
+          </w:pict>
+        </mc:Fallback>
+      </mc:AlternateContent>
+    </w:r>
+    <w:r>
+      <w:rPr>
+        <w:noProof/>
+      </w:rPr>
+      <mc:AlternateContent>
+        <mc:Choice Requires="wps">
+          <w:drawing>
+            <wp:anchor distT="0" distB="0" distL="114300" distR="114300" simplePos="0" relativeHeight="251657215" behindDoc="1" locked="1" layoutInCell="1" allowOverlap="1" wp14:anchorId="5D307AC1" wp14:editId="7973BD61">
+              <wp:simplePos x="0" y="0"/>
+              <wp:positionH relativeFrom="page">
+                <wp:align>left</wp:align>
+              </wp:positionH>
+              <wp:positionV relativeFrom="page">
+                <wp:posOffset>0</wp:posOffset>
+              </wp:positionV>
+              <wp:extent cx="10886400" cy="644400"/>
+              <wp:effectExtent l="0" t="0" r="0" b="3810"/>
+              <wp:wrapNone/>
+              <wp:docPr id="815008784" name="Rectangle 2"/>
+              <wp:cNvGraphicFramePr/>
+              <a:graphic xmlns:a="http://schemas.openxmlformats.org/drawingml/2006/main">
+                <a:graphicData uri="http://schemas.microsoft.com/office/word/2010/wordprocessingShape">
+                  <wps:wsp>
+                    <wps:cNvSpPr/>
+                    <wps:spPr>
+                      <a:xfrm>
+                        <a:off x="0" y="0"/>
+                        <a:ext cx="10886400" cy="644400"/>
+                      </a:xfrm>
+                      <a:prstGeom prst="rect">
+                        <a:avLst/>
+                      </a:prstGeom>
+                      <a:solidFill>
+                        <a:srgbClr val="00395D"/>
+                      </a:solidFill>
+                      <a:ln>
+                        <a:noFill/>
+                      </a:ln>
+                    </wps:spPr>
+                    <wps:style>
+                      <a:lnRef idx="2">
+                        <a:schemeClr val="accent1">
+                          <a:shade val="15000"/>
+                        </a:schemeClr>
+                      </a:lnRef>
+                      <a:fillRef idx="1">
+                        <a:schemeClr val="accent1"/>
+                      </a:fillRef>
+                      <a:effectRef idx="0">
+                        <a:schemeClr val="accent1"/>
+                      </a:effectRef>
+                      <a:fontRef idx="minor">
+                        <a:schemeClr val="lt1"/>
+                      </a:fontRef>
+                    </wps:style>
+                    <wps:txbx>
+                      <w:txbxContent>
+                        <w:p>
+                          <w:pPr>
+                            <w:ind w:left="737"/>
+                            <w:rPr>
+                              <w:sz w:val="24"/>
+                              <w:szCs w:val="28"/>
+                            </w:rPr>
+                          </w:pPr>
+                        </w:p>
+                      </w:txbxContent>
+                    </wps:txbx>
+                    <wps:bodyPr rot="0" spcFirstLastPara="0" vertOverflow="overflow" horzOverflow="overflow" vert="horz" wrap="square" lIns="91440" tIns="45720" rIns="91440" bIns="45720" numCol="1" spcCol="0" rtlCol="0" fromWordArt="0" anchor="ctr" anchorCtr="0" forceAA="0" compatLnSpc="1">
+                      <a:prstTxWarp prst="textNoShape">
+                        <a:avLst/>
+                      </a:prstTxWarp>
+                      <a:noAutofit/>
+                    </wps:bodyPr>
+                  </wps:wsp>
+                </a:graphicData>
+              </a:graphic>
+              <wp14:sizeRelH relativeFrom="margin">
+                <wp14:pctWidth>0</wp14:pctWidth>
+              </wp14:sizeRelH>
+              <wp14:sizeRelV relativeFrom="margin">
+                <wp14:pctHeight>0</wp14:pctHeight>
+              </wp14:sizeRelV>
+            </wp:anchor>
+          </w:drawing>
+        </mc:Choice>
+        <mc:Fallback>
+          <w:pict>
+            <v:rect w14:anchorId="5D307AC1" id="_x0000_s1028" style="position:absolute;margin-left:0;margin-top:0;width:857.2pt;height:50.75pt;z-index:-251659265;visibility:visible;mso-wrap-style:square;mso-width-percent:0;mso-height-percent:0;mso-wrap-distance-left:9pt;mso-wrap-distance-top:0;mso-wrap-distance-right:9pt;mso-wrap-distance-bottom:0;mso-position-horizontal:left;mso-position-horizontal-relative:page;mso-position-vertical:absolute;mso-position-vertical-relative:page;mso-width-percent:0;mso-height-percent:0;mso-width-relative:margin;mso-height-relative:margin;v-text-anchor:middle" o:gfxdata="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" fillcolor="#00395d" stroked="f" strokeweight="1pt">
+              <v:textbox>
+                <w:txbxContent>
+                  <w:p>
+                    <w:pPr>
+                      <w:ind w:left="737"/>
+                      <w:rPr>
+                        <w:sz w:val="24"/>
+                        <w:szCs w:val="28"/>
+                      </w:rPr>
+                    </w:pPr>
+                  </w:p>
+                </w:txbxContent>
+              </v:textbox>
+              <w10:wrap anchorx="page" anchory="page"/>
+              <w10:anchorlock/>
+            </v:rect>
+          </w:pict>
+        </mc:Fallback>
+      </mc:AlternateContent>
     </w:r>
   </w:p>
 </w:hdr>
 </file>
 
-<file path=word/header3.xml><?xml version="1.0" encoding="utf-8"?>
-<w:hdr xmlns:wpc="http://schemas.microsoft.com/office/word/2010/wordprocessingCanvas" xmlns:cx="http://schemas.microsoft.com/office/drawing/2014/chartex" xmlns:cx1="http://schemas.microsoft.com/office/drawing/2015/9/8/chartex" xmlns:cx2="http://schemas.microsoft.com/office/drawing/2015/10/21/chartex" xmlns:cx3="http://schemas.microsoft.com/office/drawing/2016/5/9/chartex" xmlns:cx4="http://schemas.microsoft.com/office/drawing/2016/5/10/chartex" xmlns:cx5="http://schemas.microsoft.com/office/drawing/2016/5/11/chartex" xmlns:cx6="http://schemas.microsoft.com/office/drawing/2016/5/12/chartex" xmlns:cx7="http://schemas.microsoft.com/office/drawing/2016/5/13/chartex" xmlns:cx8="http://schemas.microsoft.com/office/drawing/2016/5/14/chartex" xmlns:mc="http://schemas.openxmlformats.org/markup-compatibility/2006" xmlns:aink="http://schemas.microsoft.com/office/drawing/2016/ink" xmlns:am3d="http://schemas.microsoft.com/office/drawing/2017/model3d" xmlns:o="urn:schemas-microsoft-com:office:office" xmlns:oel="http://schemas.microsoft.com/office/2019/extlst" xmlns:r="http://schemas.openxmlformats.org/officeDocument/2006/relationships" xmlns:m="http://schemas.openxmlformats.org/officeDocument/2006/math" xmlns:v="urn:schemas-microsoft-com:vml" xmlns:wp14="http://schemas.microsoft.com/office/word/2010/wordprocessingDrawing" xmlns:wp="http://schemas.openxmlformats.org/drawingml/2006/wordprocessingDrawing" xmlns:w10="urn:schemas-microsoft-com:office:word" xmlns:w="http://schemas.openxmlformats.org/wordprocessingml/2006/main" xmlns:w14="http://schemas.microsoft.com/office/word/2010/wordml" xmlns:w15="http://schemas.microsoft.com/office/word/2012/wordml" xmlns:w16cex="http://schemas.microsoft.com/office/word/2018/wordml/cex" xmlns:w16cid="http://schemas.microsoft.com/office/word/2016/wordml/cid" xmlns:w16="http://schemas.microsoft.com/office/word/2018/wordml" xmlns:w16du="http://schemas.microsoft.com/office/word/2023/wordml/word16du" xmlns:w16sdtdh="http://schemas.microsoft.com/office/word/2020/wordml/sdtdatahash" xmlns:w16sdtfl="http://schemas.microsoft.com/office/word/2024/wordml/sdtformatlock" xmlns:w16se="http://schemas.microsoft.com/office/word/2015/wordml/symex" xmlns:wpg="http://schemas.microsoft.com/office/word/2010/wordprocessingGroup" xmlns:wpi="http://schemas.microsoft.com/office/word/2010/wordprocessingInk" xmlns:wne="http://schemas.microsoft.com/office/word/2006/wordml" xmlns:wps="http://schemas.microsoft.com/office/word/2010/wordprocessingShape" mc:Ignorable="w14 w15 w16se w16cid w16 w16cex w16sdtdh w16sdtfl w16du wp14">
-  <w:p>
-    <w:pPr>
-      <w:pStyle w:val="Header"/>
-    </w:pPr>
-  </w:p>
-</w:hdr>
+<file path=word/numbering.xml><?xml version="1.0" encoding="utf-8"?>
+<w:numbering xmlns:wpc="http://schemas.microsoft.com/office/word/2010/wordprocessingCanvas" xmlns:cx="http://schemas.microsoft.com/office/drawing/2014/chartex" xmlns:cx1="http://schemas.microsoft.com/office/drawing/2015/9/8/chartex" xmlns:cx2="http://schemas.microsoft.com/office/drawing/2015/10/21/chartex" xmlns:cx3="http://schemas.microsoft.com/office/drawing/2016/5/9/chartex" xmlns:cx4="http://schemas.microsoft.com/office/drawing/2016/5/10/chartex" xmlns:cx5="http://schemas.microsoft.com/office/drawing/2016/5/11/chartex" xmlns:cx6="http://schemas.microsoft.com/office/drawing/2016/5/12/chartex" xmlns:cx7="http://schemas.microsoft.com/office/drawing/2016/5/13/chartex" xmlns:cx8="http://schemas.microsoft.com/office/drawing/2016/5/14/chartex" xmlns:mc="http://schemas.openxmlformats.org/markup-compatibility/2006" xmlns:aink="http://schemas.microsoft.com/office/drawing/2016/ink" xmlns:am3d="http://schemas.microsoft.com/office/drawing/2017/model3d" xmlns:o="urn:schemas-microsoft-com:office:office" xmlns:oel="http://schemas.microsoft.com/office/2019/extlst" xmlns:r="http://schemas.openxmlformats.org/officeDocument/2006/relationships" xmlns:m="http://schemas.openxmlformats.org/officeDocument/2006/math" xmlns:v="urn:schemas-microsoft-com:vml" xmlns:wp14="http://schemas.microsoft.com/office/word/2010/wordprocessingDrawing" xmlns:wp="http://schemas.openxmlformats.org/drawingml/2006/wordprocessingDrawing" xmlns:w10="urn:schemas-microsoft-com:office:word" xmlns:w="http://schemas.openxmlformats.org/wordprocessingml/2006/main" xmlns:w14="http://schemas.microsoft.com/office/word/2010/wordml" xmlns:w15="http://schemas.microsoft.com/office/word/2012/wordml" xmlns:w16cex="http://schemas.microsoft.com/office/word/2018/wordml/cex" xmlns:w16cid="http://schemas.microsoft.com/office/word/2016/wordml/cid" xmlns:w16="http://schemas.microsoft.com/office/word/2018/wordml" xmlns:w16du="http://schemas.microsoft.com/office/word/2023/wordml/word16du" xmlns:w16sdtdh="http://schemas.microsoft.com/office/word/2020/wordml/sdtdatahash" xmlns:w16sdtfl="http://schemas.microsoft.com/office/word/2024/wordml/sdtformatlock" xmlns:w16se="http://schemas.microsoft.com/office/word/2015/wordml/symex" xmlns:wpg="http://schemas.microsoft.com/office/word/2010/wordprocessingGroup" xmlns:wpi="http://schemas.microsoft.com/office/word/2010/wordprocessingInk" xmlns:wne="http://schemas.microsoft.com/office/word/2006/wordml" xmlns:wps="http://schemas.microsoft.com/office/word/2010/wordprocessingShape" mc:Ignorable="w14 w15 w16se w16cid w16 w16cex w16sdtdh w16sdtfl w16du wp14">
+  <w:abstractNum w:abstractNumId="0" w15:restartNumberingAfterBreak="0">
+    <w:nsid w:val="12DF3690"/>
+    <w:multiLevelType w:val="hybridMultilevel"/>
+    <w:tmpl w:val="431AAB90"/>
+    <w:lvl w:ilvl="0" w:tplc="3DECEE8A">
+      <w:start w:val="1"/>
+      <w:numFmt w:val="bullet"/>
+      <w:pStyle w:val="Bullettext"/>
+      <w:lvlText w:val=""/>
+      <w:lvlJc w:val="left"/>
+      <w:pPr>
+        <w:ind w:left="4755" w:hanging="360"/>
+      </w:pPr>
+      <w:rPr>
+        <w:rFonts w:ascii="Symbol" w:hAnsi="Symbol" w:hint="default"/>
+      </w:rPr>
+    </w:lvl>
+    <w:lvl w:ilvl="1" w:tplc="08090003" w:tentative="1">
+      <w:start w:val="1"/>
+      <w:numFmt w:val="bullet"/>
+      <w:lvlText w:val="o"/>
+      <w:lvlJc w:val="left"/>
+      <w:pPr>
+        <w:ind w:left="5475" w:hanging="360"/>
+      </w:pPr>
+      <w:rPr>
+        <w:rFonts w:ascii="Courier New" w:hAnsi="Courier New" w:cs="Courier New" w:hint="default"/>
+      </w:rPr>
+    </w:lvl>
+    <w:lvl w:ilvl="2" w:tplc="08090005" w:tentative="1">
+      <w:start w:val="1"/>
+      <w:numFmt w:val="bullet"/>
+      <w:lvlText w:val=""/>
+      <w:lvlJc w:val="left"/>
+      <w:pPr>
+        <w:ind w:left="6195" w:hanging="360"/>
+      </w:pPr>
+      <w:rPr>
+        <w:rFonts w:ascii="Wingdings" w:hAnsi="Wingdings" w:hint="default"/>
+      </w:rPr>
+    </w:lvl>
+    <w:lvl w:ilvl="3" w:tplc="08090001" w:tentative="1">
+      <w:start w:val="1"/>
+      <w:numFmt w:val="bullet"/>
+      <w:lvlText w:val=""/>
+      <w:lvlJc w:val="left"/>
+      <w:pPr>
+        <w:ind w:left="6915" w:hanging="360"/>
+      </w:pPr>
+      <w:rPr>
+        <w:rFonts w:ascii="Symbol" w:hAnsi="Symbol" w:hint="default"/>
+      </w:rPr>
+    </w:lvl>
+    <w:lvl w:ilvl="4" w:tplc="08090003" w:tentative="1">
+      <w:start w:val="1"/>
+      <w:numFmt w:val="bullet"/>
+      <w:lvlText w:val="o"/>
+      <w:lvlJc w:val="left"/>
+      <w:pPr>
+        <w:ind w:left="7635" w:hanging="360"/>
+      </w:pPr>
+      <w:rPr>
+        <w:rFonts w:ascii="Courier New" w:hAnsi="Courier New" w:cs="Courier New" w:hint="default"/>
+      </w:rPr>
+    </w:lvl>
+    <w:lvl w:ilvl="5" w:tplc="08090005" w:tentative="1">
+      <w:start w:val="1"/>
+      <w:numFmt w:val="bullet"/>
+      <w:lvlText w:val=""/>
+      <w:lvlJc w:val="left"/>
+      <w:pPr>
+        <w:ind w:left="8355" w:hanging="360"/>
+      </w:pPr>
+      <w:rPr>
+        <w:rFonts w:ascii="Wingdings" w:hAnsi="Wingdings" w:hint="default"/>
+      </w:rPr>
+    </w:lvl>
+    <w:lvl w:ilvl="6" w:tplc="08090001" w:tentative="1">
+      <w:start w:val="1"/>
+      <w:numFmt w:val="bullet"/>
+      <w:lvlText w:val=""/>
+      <w:lvlJc w:val="left"/>
+      <w:pPr>
+        <w:ind w:left="9075" w:hanging="360"/>
+      </w:pPr>
+      <w:rPr>
+        <w:rFonts w:ascii="Symbol" w:hAnsi="Symbol" w:hint="default"/>
+      </w:rPr>
+    </w:lvl>
+    <w:lvl w:ilvl="7" w:tplc="08090003" w:tentative="1">
+      <w:start w:val="1"/>
+      <w:numFmt w:val="bullet"/>
+      <w:lvlText w:val="o"/>
+      <w:lvlJc w:val="left"/>
+      <w:pPr>
+        <w:ind w:left="9795" w:hanging="360"/>
+      </w:pPr>
+      <w:rPr>
+        <w:rFonts w:ascii="Courier New" w:hAnsi="Courier New" w:cs="Courier New" w:hint="default"/>
+      </w:rPr>
+    </w:lvl>
+    <w:lvl w:ilvl="8" w:tplc="08090005" w:tentative="1">
+      <w:start w:val="1"/>
+      <w:numFmt w:val="bullet"/>
+      <w:lvlText w:val=""/>
+      <w:lvlJc w:val="left"/>
+      <w:pPr>
+        <w:ind w:left="10515" w:hanging="360"/>
+      </w:pPr>
+      <w:rPr>
+        <w:rFonts w:ascii="Wingdings" w:hAnsi="Wingdings" w:hint="default"/>
+      </w:rPr>
+    </w:lvl>
+  </w:abstractNum>
+  <w:abstractNum w:abstractNumId="1" w15:restartNumberingAfterBreak="0">
+    <w:nsid w:val="1A394125"/>
+    <w:multiLevelType w:val="hybridMultilevel"/>
+    <w:tmpl w:val="CEDC6020"/>
+    <w:lvl w:ilvl="0" w:tplc="08090001">
+      <w:start w:val="1"/>
+      <w:numFmt w:val="bullet"/>
+      <w:lvlText w:val=""/>
+      <w:lvlJc w:val="left"/>
+      <w:pPr>
+        <w:ind w:left="720" w:hanging="360"/>
+      </w:pPr>
+      <w:rPr>
+        <w:rFonts w:ascii="Symbol" w:hAnsi="Symbol" w:hint="default"/>
+      </w:rPr>
+    </w:lvl>
+    <w:lvl w:ilvl="1" w:tplc="08090003" w:tentative="1">
+      <w:start w:val="1"/>
+      <w:numFmt w:val="bullet"/>
+      <w:lvlText w:val="o"/>
+      <w:lvlJc w:val="left"/>
+      <w:pPr>
+        <w:ind w:left="1440" w:hanging="360"/>
+      </w:pPr>
+      <w:rPr>
+        <w:rFonts w:ascii="Courier New" w:hAnsi="Courier New" w:cs="Courier New" w:hint="default"/>
+      </w:rPr>
+    </w:lvl>
+    <w:lvl w:ilvl="2" w:tplc="08090005" w:tentative="1">
+      <w:start w:val="1"/>
+      <w:numFmt w:val="bullet"/>
+      <w:lvlText w:val=""/>
+      <w:lvlJc w:val="left"/>
+      <w:pPr>
+        <w:ind w:left="2160" w:hanging="360"/>
+      </w:pPr>
+      <w:rPr>
+        <w:rFonts w:ascii="Wingdings" w:hAnsi="Wingdings" w:hint="default"/>
+      </w:rPr>
+    </w:lvl>
+    <w:lvl w:ilvl="3" w:tplc="08090001" w:tentative="1">
+      <w:start w:val="1"/>
+      <w:numFmt w:val="bullet"/>
+      <w:lvlText w:val=""/>
+      <w:lvlJc w:val="left"/>
+      <w:pPr>
+        <w:ind w:left="2880" w:hanging="360"/>
+      </w:pPr>
+      <w:rPr>
+        <w:rFonts w:ascii="Symbol" w:hAnsi="Symbol" w:hint="default"/>
+      </w:rPr>
+    </w:lvl>
+    <w:lvl w:ilvl="4" w:tplc="08090003" w:tentative="1">
+      <w:start w:val="1"/>
+      <w:numFmt w:val="bullet"/>
+      <w:lvlText w:val="o"/>
+      <w:lvlJc w:val="left"/>
+      <w:pPr>
+        <w:ind w:left="3600" w:hanging="360"/>
+      </w:pPr>
+      <w:rPr>
+        <w:rFonts w:ascii="Courier New" w:hAnsi="Courier New" w:cs="Courier New" w:hint="default"/>
+      </w:rPr>
+    </w:lvl>
+    <w:lvl w:ilvl="5" w:tplc="08090005" w:tentative="1">
+      <w:start w:val="1"/>
+      <w:numFmt w:val="bullet"/>
+      <w:lvlText w:val=""/>
+      <w:lvlJc w:val="left"/>
+      <w:pPr>
+        <w:ind w:left="4320" w:hanging="360"/>
+      </w:pPr>
+      <w:rPr>
+        <w:rFonts w:ascii="Wingdings" w:hAnsi="Wingdings" w:hint="default"/>
+      </w:rPr>
+    </w:lvl>
+    <w:lvl w:ilvl="6" w:tplc="08090001" w:tentative="1">
+      <w:start w:val="1"/>
+      <w:numFmt w:val="bullet"/>
+      <w:lvlText w:val=""/>
+      <w:lvlJc w:val="left"/>
+      <w:pPr>
+        <w:ind w:left="5040" w:hanging="360"/>
+      </w:pPr>
+      <w:rPr>
+        <w:rFonts w:ascii="Symbol" w:hAnsi="Symbol" w:hint="default"/>
+      </w:rPr>
+    </w:lvl>
+    <w:lvl w:ilvl="7" w:tplc="08090003" w:tentative="1">
+      <w:start w:val="1"/>
+      <w:numFmt w:val="bullet"/>
+      <w:lvlText w:val="o"/>
+      <w:lvlJc w:val="left"/>
+      <w:pPr>
+        <w:ind w:left="5760" w:hanging="360"/>
+      </w:pPr>
+      <w:rPr>
+        <w:rFonts w:ascii="Courier New" w:hAnsi="Courier New" w:cs="Courier New" w:hint="default"/>
+      </w:rPr>
+    </w:lvl>
+    <w:lvl w:ilvl="8" w:tplc="08090005" w:tentative="1">
+      <w:start w:val="1"/>
+      <w:numFmt w:val="bullet"/>
+      <w:lvlText w:val=""/>
+      <w:lvlJc w:val="left"/>
+      <w:pPr>
+        <w:ind w:left="6480" w:hanging="360"/>
+      </w:pPr>
+      <w:rPr>
+        <w:rFonts w:ascii="Wingdings" w:hAnsi="Wingdings" w:hint="default"/>
+      </w:rPr>
+    </w:lvl>
+  </w:abstractNum>
+  <w:abstractNum w:abstractNumId="2" w15:restartNumberingAfterBreak="0">
+    <w:nsid w:val="23A07747"/>
+    <w:multiLevelType w:val="hybridMultilevel"/>
+    <w:tmpl w:val="5DC26768"/>
+    <w:lvl w:ilvl="0" w:tplc="04090001">
+      <w:start w:val="1"/>
+      <w:numFmt w:val="bullet"/>
+      <w:lvlText w:val=""/>
+      <w:lvlJc w:val="left"/>
+      <w:pPr>
+        <w:ind w:left="720" w:hanging="360"/>
+      </w:pPr>
+      <w:rPr>
+        <w:rFonts w:ascii="Symbol" w:hAnsi="Symbol" w:hint="default"/>
+      </w:rPr>
+    </w:lvl>
+    <w:lvl w:ilvl="1" w:tplc="04090003">
+      <w:start w:val="1"/>
+      <w:numFmt w:val="bullet"/>
+      <w:lvlText w:val="o"/>
+      <w:lvlJc w:val="left"/>
+      <w:pPr>
+        <w:ind w:left="1440" w:hanging="360"/>
+      </w:pPr>
+      <w:rPr>
+        <w:rFonts w:ascii="Courier New" w:hAnsi="Courier New" w:cs="Courier New" w:hint="default"/>
+      </w:rPr>
+    </w:lvl>
+    <w:lvl w:ilvl="2" w:tplc="04090005">
+      <w:start w:val="1"/>
+      <w:numFmt w:val="bullet"/>
+      <w:lvlText w:val=""/>
+      <w:lvlJc w:val="left"/>
+      <w:pPr>
+        <w:ind w:left="2160" w:hanging="360"/>
+      </w:pPr>
+      <w:rPr>
+        <w:rFonts w:ascii="Wingdings" w:hAnsi="Wingdings" w:hint="default"/>
+      </w:rPr>
+    </w:lvl>
+    <w:lvl w:ilvl="3" w:tplc="04090001">
+      <w:start w:val="1"/>
+      <w:numFmt w:val="bullet"/>
+      <w:lvlText w:val=""/>
+      <w:lvlJc w:val="left"/>
+      <w:pPr>
+        <w:ind w:left="2880" w:hanging="360"/>
+      </w:pPr>
+      <w:rPr>
+        <w:rFonts w:ascii="Symbol" w:hAnsi="Symbol" w:hint="default"/>
+      </w:rPr>
+    </w:lvl>
+    <w:lvl w:ilvl="4" w:tplc="04090003">
+      <w:start w:val="1"/>
+      <w:numFmt w:val="bullet"/>
+      <w:lvlText w:val="o"/>
+      <w:lvlJc w:val="left"/>
+      <w:pPr>
+        <w:ind w:left="3600" w:hanging="360"/>
+      </w:pPr>
+      <w:rPr>
+        <w:rFonts w:ascii="Courier New" w:hAnsi="Courier New" w:cs="Courier New" w:hint="default"/>
+      </w:rPr>
+    </w:lvl>
+    <w:lvl w:ilvl="5" w:tplc="04090005">
+      <w:start w:val="1"/>
+      <w:numFmt w:val="bullet"/>
+      <w:lvlText w:val=""/>
+      <w:lvlJc w:val="left"/>
+      <w:pPr>
+        <w:ind w:left="4320" w:hanging="360"/>
+      </w:pPr>
+      <w:rPr>
+        <w:rFonts w:ascii="Wingdings" w:hAnsi="Wingdings" w:hint="default"/>
+      </w:rPr>
+    </w:lvl>
+    <w:lvl w:ilvl="6" w:tplc="04090001">
+      <w:start w:val="1"/>
+      <w:numFmt w:val="bullet"/>
+      <w:lvlText w:val=""/>
+      <w:lvlJc w:val="left"/>
+      <w:pPr>
+        <w:ind w:left="5040" w:hanging="360"/>
+      </w:pPr>
+      <w:rPr>
+        <w:rFonts w:ascii="Symbol" w:hAnsi="Symbol" w:hint="default"/>
+      </w:rPr>
+    </w:lvl>
+    <w:lvl w:ilvl="7" w:tplc="04090003">
+      <w:start w:val="1"/>
+      <w:numFmt w:val="bullet"/>
+      <w:lvlText w:val="o"/>
+      <w:lvlJc w:val="left"/>
+      <w:pPr>
+        <w:ind w:left="5760" w:hanging="360"/>
+      </w:pPr>
+      <w:rPr>
+        <w:rFonts w:ascii="Courier New" w:hAnsi="Courier New" w:cs="Courier New" w:hint="default"/>
+      </w:rPr>
+    </w:lvl>
+    <w:lvl w:ilvl="8" w:tplc="04090005">
+      <w:start w:val="1"/>
+      <w:numFmt w:val="bullet"/>
+      <w:lvlText w:val=""/>
+      <w:lvlJc w:val="left"/>
+      <w:pPr>
+        <w:ind w:left="6480" w:hanging="360"/>
+      </w:pPr>
+      <w:rPr>
+        <w:rFonts w:ascii="Wingdings" w:hAnsi="Wingdings" w:hint="default"/>
+      </w:rPr>
+    </w:lvl>
+  </w:abstractNum>
+  <w:abstractNum w:abstractNumId="3" w15:restartNumberingAfterBreak="0">
+    <w:nsid w:val="28F27D30"/>
+    <w:multiLevelType w:val="hybridMultilevel"/>
+    <w:tmpl w:val="9F0E7E44"/>
+    <w:lvl w:ilvl="0" w:tplc="7C6A9038">
+      <w:start w:val="1"/>
+      <w:numFmt w:val="bullet"/>
+      <w:lvlText w:val=""/>
+      <w:lvlJc w:val="left"/>
+      <w:pPr>
+        <w:ind w:left="720" w:hanging="360"/>
+      </w:pPr>
+      <w:rPr>
+        <w:rFonts w:ascii="Symbol" w:hAnsi="Symbol" w:hint="default"/>
+        <w:color w:val="FF0000"/>
+      </w:rPr>
+    </w:lvl>
+    <w:lvl w:ilvl="1" w:tplc="08090003" w:tentative="1">
+      <w:start w:val="1"/>
+      <w:numFmt w:val="bullet"/>
+      <w:lvlText w:val="o"/>
+      <w:lvlJc w:val="left"/>
+      <w:pPr>
+        <w:ind w:left="1440" w:hanging="360"/>
+      </w:pPr>
+      <w:rPr>
+        <w:rFonts w:ascii="Courier New" w:hAnsi="Courier New" w:cs="Courier New" w:hint="default"/>
+      </w:rPr>
+    </w:lvl>
+    <w:lvl w:ilvl="2" w:tplc="08090005" w:tentative="1">
+      <w:start w:val="1"/>
+      <w:numFmt w:val="bullet"/>
+      <w:lvlText w:val=""/>
+      <w:lvlJc w:val="left"/>
+      <w:pPr>
+        <w:ind w:left="2160" w:hanging="360"/>
+      </w:pPr>
+      <w:rPr>
+        <w:rFonts w:ascii="Wingdings" w:hAnsi="Wingdings" w:hint="default"/>
+      </w:rPr>
+    </w:lvl>
+    <w:lvl w:ilvl="3" w:tplc="08090001" w:tentative="1">
+      <w:start w:val="1"/>
+      <w:numFmt w:val="bullet"/>
+      <w:lvlText w:val=""/>
+      <w:lvlJc w:val="left"/>
+      <w:pPr>
+        <w:ind w:left="2880" w:hanging="360"/>
+      </w:pPr>
+      <w:rPr>
+        <w:rFonts w:ascii="Symbol" w:hAnsi="Symbol" w:hint="default"/>
+      </w:rPr>
+    </w:lvl>
+    <w:lvl w:ilvl="4" w:tplc="08090003" w:tentative="1">
+      <w:start w:val="1"/>
+      <w:numFmt w:val="bullet"/>
+      <w:lvlText w:val="o"/>
+      <w:lvlJc w:val="left"/>
+      <w:pPr>
+        <w:ind w:left="3600" w:hanging="360"/>
+      </w:pPr>
+      <w:rPr>
+        <w:rFonts w:ascii="Courier New" w:hAnsi="Courier New" w:cs="Courier New" w:hint="default"/>
+      </w:rPr>
+    </w:lvl>
+    <w:lvl w:ilvl="5" w:tplc="08090005" w:tentative="1">
+      <w:start w:val="1"/>
+      <w:numFmt w:val="bullet"/>
+      <w:lvlText w:val=""/>
+      <w:lvlJc w:val="left"/>
+      <w:pPr>
+        <w:ind w:left="4320" w:hanging="360"/>
+      </w:pPr>
+      <w:rPr>
+        <w:rFonts w:ascii="Wingdings" w:hAnsi="Wingdings" w:hint="default"/>
+      </w:rPr>
+    </w:lvl>
+    <w:lvl w:ilvl="6" w:tplc="08090001" w:tentative="1">
+      <w:start w:val="1"/>
+      <w:numFmt w:val="bullet"/>
+      <w:lvlText w:val=""/>
+      <w:lvlJc w:val="left"/>
+      <w:pPr>
+        <w:ind w:left="5040" w:hanging="360"/>
+      </w:pPr>
+      <w:rPr>
+        <w:rFonts w:ascii="Symbol" w:hAnsi="Symbol" w:hint="default"/>
+      </w:rPr>
+    </w:lvl>
+    <w:lvl w:ilvl="7" w:tplc="08090003" w:tentative="1">
+      <w:start w:val="1"/>
+      <w:numFmt w:val="bullet"/>
+      <w:lvlText w:val="o"/>
+      <w:lvlJc w:val="left"/>
+      <w:pPr>
+        <w:ind w:left="5760" w:hanging="360"/>
+      </w:pPr>
+      <w:rPr>
+        <w:rFonts w:ascii="Courier New" w:hAnsi="Courier New" w:cs="Courier New" w:hint="default"/>
+      </w:rPr>
+    </w:lvl>
+    <w:lvl w:ilvl="8" w:tplc="08090005" w:tentative="1">
+      <w:start w:val="1"/>
+      <w:numFmt w:val="bullet"/>
+      <w:lvlText w:val=""/>
+      <w:lvlJc w:val="left"/>
+      <w:pPr>
+        <w:ind w:left="6480" w:hanging="360"/>
+      </w:pPr>
+      <w:rPr>
+        <w:rFonts w:ascii="Wingdings" w:hAnsi="Wingdings" w:hint="default"/>
+      </w:rPr>
+    </w:lvl>
+  </w:abstractNum>
+  <w:abstractNum w:abstractNumId="4" w15:restartNumberingAfterBreak="0">
+    <w:nsid w:val="42DC438C"/>
+    <w:multiLevelType w:val="hybridMultilevel"/>
+    <w:tmpl w:val="3AF65BB2"/>
+    <w:lvl w:ilvl="0" w:tplc="29726844">
+      <w:start w:val="1"/>
+      <w:numFmt w:val="bullet"/>
+      <w:pStyle w:val="2ndbullettext"/>
+      <w:lvlText w:val=""/>
+      <w:lvlJc w:val="left"/>
+      <w:pPr>
+        <w:ind w:left="1089" w:hanging="360"/>
+      </w:pPr>
+      <w:rPr>
+        <w:rFonts w:ascii="Symbol" w:hAnsi="Symbol" w:hint="default"/>
+      </w:rPr>
+    </w:lvl>
+    <w:lvl w:ilvl="1" w:tplc="08090003" w:tentative="1">
+      <w:start w:val="1"/>
+      <w:numFmt w:val="bullet"/>
+      <w:lvlText w:val="o"/>
+      <w:lvlJc w:val="left"/>
+      <w:pPr>
+        <w:ind w:left="1809" w:hanging="360"/>
+      </w:pPr>
+      <w:rPr>
+        <w:rFonts w:ascii="Courier New" w:hAnsi="Courier New" w:cs="Courier New" w:hint="default"/>
+      </w:rPr>
+    </w:lvl>
+    <w:lvl w:ilvl="2" w:tplc="08090005" w:tentative="1">
+      <w:start w:val="1"/>
+      <w:numFmt w:val="bullet"/>
+      <w:lvlText w:val=""/>
+      <w:lvlJc w:val="left"/>
+      <w:pPr>
+        <w:ind w:left="2529" w:hanging="360"/>
+      </w:pPr>
+      <w:rPr>
+        <w:rFonts w:ascii="Wingdings" w:hAnsi="Wingdings" w:hint="default"/>
+      </w:rPr>
+    </w:lvl>
+    <w:lvl w:ilvl="3" w:tplc="08090001" w:tentative="1">
+      <w:start w:val="1"/>
+      <w:numFmt w:val="bullet"/>
+      <w:lvlText w:val=""/>
+      <w:lvlJc w:val="left"/>
+      <w:pPr>
+        <w:ind w:left="3249" w:hanging="360"/>
+      </w:pPr>
+      <w:rPr>
+        <w:rFonts w:ascii="Symbol" w:hAnsi="Symbol" w:hint="default"/>
+      </w:rPr>
+    </w:lvl>
+    <w:lvl w:ilvl="4" w:tplc="08090003" w:tentative="1">
+      <w:start w:val="1"/>
+      <w:numFmt w:val="bullet"/>
+      <w:lvlText w:val="o"/>
+      <w:lvlJc w:val="left"/>
+      <w:pPr>
+        <w:ind w:left="3969" w:hanging="360"/>
+      </w:pPr>
+      <w:rPr>
+        <w:rFonts w:ascii="Courier New" w:hAnsi="Courier New" w:cs="Courier New" w:hint="default"/>
+      </w:rPr>
+    </w:lvl>
+    <w:lvl w:ilvl="5" w:tplc="08090005" w:tentative="1">
+      <w:start w:val="1"/>
+      <w:numFmt w:val="bullet"/>
+      <w:lvlText w:val=""/>
+      <w:lvlJc w:val="left"/>
+      <w:pPr>
+        <w:ind w:left="4689" w:hanging="360"/>
+      </w:pPr>
+      <w:rPr>
+        <w:rFonts w:ascii="Wingdings" w:hAnsi="Wingdings" w:hint="default"/>
+      </w:rPr>
+    </w:lvl>
+    <w:lvl w:ilvl="6" w:tplc="08090001" w:tentative="1">
+      <w:start w:val="1"/>
+      <w:numFmt w:val="bullet"/>
+      <w:lvlText w:val=""/>
+      <w:lvlJc w:val="left"/>
+      <w:pPr>
+        <w:ind w:left="5409" w:hanging="360"/>
+      </w:pPr>
+      <w:rPr>
+        <w:rFonts w:ascii="Symbol" w:hAnsi="Symbol" w:hint="default"/>
+      </w:rPr>
+    </w:lvl>
+    <w:lvl w:ilvl="7" w:tplc="08090003" w:tentative="1">
+      <w:start w:val="1"/>
+      <w:numFmt w:val="bullet"/>
+      <w:lvlText w:val="o"/>
+      <w:lvlJc w:val="left"/>
+      <w:pPr>
+        <w:ind w:left="6129" w:hanging="360"/>
+      </w:pPr>
+      <w:rPr>
+        <w:rFonts w:ascii="Courier New" w:hAnsi="Courier New" w:cs="Courier New" w:hint="default"/>
+      </w:rPr>
+    </w:lvl>
+    <w:lvl w:ilvl="8" w:tplc="08090005" w:tentative="1">
+      <w:start w:val="1"/>
+      <w:numFmt w:val="bullet"/>
+      <w:lvlText w:val=""/>
+      <w:lvlJc w:val="left"/>
+      <w:pPr>
+        <w:ind w:left="6849" w:hanging="360"/>
+      </w:pPr>
+      <w:rPr>
+        <w:rFonts w:ascii="Wingdings" w:hAnsi="Wingdings" w:hint="default"/>
+      </w:rPr>
+    </w:lvl>
+  </w:abstractNum>
+  <w:abstractNum w:abstractNumId="5" w15:restartNumberingAfterBreak="0">
+    <w:nsid w:val="47CA5564"/>
+    <w:multiLevelType w:val="hybridMultilevel"/>
+    <w:tmpl w:val="10865A0E"/>
+    <w:lvl w:ilvl="0" w:tplc="3C1210DE">
+      <w:start w:val="1"/>
+      <w:numFmt w:val="bullet"/>
+      <w:pStyle w:val="Tabletextbullet"/>
+      <w:lvlText w:val=""/>
+      <w:lvlJc w:val="left"/>
+      <w:pPr>
+        <w:ind w:left="720" w:hanging="360"/>
+      </w:pPr>
+      <w:rPr>
+        <w:rFonts w:ascii="Symbol" w:hAnsi="Symbol" w:hint="default"/>
+      </w:rPr>
+    </w:lvl>
+    <w:lvl w:ilvl="1" w:tplc="08090003" w:tentative="1">
+      <w:start w:val="1"/>
+      <w:numFmt w:val="bullet"/>
+      <w:lvlText w:val="o"/>
+      <w:lvlJc w:val="left"/>
+      <w:pPr>
+        <w:ind w:left="1440" w:hanging="360"/>
+      </w:pPr>
+      <w:rPr>
+        <w:rFonts w:ascii="Courier New" w:hAnsi="Courier New" w:cs="Courier New" w:hint="default"/>
+      </w:rPr>
+    </w:lvl>
+    <w:lvl w:ilvl="2" w:tplc="08090005" w:tentative="1">
+      <w:start w:val="1"/>
+      <w:numFmt w:val="bullet"/>
+      <w:lvlText w:val=""/>
+      <w:lvlJc w:val="left"/>
+      <w:pPr>
+        <w:ind w:left="2160" w:hanging="360"/>
+      </w:pPr>
+      <w:rPr>
+        <w:rFonts w:ascii="Wingdings" w:hAnsi="Wingdings" w:hint="default"/>
+      </w:rPr>
+    </w:lvl>
+    <w:lvl w:ilvl="3" w:tplc="08090001" w:tentative="1">
+      <w:start w:val="1"/>
+      <w:numFmt w:val="bullet"/>
+      <w:lvlText w:val=""/>
+      <w:lvlJc w:val="left"/>
+      <w:pPr>
+        <w:ind w:left="2880" w:hanging="360"/>
+      </w:pPr>
+      <w:rPr>
+        <w:rFonts w:ascii="Symbol" w:hAnsi="Symbol" w:hint="default"/>
+      </w:rPr>
+    </w:lvl>
+    <w:lvl w:ilvl="4" w:tplc="08090003" w:tentative="1">
+      <w:start w:val="1"/>
+      <w:numFmt w:val="bullet"/>
+      <w:lvlText w:val="o"/>
+      <w:lvlJc w:val="left"/>
+      <w:pPr>
+        <w:ind w:left="3600" w:hanging="360"/>
+      </w:pPr>
+      <w:rPr>
+        <w:rFonts w:ascii="Courier New" w:hAnsi="Courier New" w:cs="Courier New" w:hint="default"/>
+      </w:rPr>
+    </w:lvl>
+    <w:lvl w:ilvl="5" w:tplc="08090005" w:tentative="1">
+      <w:start w:val="1"/>
+      <w:numFmt w:val="bullet"/>
+      <w:lvlText w:val=""/>
+      <w:lvlJc w:val="left"/>
+      <w:pPr>
+        <w:ind w:left="4320" w:hanging="360"/>
+      </w:pPr>
+      <w:rPr>
+        <w:rFonts w:ascii="Wingdings" w:hAnsi="Wingdings" w:hint="default"/>
+      </w:rPr>
+    </w:lvl>
+    <w:lvl w:ilvl="6" w:tplc="08090001" w:tentative="1">
+      <w:start w:val="1"/>
+      <w:numFmt w:val="bullet"/>
+      <w:lvlText w:val=""/>
+      <w:lvlJc w:val="left"/>
+      <w:pPr>
+        <w:ind w:left="5040" w:hanging="360"/>
+      </w:pPr>
+      <w:rPr>
+        <w:rFonts w:ascii="Symbol" w:hAnsi="Symbol" w:hint="default"/>
+      </w:rPr>
+    </w:lvl>
+    <w:lvl w:ilvl="7" w:tplc="08090003" w:tentative="1">
+      <w:start w:val="1"/>
+      <w:numFmt w:val="bullet"/>
+      <w:lvlText w:val="o"/>
+      <w:lvlJc w:val="left"/>
+      <w:pPr>
+        <w:ind w:left="5760" w:hanging="360"/>
+      </w:pPr>
+      <w:rPr>
+        <w:rFonts w:ascii="Courier New" w:hAnsi="Courier New" w:cs="Courier New" w:hint="default"/>
+      </w:rPr>
+    </w:lvl>
+    <w:lvl w:ilvl="8" w:tplc="08090005" w:tentative="1">
+      <w:start w:val="1"/>
+      <w:numFmt w:val="bullet"/>
+      <w:lvlText w:val=""/>
+      <w:lvlJc w:val="left"/>
+      <w:pPr>
+        <w:ind w:left="6480" w:hanging="360"/>
+      </w:pPr>
+      <w:rPr>
+        <w:rFonts w:ascii="Wingdings" w:hAnsi="Wingdings" w:hint="default"/>
+      </w:rPr>
+    </w:lvl>
+  </w:abstractNum>
+  <w:abstractNum w:abstractNumId="6" w15:restartNumberingAfterBreak="0">
+    <w:nsid w:val="563D1811"/>
+    <w:multiLevelType w:val="hybridMultilevel"/>
+    <w:tmpl w:val="5B4CD1D0"/>
+    <w:lvl w:ilvl="0" w:tplc="08090001">
+      <w:start w:val="1"/>
+      <w:numFmt w:val="bullet"/>
+      <w:lvlText w:val=""/>
+      <w:lvlJc w:val="left"/>
+      <w:pPr>
+        <w:ind w:left="780" w:hanging="360"/>
+      </w:pPr>
+      <w:rPr>
+        <w:rFonts w:ascii="Symbol" w:hAnsi="Symbol" w:hint="default"/>
+      </w:rPr>
+    </w:lvl>
+    <w:lvl w:ilvl="1" w:tplc="08090003" w:tentative="1">
+      <w:start w:val="1"/>
+      <w:numFmt w:val="bullet"/>
+      <w:lvlText w:val="o"/>
+      <w:lvlJc w:val="left"/>
+      <w:pPr>
+        <w:ind w:left="1500" w:hanging="360"/>
+      </w:pPr>
+      <w:rPr>
+        <w:rFonts w:ascii="Courier New" w:hAnsi="Courier New" w:cs="Courier New" w:hint="default"/>
+      </w:rPr>
+    </w:lvl>
+    <w:lvl w:ilvl="2" w:tplc="08090005" w:tentative="1">
+      <w:start w:val="1"/>
+      <w:numFmt w:val="bullet"/>
+      <w:lvlText w:val=""/>
+      <w:lvlJc w:val="left"/>
+      <w:pPr>
+        <w:ind w:left="2220" w:hanging="360"/>
+      </w:pPr>
+      <w:rPr>
+        <w:rFonts w:ascii="Wingdings" w:hAnsi="Wingdings" w:hint="default"/>
+      </w:rPr>
+    </w:lvl>
+    <w:lvl w:ilvl="3" w:tplc="08090001" w:tentative="1">
+      <w:start w:val="1"/>
+      <w:numFmt w:val="bullet"/>
+      <w:lvlText w:val=""/>
+      <w:lvlJc w:val="left"/>
+      <w:pPr>
+        <w:ind w:left="2940" w:hanging="360"/>
+      </w:pPr>
+      <w:rPr>
+        <w:rFonts w:ascii="Symbol" w:hAnsi="Symbol" w:hint="default"/>
+      </w:rPr>
+    </w:lvl>
+    <w:lvl w:ilvl="4" w:tplc="08090003" w:tentative="1">
+      <w:start w:val="1"/>
+      <w:numFmt w:val="bullet"/>
+      <w:lvlText w:val="o"/>
+      <w:lvlJc w:val="left"/>
+      <w:pPr>
+        <w:ind w:left="3660" w:hanging="360"/>
+      </w:pPr>
+      <w:rPr>
+        <w:rFonts w:ascii="Courier New" w:hAnsi="Courier New" w:cs="Courier New" w:hint="default"/>
+      </w:rPr>
+    </w:lvl>
+    <w:lvl w:ilvl="5" w:tplc="08090005" w:tentative="1">
+      <w:start w:val="1"/>
+      <w:numFmt w:val="bullet"/>
+      <w:lvlText w:val=""/>
+      <w:lvlJc w:val="left"/>
+      <w:pPr>
+        <w:ind w:left="4380" w:hanging="360"/>
+      </w:pPr>
+      <w:rPr>
+        <w:rFonts w:ascii="Wingdings" w:hAnsi="Wingdings" w:hint="default"/>
+      </w:rPr>
+    </w:lvl>
+    <w:lvl w:ilvl="6" w:tplc="08090001" w:tentative="1">
+      <w:start w:val="1"/>
+      <w:numFmt w:val="bullet"/>
+      <w:lvlText w:val=""/>
+      <w:lvlJc w:val="left"/>
+      <w:pPr>
+        <w:ind w:left="5100" w:hanging="360"/>
+      </w:pPr>
+      <w:rPr>
+        <w:rFonts w:ascii="Symbol" w:hAnsi="Symbol" w:hint="default"/>
+      </w:rPr>
+    </w:lvl>
+    <w:lvl w:ilvl="7" w:tplc="08090003" w:tentative="1">
+      <w:start w:val="1"/>
+      <w:numFmt w:val="bullet"/>
+      <w:lvlText w:val="o"/>
+      <w:lvlJc w:val="left"/>
+      <w:pPr>
+        <w:ind w:left="5820" w:hanging="360"/>
+      </w:pPr>
+      <w:rPr>
+        <w:rFonts w:ascii="Courier New" w:hAnsi="Courier New" w:cs="Courier New" w:hint="default"/>
+      </w:rPr>
+    </w:lvl>
+    <w:lvl w:ilvl="8" w:tplc="08090005" w:tentative="1">
+      <w:start w:val="1"/>
+      <w:numFmt w:val="bullet"/>
+      <w:lvlText w:val=""/>
+      <w:lvlJc w:val="left"/>
+      <w:pPr>
+        <w:ind w:left="6540" w:hanging="360"/>
+      </w:pPr>
+      <w:rPr>
+        <w:rFonts w:ascii="Wingdings" w:hAnsi="Wingdings" w:hint="default"/>
+      </w:rPr>
+    </w:lvl>
+  </w:abstractNum>
+  <w:abstractNum w:abstractNumId="7" w15:restartNumberingAfterBreak="0">
+    <w:nsid w:val="70A83C72"/>
+    <w:multiLevelType w:val="hybridMultilevel"/>
+    <w:tmpl w:val="65305E3C"/>
+    <w:lvl w:ilvl="0" w:tplc="08090001">
+      <w:start w:val="1"/>
+      <w:numFmt w:val="bullet"/>
+      <w:lvlText w:val=""/>
+      <w:lvlJc w:val="left"/>
+      <w:pPr>
+        <w:ind w:left="1440" w:hanging="360"/>
+      </w:pPr>
+      <w:rPr>
+        <w:rFonts w:ascii="Symbol" w:hAnsi="Symbol" w:hint="default"/>
+      </w:rPr>
+    </w:lvl>
+    <w:lvl w:ilvl="1" w:tplc="08090003" w:tentative="1">
+      <w:start w:val="1"/>
+      <w:numFmt w:val="bullet"/>
+      <w:lvlText w:val="o"/>
+      <w:lvlJc w:val="left"/>
+      <w:pPr>
+        <w:ind w:left="2160" w:hanging="360"/>
+      </w:pPr>
+      <w:rPr>
+        <w:rFonts w:ascii="Courier New" w:hAnsi="Courier New" w:cs="Courier New" w:hint="default"/>
+      </w:rPr>
+    </w:lvl>
+    <w:lvl w:ilvl="2" w:tplc="08090005" w:tentative="1">
+      <w:start w:val="1"/>
+      <w:numFmt w:val="bullet"/>
+      <w:lvlText w:val=""/>
+      <w:lvlJc w:val="left"/>
+      <w:pPr>
+        <w:ind w:left="2880" w:hanging="360"/>
+      </w:pPr>
+      <w:rPr>
+        <w:rFonts w:ascii="Wingdings" w:hAnsi="Wingdings" w:hint="default"/>
+      </w:rPr>
+    </w:lvl>
+    <w:lvl w:ilvl="3" w:tplc="08090001" w:tentative="1">
+      <w:start w:val="1"/>
+      <w:numFmt w:val="bullet"/>
+      <w:lvlText w:val=""/>
+      <w:lvlJc w:val="left"/>
+      <w:pPr>
+        <w:ind w:left="3600" w:hanging="360"/>
+      </w:pPr>
+      <w:rPr>
+        <w:rFonts w:ascii="Symbol" w:hAnsi="Symbol" w:hint="default"/>
+      </w:rPr>
+    </w:lvl>
+    <w:lvl w:ilvl="4" w:tplc="08090003" w:tentative="1">
+      <w:start w:val="1"/>
+      <w:numFmt w:val="bullet"/>
+      <w:lvlText w:val="o"/>
+      <w:lvlJc w:val="left"/>
+      <w:pPr>
+        <w:ind w:left="4320" w:hanging="360"/>
+      </w:pPr>
+      <w:rPr>
+        <w:rFonts w:ascii="Courier New" w:hAnsi="Courier New" w:cs="Courier New" w:hint="default"/>
+      </w:rPr>
+    </w:lvl>
+    <w:lvl w:ilvl="5" w:tplc="08090005" w:tentative="1">
+      <w:start w:val="1"/>
+      <w:numFmt w:val="bullet"/>
+      <w:lvlText w:val=""/>
+      <w:lvlJc w:val="left"/>
+      <w:pPr>
+        <w:ind w:left="5040" w:hanging="360"/>
+      </w:pPr>
+      <w:rPr>
+        <w:rFonts w:ascii="Wingdings" w:hAnsi="Wingdings" w:hint="default"/>
+      </w:rPr>
+    </w:lvl>
+    <w:lvl w:ilvl="6" w:tplc="08090001" w:tentative="1">
+      <w:start w:val="1"/>
+      <w:numFmt w:val="bullet"/>
+      <w:lvlText w:val=""/>
+      <w:lvlJc w:val="left"/>
+      <w:pPr>
+        <w:ind w:left="5760" w:hanging="360"/>
+      </w:pPr>
+      <w:rPr>
+        <w:rFonts w:ascii="Symbol" w:hAnsi="Symbol" w:hint="default"/>
+      </w:rPr>
+    </w:lvl>
+    <w:lvl w:ilvl="7" w:tplc="08090003" w:tentative="1">
+      <w:start w:val="1"/>
+      <w:numFmt w:val="bullet"/>
+      <w:lvlText w:val="o"/>
+      <w:lvlJc w:val="left"/>
+      <w:pPr>
+        <w:ind w:left="6480" w:hanging="360"/>
+      </w:pPr>
+      <w:rPr>
+        <w:rFonts w:ascii="Courier New" w:hAnsi="Courier New" w:cs="Courier New" w:hint="default"/>
+      </w:rPr>
+    </w:lvl>
+    <w:lvl w:ilvl="8" w:tplc="08090005" w:tentative="1">
+      <w:start w:val="1"/>
+      <w:numFmt w:val="bullet"/>
+      <w:lvlText w:val=""/>
+      <w:lvlJc w:val="left"/>
+      <w:pPr>
+        <w:ind w:left="7200" w:hanging="360"/>
+      </w:pPr>
+      <w:rPr>
+        <w:rFonts w:ascii="Wingdings" w:hAnsi="Wingdings" w:hint="default"/>
+      </w:rPr>
+    </w:lvl>
+  </w:abstractNum>
+  <w:abstractNum w:abstractNumId="8" w15:restartNumberingAfterBreak="0">
+    <w:nsid w:val="74996572"/>
+    <w:multiLevelType w:val="hybridMultilevel"/>
+    <w:tmpl w:val="AC7CBF72"/>
+    <w:lvl w:ilvl="0" w:tplc="2E76C014">
+      <w:start w:val="1"/>
+      <w:numFmt w:val="decimal"/>
+      <w:pStyle w:val="Numbertext"/>
+      <w:lvlText w:val="%1."/>
+      <w:lvlJc w:val="left"/>
+      <w:pPr>
+        <w:ind w:left="360" w:hanging="360"/>
+      </w:pPr>
+      <w:rPr>
+        <w:rFonts w:hint="default"/>
+      </w:rPr>
+    </w:lvl>
+    <w:lvl w:ilvl="1" w:tplc="08090019" w:tentative="1">
+      <w:start w:val="1"/>
+      <w:numFmt w:val="lowerLetter"/>
+      <w:lvlText w:val="%2."/>
+      <w:lvlJc w:val="left"/>
+      <w:pPr>
+        <w:ind w:left="1440" w:hanging="360"/>
+      </w:pPr>
+    </w:lvl>
+    <w:lvl w:ilvl="2" w:tplc="0809001B" w:tentative="1">
+      <w:start w:val="1"/>
+      <w:numFmt w:val="lowerRoman"/>
+      <w:lvlText w:val="%3."/>
+      <w:lvlJc w:val="right"/>
+      <w:pPr>
+        <w:ind w:left="2160" w:hanging="180"/>
+      </w:pPr>
+    </w:lvl>
+    <w:lvl w:ilvl="3" w:tplc="0809000F" w:tentative="1">
+      <w:start w:val="1"/>
+      <w:numFmt w:val="decimal"/>
+      <w:lvlText w:val="%4."/>
+      <w:lvlJc w:val="left"/>
+      <w:pPr>
+        <w:ind w:left="2880" w:hanging="360"/>
+      </w:pPr>
+    </w:lvl>
+    <w:lvl w:ilvl="4" w:tplc="08090019" w:tentative="1">
+      <w:start w:val="1"/>
+      <w:numFmt w:val="lowerLetter"/>
+      <w:lvlText w:val="%5."/>
+      <w:lvlJc w:val="left"/>
+      <w:pPr>
+        <w:ind w:left="3600" w:hanging="360"/>
+      </w:pPr>
+    </w:lvl>
+    <w:lvl w:ilvl="5" w:tplc="0809001B" w:tentative="1">
+      <w:start w:val="1"/>
+      <w:numFmt w:val="lowerRoman"/>
+      <w:lvlText w:val="%6."/>
+      <w:lvlJc w:val="right"/>
+      <w:pPr>
+        <w:ind w:left="4320" w:hanging="180"/>
+      </w:pPr>
+    </w:lvl>
+    <w:lvl w:ilvl="6" w:tplc="0809000F" w:tentative="1">
+      <w:start w:val="1"/>
+      <w:numFmt w:val="decimal"/>
+      <w:lvlText w:val="%7."/>
+      <w:lvlJc w:val="left"/>
+      <w:pPr>
+        <w:ind w:left="5040" w:hanging="360"/>
+      </w:pPr>
+    </w:lvl>
+    <w:lvl w:ilvl="7" w:tplc="08090019" w:tentative="1">
+      <w:start w:val="1"/>
+      <w:numFmt w:val="lowerLetter"/>
+      <w:lvlText w:val="%8."/>
+      <w:lvlJc w:val="left"/>
+      <w:pPr>
+        <w:ind w:left="5760" w:hanging="360"/>
+      </w:pPr>
+    </w:lvl>
+    <w:lvl w:ilvl="8" w:tplc="0809001B" w:tentative="1">
+      <w:start w:val="1"/>
+      <w:numFmt w:val="lowerRoman"/>
+      <w:lvlText w:val="%9."/>
+      <w:lvlJc w:val="right"/>
+      <w:pPr>
+        <w:ind w:left="6480" w:hanging="180"/>
+      </w:pPr>
+    </w:lvl>
+  </w:abstractNum>
+  <w:num w:numId="1" w16cid:durableId="2034261105">
+    <w:abstractNumId w:val="0"/>
+  </w:num>
+  <w:num w:numId="2" w16cid:durableId="1349942692">
+    <w:abstractNumId w:val="5"/>
+  </w:num>
+  <w:num w:numId="3" w16cid:durableId="128523001">
+    <w:abstractNumId w:val="8"/>
+  </w:num>
+  <w:num w:numId="4" w16cid:durableId="2102293006">
+    <w:abstractNumId w:val="4"/>
+  </w:num>
+  <w:num w:numId="5" w16cid:durableId="1277907783">
+    <w:abstractNumId w:val="2"/>
+  </w:num>
+  <w:num w:numId="6" w16cid:durableId="349836705">
+    <w:abstractNumId w:val="7"/>
+  </w:num>
+  <w:num w:numId="7" w16cid:durableId="1216166355">
+    <w:abstractNumId w:val="1"/>
+  </w:num>
+  <w:num w:numId="8" w16cid:durableId="1015883219">
+    <w:abstractNumId w:val="6"/>
+  </w:num>
+  <w:num w:numId="9" w16cid:durableId="932133492">
+    <w:abstractNumId w:val="3"/>
+  </w:num>
+</w:numbering>
 </file>
 
 <file path=word/styles.xml><?xml version="1.0" encoding="utf-8"?>
@@ -818,15 +1722,15 @@
       <w:rPr>
         <w:rFonts w:asciiTheme="minorHAnsi" w:eastAsiaTheme="minorHAnsi" w:hAnsiTheme="minorHAnsi" w:cstheme="minorBidi"/>
         <w:kern w:val="2"/>
-        <w:sz w:val="24"/>
-        <w:szCs w:val="24"/>
-        <w:lang w:val="en-US" w:eastAsia="en-US" w:bidi="ar-SA"/>
+        <w:sz w:val="22"/>
+        <w:szCs w:val="22"/>
+        <w:lang w:val="en-GB" w:eastAsia="en-US" w:bidi="ar-SA"/>
         <w14:ligatures w14:val="standardContextual"/>
       </w:rPr>
     </w:rPrDefault>
     <w:pPrDefault>
       <w:pPr>
-        <w:spacing w:after="160" w:line="278" w:lineRule="auto"/>
+        <w:spacing w:after="160" w:line="259" w:lineRule="auto"/>
       </w:pPr>
     </w:pPrDefault>
   </w:docDefaults>
@@ -985,7 +1889,7 @@
     <w:lsdException w:name="Table Web 2" w:semiHidden="1" w:unhideWhenUsed="1"/>
     <w:lsdException w:name="Table Web 3" w:semiHidden="1" w:unhideWhenUsed="1"/>
     <w:lsdException w:name="Balloon Text" w:semiHidden="1" w:unhideWhenUsed="1"/>
-    <w:lsdException w:name="Table Grid" w:uiPriority="39"/>
+    <w:lsdException w:name="Table Grid" w:uiPriority="59"/>
     <w:lsdException w:name="Table Theme" w:semiHidden="1" w:unhideWhenUsed="1"/>
     <w:lsdException w:name="Placeholder Text" w:semiHidden="1"/>
     <w:lsdException w:name="No Spacing" w:uiPriority="1" w:qFormat="1"/>
@@ -1211,6 +2115,11 @@
   <w:style w:type="paragraph" w:default="1" w:styleId="Normal">
     <w:name w:val="Normal"/>
     <w:qFormat/>
+    <w:rsid w:val="009725A7"/>
+    <w:rPr>
+      <w:rFonts w:ascii="Barclays Effra" w:hAnsi="Barclays Effra"/>
+      <w:sz w:val="20"/>
+    </w:rPr>
   </w:style>
   <w:style w:type="paragraph" w:styleId="Heading1">
     <w:name w:val="heading 1"/>
@@ -1219,18 +2128,20 @@
     <w:link w:val="Heading1Char"/>
     <w:uiPriority w:val="9"/>
     <w:qFormat/>
-    <w:rsid w:val="0008314D"/>
+    <w:rsid w:val="00681C0A"/>
     <w:pPr>
       <w:keepNext/>
       <w:keepLines/>
-      <w:spacing w:before="360" w:after="80"/>
+      <w:spacing w:after="80"/>
       <w:outlineLvl w:val="0"/>
     </w:pPr>
     <w:rPr>
-      <w:rFonts w:asciiTheme="majorHAnsi" w:eastAsiaTheme="majorEastAsia" w:hAnsiTheme="majorHAnsi" w:cstheme="majorBidi"/>
-      <w:color w:val="0F4761" w:themeColor="accent1" w:themeShade="BF"/>
-      <w:sz w:val="40"/>
-      <w:szCs w:val="40"/>
+      <w:rFonts w:eastAsiaTheme="majorEastAsia" w:cstheme="majorBidi"/>
+      <w:b/>
+      <w:bCs/>
+      <w:color w:val="00395D"/>
+      <w:sz w:val="32"/>
+      <w:szCs w:val="32"/>
     </w:rPr>
   </w:style>
   <w:style w:type="paragraph" w:styleId="Heading2">
@@ -1242,7 +2153,7 @@
     <w:semiHidden/>
     <w:unhideWhenUsed/>
     <w:qFormat/>
-    <w:rsid w:val="0008314D"/>
+    <w:rsid w:val="004313E2"/>
     <w:pPr>
       <w:keepNext/>
       <w:keepLines/>
@@ -1251,7 +2162,7 @@
     </w:pPr>
     <w:rPr>
       <w:rFonts w:asciiTheme="majorHAnsi" w:eastAsiaTheme="majorEastAsia" w:hAnsiTheme="majorHAnsi" w:cstheme="majorBidi"/>
-      <w:color w:val="0F4761" w:themeColor="accent1" w:themeShade="BF"/>
+      <w:color w:val="374C80" w:themeColor="accent1" w:themeShade="BF"/>
       <w:sz w:val="32"/>
       <w:szCs w:val="32"/>
     </w:rPr>
@@ -1265,7 +2176,7 @@
     <w:semiHidden/>
     <w:unhideWhenUsed/>
     <w:qFormat/>
-    <w:rsid w:val="0008314D"/>
+    <w:rsid w:val="004313E2"/>
     <w:pPr>
       <w:keepNext/>
       <w:keepLines/>
@@ -1274,7 +2185,7 @@
     </w:pPr>
     <w:rPr>
       <w:rFonts w:eastAsiaTheme="majorEastAsia" w:cstheme="majorBidi"/>
-      <w:color w:val="0F4761" w:themeColor="accent1" w:themeShade="BF"/>
+      <w:color w:val="374C80" w:themeColor="accent1" w:themeShade="BF"/>
       <w:sz w:val="28"/>
       <w:szCs w:val="28"/>
     </w:rPr>
@@ -1288,7 +2199,7 @@
     <w:semiHidden/>
     <w:unhideWhenUsed/>
     <w:qFormat/>
-    <w:rsid w:val="0008314D"/>
+    <w:rsid w:val="004313E2"/>
     <w:pPr>
       <w:keepNext/>
       <w:keepLines/>
@@ -1299,7 +2210,7 @@
       <w:rFonts w:eastAsiaTheme="majorEastAsia" w:cstheme="majorBidi"/>
       <w:i/>
       <w:iCs/>
-      <w:color w:val="0F4761" w:themeColor="accent1" w:themeShade="BF"/>
+      <w:color w:val="374C80" w:themeColor="accent1" w:themeShade="BF"/>
     </w:rPr>
   </w:style>
   <w:style w:type="paragraph" w:styleId="Heading5">
@@ -1311,7 +2222,7 @@
     <w:semiHidden/>
     <w:unhideWhenUsed/>
     <w:qFormat/>
-    <w:rsid w:val="0008314D"/>
+    <w:rsid w:val="004313E2"/>
     <w:pPr>
       <w:keepNext/>
       <w:keepLines/>
@@ -1320,7 +2231,7 @@
     </w:pPr>
     <w:rPr>
       <w:rFonts w:eastAsiaTheme="majorEastAsia" w:cstheme="majorBidi"/>
-      <w:color w:val="0F4761" w:themeColor="accent1" w:themeShade="BF"/>
+      <w:color w:val="374C80" w:themeColor="accent1" w:themeShade="BF"/>
     </w:rPr>
   </w:style>
   <w:style w:type="paragraph" w:styleId="Heading6">
@@ -1332,7 +2243,7 @@
     <w:semiHidden/>
     <w:unhideWhenUsed/>
     <w:qFormat/>
-    <w:rsid w:val="0008314D"/>
+    <w:rsid w:val="004313E2"/>
     <w:pPr>
       <w:keepNext/>
       <w:keepLines/>
@@ -1355,7 +2266,7 @@
     <w:semiHidden/>
     <w:unhideWhenUsed/>
     <w:qFormat/>
-    <w:rsid w:val="0008314D"/>
+    <w:rsid w:val="004313E2"/>
     <w:pPr>
       <w:keepNext/>
       <w:keepLines/>
@@ -1376,7 +2287,7 @@
     <w:semiHidden/>
     <w:unhideWhenUsed/>
     <w:qFormat/>
-    <w:rsid w:val="0008314D"/>
+    <w:rsid w:val="004313E2"/>
     <w:pPr>
       <w:keepNext/>
       <w:keepLines/>
@@ -1399,7 +2310,7 @@
     <w:semiHidden/>
     <w:unhideWhenUsed/>
     <w:qFormat/>
-    <w:rsid w:val="0008314D"/>
+    <w:rsid w:val="004313E2"/>
     <w:pPr>
       <w:keepNext/>
       <w:keepLines/>
@@ -1438,17 +2349,39 @@
     <w:semiHidden/>
     <w:unhideWhenUsed/>
   </w:style>
+  <w:style w:type="paragraph" w:styleId="BodyText">
+    <w:name w:val="Body Text"/>
+    <w:basedOn w:val="Normal"/>
+    <w:link w:val="BodyTextChar"/>
+    <w:uiPriority w:val="99"/>
+    <w:semiHidden/>
+    <w:unhideWhenUsed/>
+    <w:rsid w:val="000A0590"/>
+    <w:pPr>
+      <w:spacing w:after="120"/>
+    </w:pPr>
+  </w:style>
+  <w:style w:type="character" w:customStyle="1" w:styleId="BodyTextChar">
+    <w:name w:val="Body Text Char"/>
+    <w:basedOn w:val="DefaultParagraphFont"/>
+    <w:link w:val="BodyText"/>
+    <w:uiPriority w:val="99"/>
+    <w:semiHidden/>
+    <w:rsid w:val="000A0590"/>
+  </w:style>
   <w:style w:type="character" w:customStyle="1" w:styleId="Heading1Char">
     <w:name w:val="Heading 1 Char"/>
     <w:basedOn w:val="DefaultParagraphFont"/>
     <w:link w:val="Heading1"/>
     <w:uiPriority w:val="9"/>
-    <w:rsid w:val="0008314D"/>
-    <w:rPr>
-      <w:rFonts w:asciiTheme="majorHAnsi" w:eastAsiaTheme="majorEastAsia" w:hAnsiTheme="majorHAnsi" w:cstheme="majorBidi"/>
-      <w:color w:val="0F4761" w:themeColor="accent1" w:themeShade="BF"/>
-      <w:sz w:val="40"/>
-      <w:szCs w:val="40"/>
+    <w:rsid w:val="00681C0A"/>
+    <w:rPr>
+      <w:rFonts w:ascii="Barclays Effra" w:eastAsiaTheme="majorEastAsia" w:hAnsi="Barclays Effra" w:cstheme="majorBidi"/>
+      <w:b/>
+      <w:bCs/>
+      <w:color w:val="00395D"/>
+      <w:sz w:val="32"/>
+      <w:szCs w:val="32"/>
     </w:rPr>
   </w:style>
   <w:style w:type="character" w:customStyle="1" w:styleId="Heading2Char">
@@ -1457,10 +2390,10 @@
     <w:link w:val="Heading2"/>
     <w:uiPriority w:val="9"/>
     <w:semiHidden/>
-    <w:rsid w:val="0008314D"/>
+    <w:rsid w:val="004313E2"/>
     <w:rPr>
       <w:rFonts w:asciiTheme="majorHAnsi" w:eastAsiaTheme="majorEastAsia" w:hAnsiTheme="majorHAnsi" w:cstheme="majorBidi"/>
-      <w:color w:val="0F4761" w:themeColor="accent1" w:themeShade="BF"/>
+      <w:color w:val="374C80" w:themeColor="accent1" w:themeShade="BF"/>
       <w:sz w:val="32"/>
       <w:szCs w:val="32"/>
     </w:rPr>
@@ -1471,10 +2404,10 @@
     <w:link w:val="Heading3"/>
     <w:uiPriority w:val="9"/>
     <w:semiHidden/>
-    <w:rsid w:val="0008314D"/>
+    <w:rsid w:val="004313E2"/>
     <w:rPr>
       <w:rFonts w:eastAsiaTheme="majorEastAsia" w:cstheme="majorBidi"/>
-      <w:color w:val="0F4761" w:themeColor="accent1" w:themeShade="BF"/>
+      <w:color w:val="374C80" w:themeColor="accent1" w:themeShade="BF"/>
       <w:sz w:val="28"/>
       <w:szCs w:val="28"/>
     </w:rPr>
@@ -1485,12 +2418,12 @@
     <w:link w:val="Heading4"/>
     <w:uiPriority w:val="9"/>
     <w:semiHidden/>
-    <w:rsid w:val="0008314D"/>
+    <w:rsid w:val="004313E2"/>
     <w:rPr>
       <w:rFonts w:eastAsiaTheme="majorEastAsia" w:cstheme="majorBidi"/>
       <w:i/>
       <w:iCs/>
-      <w:color w:val="0F4761" w:themeColor="accent1" w:themeShade="BF"/>
+      <w:color w:val="374C80" w:themeColor="accent1" w:themeShade="BF"/>
     </w:rPr>
   </w:style>
   <w:style w:type="character" w:customStyle="1" w:styleId="Heading5Char">
@@ -1499,10 +2432,10 @@
     <w:link w:val="Heading5"/>
     <w:uiPriority w:val="9"/>
     <w:semiHidden/>
-    <w:rsid w:val="0008314D"/>
+    <w:rsid w:val="004313E2"/>
     <w:rPr>
       <w:rFonts w:eastAsiaTheme="majorEastAsia" w:cstheme="majorBidi"/>
-      <w:color w:val="0F4761" w:themeColor="accent1" w:themeShade="BF"/>
+      <w:color w:val="374C80" w:themeColor="accent1" w:themeShade="BF"/>
     </w:rPr>
   </w:style>
   <w:style w:type="character" w:customStyle="1" w:styleId="Heading6Char">
@@ -1511,7 +2444,7 @@
     <w:link w:val="Heading6"/>
     <w:uiPriority w:val="9"/>
     <w:semiHidden/>
-    <w:rsid w:val="0008314D"/>
+    <w:rsid w:val="004313E2"/>
     <w:rPr>
       <w:rFonts w:eastAsiaTheme="majorEastAsia" w:cstheme="majorBidi"/>
       <w:i/>
@@ -1525,7 +2458,7 @@
     <w:link w:val="Heading7"/>
     <w:uiPriority w:val="9"/>
     <w:semiHidden/>
-    <w:rsid w:val="0008314D"/>
+    <w:rsid w:val="004313E2"/>
     <w:rPr>
       <w:rFonts w:eastAsiaTheme="majorEastAsia" w:cstheme="majorBidi"/>
       <w:color w:val="595959" w:themeColor="text1" w:themeTint="A6"/>
@@ -1537,7 +2470,7 @@
     <w:link w:val="Heading8"/>
     <w:uiPriority w:val="9"/>
     <w:semiHidden/>
-    <w:rsid w:val="0008314D"/>
+    <w:rsid w:val="004313E2"/>
     <w:rPr>
       <w:rFonts w:eastAsiaTheme="majorEastAsia" w:cstheme="majorBidi"/>
       <w:i/>
@@ -1551,7 +2484,7 @@
     <w:link w:val="Heading9"/>
     <w:uiPriority w:val="9"/>
     <w:semiHidden/>
-    <w:rsid w:val="0008314D"/>
+    <w:rsid w:val="004313E2"/>
     <w:rPr>
       <w:rFonts w:eastAsiaTheme="majorEastAsia" w:cstheme="majorBidi"/>
       <w:color w:val="272727" w:themeColor="text1" w:themeTint="D8"/>
@@ -1564,7 +2497,7 @@
     <w:link w:val="TitleChar"/>
     <w:uiPriority w:val="10"/>
     <w:qFormat/>
-    <w:rsid w:val="0008314D"/>
+    <w:rsid w:val="004313E2"/>
     <w:pPr>
       <w:spacing w:after="80" w:line="240" w:lineRule="auto"/>
       <w:contextualSpacing/>
@@ -1582,7 +2515,7 @@
     <w:basedOn w:val="DefaultParagraphFont"/>
     <w:link w:val="Title"/>
     <w:uiPriority w:val="10"/>
-    <w:rsid w:val="0008314D"/>
+    <w:rsid w:val="004313E2"/>
     <w:rPr>
       <w:rFonts w:asciiTheme="majorHAnsi" w:eastAsiaTheme="majorEastAsia" w:hAnsiTheme="majorHAnsi" w:cstheme="majorBidi"/>
       <w:spacing w:val="-10"/>
@@ -1598,7 +2531,7 @@
     <w:link w:val="SubtitleChar"/>
     <w:uiPriority w:val="11"/>
     <w:qFormat/>
-    <w:rsid w:val="0008314D"/>
+    <w:rsid w:val="004313E2"/>
     <w:pPr>
       <w:numPr>
         <w:ilvl w:val="1"/>
@@ -1617,7 +2550,7 @@
     <w:basedOn w:val="DefaultParagraphFont"/>
     <w:link w:val="Subtitle"/>
     <w:uiPriority w:val="11"/>
-    <w:rsid w:val="0008314D"/>
+    <w:rsid w:val="004313E2"/>
     <w:rPr>
       <w:rFonts w:eastAsiaTheme="majorEastAsia" w:cstheme="majorBidi"/>
       <w:color w:val="595959" w:themeColor="text1" w:themeTint="A6"/>
@@ -1633,7 +2566,7 @@
     <w:link w:val="QuoteChar"/>
     <w:uiPriority w:val="29"/>
     <w:qFormat/>
-    <w:rsid w:val="0008314D"/>
+    <w:rsid w:val="004313E2"/>
     <w:pPr>
       <w:spacing w:before="160"/>
       <w:jc w:val="center"/>
@@ -1649,7 +2582,7 @@
     <w:basedOn w:val="DefaultParagraphFont"/>
     <w:link w:val="Quote"/>
     <w:uiPriority w:val="29"/>
-    <w:rsid w:val="0008314D"/>
+    <w:rsid w:val="004313E2"/>
     <w:rPr>
       <w:i/>
       <w:iCs/>
@@ -1661,7 +2594,7 @@
     <w:basedOn w:val="Normal"/>
     <w:uiPriority w:val="34"/>
     <w:qFormat/>
-    <w:rsid w:val="0008314D"/>
+    <w:rsid w:val="004313E2"/>
     <w:pPr>
       <w:ind w:left="720"/>
       <w:contextualSpacing/>
@@ -1672,11 +2605,11 @@
     <w:basedOn w:val="DefaultParagraphFont"/>
     <w:uiPriority w:val="21"/>
     <w:qFormat/>
-    <w:rsid w:val="0008314D"/>
+    <w:rsid w:val="004313E2"/>
     <w:rPr>
       <w:i/>
       <w:iCs/>
-      <w:color w:val="0F4761" w:themeColor="accent1" w:themeShade="BF"/>
+      <w:color w:val="374C80" w:themeColor="accent1" w:themeShade="BF"/>
     </w:rPr>
   </w:style>
   <w:style w:type="paragraph" w:styleId="IntenseQuote">
@@ -1686,11 +2619,11 @@
     <w:link w:val="IntenseQuoteChar"/>
     <w:uiPriority w:val="30"/>
     <w:qFormat/>
-    <w:rsid w:val="0008314D"/>
+    <w:rsid w:val="004313E2"/>
     <w:pPr>
       <w:pBdr>
-        <w:top w:val="single" w:sz="4" w:space="10" w:color="0F4761" w:themeColor="accent1" w:themeShade="BF"/>
-        <w:bottom w:val="single" w:sz="4" w:space="10" w:color="0F4761" w:themeColor="accent1" w:themeShade="BF"/>
+        <w:top w:val="single" w:sz="4" w:space="10" w:color="374C80" w:themeColor="accent1" w:themeShade="BF"/>
+        <w:bottom w:val="single" w:sz="4" w:space="10" w:color="374C80" w:themeColor="accent1" w:themeShade="BF"/>
       </w:pBdr>
       <w:spacing w:before="360" w:after="360"/>
       <w:ind w:left="864" w:right="864"/>
@@ -1699,7 +2632,7 @@
     <w:rPr>
       <w:i/>
       <w:iCs/>
-      <w:color w:val="0F4761" w:themeColor="accent1" w:themeShade="BF"/>
+      <w:color w:val="374C80" w:themeColor="accent1" w:themeShade="BF"/>
     </w:rPr>
   </w:style>
   <w:style w:type="character" w:customStyle="1" w:styleId="IntenseQuoteChar">
@@ -1707,11 +2640,11 @@
     <w:basedOn w:val="DefaultParagraphFont"/>
     <w:link w:val="IntenseQuote"/>
     <w:uiPriority w:val="30"/>
-    <w:rsid w:val="0008314D"/>
+    <w:rsid w:val="004313E2"/>
     <w:rPr>
       <w:i/>
       <w:iCs/>
-      <w:color w:val="0F4761" w:themeColor="accent1" w:themeShade="BF"/>
+      <w:color w:val="374C80" w:themeColor="accent1" w:themeShade="BF"/>
     </w:rPr>
   </w:style>
   <w:style w:type="character" w:styleId="IntenseReference">
@@ -1719,14 +2652,347 @@
     <w:basedOn w:val="DefaultParagraphFont"/>
     <w:uiPriority w:val="32"/>
     <w:qFormat/>
-    <w:rsid w:val="0008314D"/>
+    <w:rsid w:val="004313E2"/>
     <w:rPr>
       <w:b/>
       <w:bCs/>
       <w:smallCaps/>
-      <w:color w:val="0F4761" w:themeColor="accent1" w:themeShade="BF"/>
+      <w:color w:val="374C80" w:themeColor="accent1" w:themeShade="BF"/>
       <w:spacing w:val="5"/>
     </w:rPr>
+  </w:style>
+  <w:style w:type="paragraph" w:styleId="Footer">
+    <w:name w:val="footer"/>
+    <w:basedOn w:val="Normal"/>
+    <w:link w:val="FooterChar"/>
+    <w:uiPriority w:val="99"/>
+    <w:unhideWhenUsed/>
+    <w:rsid w:val="004313E2"/>
+    <w:pPr>
+      <w:tabs>
+        <w:tab w:val="center" w:pos="4513"/>
+        <w:tab w:val="right" w:pos="9026"/>
+      </w:tabs>
+      <w:spacing w:after="0" w:line="240" w:lineRule="auto"/>
+    </w:pPr>
+  </w:style>
+  <w:style w:type="character" w:customStyle="1" w:styleId="FooterChar">
+    <w:name w:val="Footer Char"/>
+    <w:basedOn w:val="DefaultParagraphFont"/>
+    <w:link w:val="Footer"/>
+    <w:uiPriority w:val="99"/>
+    <w:rsid w:val="004313E2"/>
+  </w:style>
+  <w:style w:type="table" w:styleId="TableGrid">
+    <w:name w:val="Table Grid"/>
+    <w:basedOn w:val="TableNormal"/>
+    <w:uiPriority w:val="59"/>
+    <w:rsid w:val="00DB7578"/>
+    <w:pPr>
+      <w:spacing w:after="0" w:line="240" w:lineRule="auto"/>
+    </w:pPr>
+    <w:tblPr>
+      <w:tblBorders>
+        <w:top w:val="single" w:sz="4" w:space="0" w:color="auto"/>
+        <w:left w:val="single" w:sz="4" w:space="0" w:color="auto"/>
+        <w:bottom w:val="single" w:sz="4" w:space="0" w:color="auto"/>
+        <w:right w:val="single" w:sz="4" w:space="0" w:color="auto"/>
+        <w:insideH w:val="single" w:sz="4" w:space="0" w:color="auto"/>
+        <w:insideV w:val="single" w:sz="4" w:space="0" w:color="auto"/>
+      </w:tblBorders>
+    </w:tblPr>
+  </w:style>
+  <w:style w:type="paragraph" w:customStyle="1" w:styleId="LinksHeading">
+    <w:name w:val="Links Heading"/>
+    <w:basedOn w:val="Normal"/>
+    <w:qFormat/>
+    <w:rsid w:val="00DB7578"/>
+    <w:pPr>
+      <w:spacing w:after="0" w:line="240" w:lineRule="auto"/>
+    </w:pPr>
+    <w:rPr>
+      <w:bCs/>
+      <w:sz w:val="22"/>
+    </w:rPr>
+  </w:style>
+  <w:style w:type="paragraph" w:customStyle="1" w:styleId="BodyText1">
+    <w:name w:val="Body Text1"/>
+    <w:basedOn w:val="Normal"/>
+    <w:qFormat/>
+    <w:rsid w:val="004D69E0"/>
+    <w:pPr>
+      <w:spacing w:before="80" w:after="120" w:line="240" w:lineRule="auto"/>
+    </w:pPr>
+    <w:rPr>
+      <w:szCs w:val="18"/>
+    </w:rPr>
+  </w:style>
+  <w:style w:type="paragraph" w:customStyle="1" w:styleId="TableHeading">
+    <w:name w:val="Table Heading"/>
+    <w:basedOn w:val="Normal"/>
+    <w:qFormat/>
+    <w:rsid w:val="007A51F5"/>
+    <w:pPr>
+      <w:spacing w:before="40" w:after="40" w:line="240" w:lineRule="auto"/>
+    </w:pPr>
+    <w:rPr>
+      <w:b/>
+      <w:bCs/>
+      <w:color w:val="FFFFFF" w:themeColor="background1"/>
+      <w:szCs w:val="20"/>
+    </w:rPr>
+  </w:style>
+  <w:style w:type="paragraph" w:customStyle="1" w:styleId="Bullettext">
+    <w:name w:val="Bullet text"/>
+    <w:basedOn w:val="BodyText1"/>
+    <w:qFormat/>
+    <w:rsid w:val="007A51F5"/>
+    <w:pPr>
+      <w:numPr>
+        <w:numId w:val="1"/>
+      </w:numPr>
+      <w:spacing w:before="40" w:after="40"/>
+      <w:ind w:left="369" w:hanging="369"/>
+    </w:pPr>
+  </w:style>
+  <w:style w:type="paragraph" w:customStyle="1" w:styleId="Paraspacing">
+    <w:name w:val="Para spacing"/>
+    <w:basedOn w:val="Normal"/>
+    <w:qFormat/>
+    <w:rsid w:val="00123644"/>
+    <w:pPr>
+      <w:spacing w:after="0" w:line="240" w:lineRule="auto"/>
+    </w:pPr>
+    <w:rPr>
+      <w:sz w:val="12"/>
+    </w:rPr>
+  </w:style>
+  <w:style w:type="paragraph" w:customStyle="1" w:styleId="Bodytextred">
+    <w:name w:val="Body text red"/>
+    <w:basedOn w:val="BodyText1"/>
+    <w:qFormat/>
+    <w:rsid w:val="00215BAD"/>
+    <w:rPr>
+      <w:color w:val="FF0000"/>
+    </w:rPr>
+  </w:style>
+  <w:style w:type="table" w:styleId="GridTable2">
+    <w:name w:val="Grid Table 2"/>
+    <w:basedOn w:val="TableNormal"/>
+    <w:uiPriority w:val="47"/>
+    <w:rsid w:val="004642A9"/>
+    <w:pPr>
+      <w:spacing w:after="0" w:line="240" w:lineRule="auto"/>
+    </w:pPr>
+    <w:rPr>
+      <w:rFonts w:eastAsiaTheme="minorEastAsia"/>
+      <w:sz w:val="24"/>
+      <w:szCs w:val="24"/>
+      <w:lang w:eastAsia="zh-CN"/>
+    </w:rPr>
+    <w:tblPr>
+      <w:tblStyleRowBandSize w:val="1"/>
+      <w:tblStyleColBandSize w:val="1"/>
+      <w:tblBorders>
+        <w:top w:val="single" w:sz="2" w:space="0" w:color="666666" w:themeColor="text1" w:themeTint="99"/>
+        <w:bottom w:val="single" w:sz="2" w:space="0" w:color="666666" w:themeColor="text1" w:themeTint="99"/>
+        <w:insideH w:val="single" w:sz="2" w:space="0" w:color="666666" w:themeColor="text1" w:themeTint="99"/>
+        <w:insideV w:val="single" w:sz="2" w:space="0" w:color="666666" w:themeColor="text1" w:themeTint="99"/>
+      </w:tblBorders>
+    </w:tblPr>
+    <w:tblStylePr w:type="firstRow">
+      <w:rPr>
+        <w:b/>
+        <w:bCs/>
+      </w:rPr>
+      <w:tblPr/>
+      <w:tcPr>
+        <w:tcBorders>
+          <w:top w:val="nil"/>
+          <w:bottom w:val="single" w:sz="12" w:space="0" w:color="666666" w:themeColor="text1" w:themeTint="99"/>
+          <w:insideH w:val="nil"/>
+          <w:insideV w:val="nil"/>
+        </w:tcBorders>
+        <w:shd w:val="clear" w:color="auto" w:fill="FFFFFF" w:themeFill="background1"/>
+      </w:tcPr>
+    </w:tblStylePr>
+    <w:tblStylePr w:type="lastRow">
+      <w:rPr>
+        <w:b/>
+        <w:bCs/>
+      </w:rPr>
+      <w:tblPr/>
+      <w:tcPr>
+        <w:tcBorders>
+          <w:top w:val="double" w:sz="2" w:space="0" w:color="666666" w:themeColor="text1" w:themeTint="99"/>
+          <w:bottom w:val="nil"/>
+          <w:insideH w:val="nil"/>
+          <w:insideV w:val="nil"/>
+        </w:tcBorders>
+        <w:shd w:val="clear" w:color="auto" w:fill="FFFFFF" w:themeFill="background1"/>
+      </w:tcPr>
+    </w:tblStylePr>
+    <w:tblStylePr w:type="firstCol">
+      <w:rPr>
+        <w:b/>
+        <w:bCs/>
+      </w:rPr>
+    </w:tblStylePr>
+    <w:tblStylePr w:type="lastCol">
+      <w:rPr>
+        <w:b/>
+        <w:bCs/>
+      </w:rPr>
+    </w:tblStylePr>
+    <w:tblStylePr w:type="band1Vert">
+      <w:tblPr/>
+      <w:tcPr>
+        <w:shd w:val="clear" w:color="auto" w:fill="CCCCCC" w:themeFill="text1" w:themeFillTint="33"/>
+      </w:tcPr>
+    </w:tblStylePr>
+    <w:tblStylePr w:type="band1Horz">
+      <w:tblPr/>
+      <w:tcPr>
+        <w:shd w:val="clear" w:color="auto" w:fill="CCCCCC" w:themeFill="text1" w:themeFillTint="33"/>
+      </w:tcPr>
+    </w:tblStylePr>
+  </w:style>
+  <w:style w:type="paragraph" w:customStyle="1" w:styleId="Tabletext">
+    <w:name w:val="Table text"/>
+    <w:basedOn w:val="Normal"/>
+    <w:qFormat/>
+    <w:rsid w:val="00307248"/>
+    <w:pPr>
+      <w:spacing w:before="40" w:after="40" w:line="240" w:lineRule="auto"/>
+    </w:pPr>
+    <w:rPr>
+      <w:rFonts w:cs="Barclays Effra"/>
+      <w:bCs/>
+      <w:szCs w:val="20"/>
+    </w:rPr>
+  </w:style>
+  <w:style w:type="paragraph" w:customStyle="1" w:styleId="Tabletextbold">
+    <w:name w:val="Table text bold"/>
+    <w:basedOn w:val="Tabletext"/>
+    <w:qFormat/>
+    <w:rsid w:val="0053721E"/>
+    <w:rPr>
+      <w:b/>
+    </w:rPr>
+  </w:style>
+  <w:style w:type="table" w:styleId="ListTable1Light">
+    <w:name w:val="List Table 1 Light"/>
+    <w:basedOn w:val="TableNormal"/>
+    <w:uiPriority w:val="46"/>
+    <w:rsid w:val="0053721E"/>
+    <w:pPr>
+      <w:spacing w:after="0" w:line="240" w:lineRule="auto"/>
+    </w:pPr>
+    <w:rPr>
+      <w:rFonts w:eastAsiaTheme="minorEastAsia"/>
+      <w:sz w:val="24"/>
+      <w:szCs w:val="24"/>
+      <w:lang w:eastAsia="zh-CN"/>
+    </w:rPr>
+    <w:tblPr>
+      <w:tblStyleRowBandSize w:val="1"/>
+      <w:tblStyleColBandSize w:val="1"/>
+    </w:tblPr>
+    <w:tblStylePr w:type="firstRow">
+      <w:rPr>
+        <w:b/>
+        <w:bCs/>
+      </w:rPr>
+      <w:tblPr/>
+      <w:tcPr>
+        <w:tcBorders>
+          <w:bottom w:val="single" w:sz="4" w:space="0" w:color="666666" w:themeColor="text1" w:themeTint="99"/>
+        </w:tcBorders>
+      </w:tcPr>
+    </w:tblStylePr>
+    <w:tblStylePr w:type="lastRow">
+      <w:rPr>
+        <w:b/>
+        <w:bCs/>
+      </w:rPr>
+      <w:tblPr/>
+      <w:tcPr>
+        <w:tcBorders>
+          <w:top w:val="single" w:sz="4" w:space="0" w:color="666666" w:themeColor="text1" w:themeTint="99"/>
+        </w:tcBorders>
+      </w:tcPr>
+    </w:tblStylePr>
+    <w:tblStylePr w:type="firstCol">
+      <w:rPr>
+        <w:b/>
+        <w:bCs/>
+      </w:rPr>
+    </w:tblStylePr>
+    <w:tblStylePr w:type="lastCol">
+      <w:rPr>
+        <w:b/>
+        <w:bCs/>
+      </w:rPr>
+    </w:tblStylePr>
+    <w:tblStylePr w:type="band1Vert">
+      <w:tblPr/>
+      <w:tcPr>
+        <w:shd w:val="clear" w:color="auto" w:fill="CCCCCC" w:themeFill="text1" w:themeFillTint="33"/>
+      </w:tcPr>
+    </w:tblStylePr>
+    <w:tblStylePr w:type="band1Horz">
+      <w:tblPr/>
+      <w:tcPr>
+        <w:shd w:val="clear" w:color="auto" w:fill="CCCCCC" w:themeFill="text1" w:themeFillTint="33"/>
+      </w:tcPr>
+    </w:tblStylePr>
+  </w:style>
+  <w:style w:type="character" w:styleId="Hyperlink">
+    <w:name w:val="Hyperlink"/>
+    <w:basedOn w:val="DefaultParagraphFont"/>
+    <w:uiPriority w:val="99"/>
+    <w:unhideWhenUsed/>
+    <w:rsid w:val="008B007A"/>
+    <w:rPr>
+      <w:color w:val="9454C3" w:themeColor="hyperlink"/>
+      <w:u w:val="single"/>
+    </w:rPr>
+  </w:style>
+  <w:style w:type="character" w:styleId="UnresolvedMention">
+    <w:name w:val="Unresolved Mention"/>
+    <w:basedOn w:val="DefaultParagraphFont"/>
+    <w:uiPriority w:val="99"/>
+    <w:semiHidden/>
+    <w:unhideWhenUsed/>
+    <w:rsid w:val="008B007A"/>
+    <w:rPr>
+      <w:color w:val="605E5C"/>
+      <w:shd w:val="clear" w:color="auto" w:fill="E1DFDD"/>
+    </w:rPr>
+  </w:style>
+  <w:style w:type="character" w:styleId="FollowedHyperlink">
+    <w:name w:val="FollowedHyperlink"/>
+    <w:basedOn w:val="DefaultParagraphFont"/>
+    <w:uiPriority w:val="99"/>
+    <w:semiHidden/>
+    <w:unhideWhenUsed/>
+    <w:rsid w:val="008B007A"/>
+    <w:rPr>
+      <w:color w:val="3EBBF0" w:themeColor="followedHyperlink"/>
+      <w:u w:val="single"/>
+    </w:rPr>
+  </w:style>
+  <w:style w:type="paragraph" w:customStyle="1" w:styleId="Tabletextbullet">
+    <w:name w:val="Table text bullet"/>
+    <w:basedOn w:val="Tabletext"/>
+    <w:qFormat/>
+    <w:rsid w:val="006261EC"/>
+    <w:pPr>
+      <w:numPr>
+        <w:numId w:val="2"/>
+      </w:numPr>
+      <w:ind w:left="340" w:hanging="340"/>
+    </w:pPr>
   </w:style>
   <w:style w:type="paragraph" w:styleId="Header">
     <w:name w:val="header"/>
@@ -1734,11 +3000,11 @@
     <w:link w:val="HeaderChar"/>
     <w:uiPriority w:val="99"/>
     <w:unhideWhenUsed/>
-    <w:rsid w:val="0008314D"/>
+    <w:rsid w:val="007B2EE4"/>
     <w:pPr>
       <w:tabs>
-        <w:tab w:val="center" w:pos="4680"/>
-        <w:tab w:val="right" w:pos="9360"/>
+        <w:tab w:val="center" w:pos="4513"/>
+        <w:tab w:val="right" w:pos="9026"/>
       </w:tabs>
       <w:spacing w:after="0" w:line="240" w:lineRule="auto"/>
     </w:pPr>
@@ -1748,29 +3014,349 @@
     <w:basedOn w:val="DefaultParagraphFont"/>
     <w:link w:val="Header"/>
     <w:uiPriority w:val="99"/>
-    <w:rsid w:val="0008314D"/>
-  </w:style>
-  <w:style w:type="paragraph" w:styleId="Footer">
-    <w:name w:val="footer"/>
+    <w:rsid w:val="007B2EE4"/>
+    <w:rPr>
+      <w:rFonts w:ascii="Barclays Effra" w:hAnsi="Barclays Effra"/>
+      <w:sz w:val="24"/>
+    </w:rPr>
+  </w:style>
+  <w:style w:type="paragraph" w:customStyle="1" w:styleId="Ribbontext">
+    <w:name w:val="Ribbon text"/>
     <w:basedOn w:val="Normal"/>
-    <w:link w:val="FooterChar"/>
+    <w:qFormat/>
+    <w:rsid w:val="00BC3C64"/>
+    <w:pPr>
+      <w:spacing w:before="40" w:after="40" w:line="240" w:lineRule="auto"/>
+    </w:pPr>
+    <w:rPr>
+      <w:b/>
+      <w:color w:val="FFFFFF" w:themeColor="background1"/>
+      <w:sz w:val="24"/>
+      <w:szCs w:val="20"/>
+    </w:rPr>
+  </w:style>
+  <w:style w:type="paragraph" w:customStyle="1" w:styleId="ChartHeading">
+    <w:name w:val="Chart Heading"/>
+    <w:basedOn w:val="BodyText1"/>
+    <w:qFormat/>
+    <w:rsid w:val="004D69E0"/>
+    <w:pPr>
+      <w:spacing w:before="0" w:after="0"/>
+    </w:pPr>
+    <w:rPr>
+      <w:b/>
+      <w:sz w:val="28"/>
+    </w:rPr>
+  </w:style>
+  <w:style w:type="paragraph" w:customStyle="1" w:styleId="Bluetableheading">
+    <w:name w:val="Blue table heading"/>
+    <w:basedOn w:val="TableHeading"/>
+    <w:qFormat/>
+    <w:rsid w:val="007F5B1C"/>
+    <w:rPr>
+      <w:sz w:val="18"/>
+    </w:rPr>
+  </w:style>
+  <w:style w:type="paragraph" w:customStyle="1" w:styleId="Bodytextbold">
+    <w:name w:val="Body text bold"/>
+    <w:basedOn w:val="BodyText1"/>
+    <w:qFormat/>
+    <w:rsid w:val="007A51F5"/>
+    <w:pPr>
+      <w:spacing w:before="120" w:after="80"/>
+    </w:pPr>
+    <w:rPr>
+      <w:b/>
+      <w:szCs w:val="20"/>
+    </w:rPr>
+  </w:style>
+  <w:style w:type="paragraph" w:customStyle="1" w:styleId="Legendtext">
+    <w:name w:val="Legend text"/>
+    <w:basedOn w:val="Normal"/>
+    <w:qFormat/>
+    <w:rsid w:val="0095019F"/>
+    <w:pPr>
+      <w:spacing w:after="0" w:line="240" w:lineRule="auto"/>
+    </w:pPr>
+    <w:rPr>
+      <w:sz w:val="18"/>
+    </w:rPr>
+  </w:style>
+  <w:style w:type="paragraph" w:customStyle="1" w:styleId="Hyperlinktext">
+    <w:name w:val="Hyperlink text"/>
+    <w:basedOn w:val="Normal"/>
+    <w:qFormat/>
+    <w:rsid w:val="00437787"/>
+    <w:pPr>
+      <w:spacing w:after="0" w:line="240" w:lineRule="auto"/>
+    </w:pPr>
+    <w:rPr>
+      <w:color w:val="C8CFD7"/>
+    </w:rPr>
+  </w:style>
+  <w:style w:type="paragraph" w:customStyle="1" w:styleId="Numbertext">
+    <w:name w:val="Number text"/>
+    <w:basedOn w:val="Normal"/>
+    <w:qFormat/>
+    <w:rsid w:val="00FD6C11"/>
+    <w:pPr>
+      <w:numPr>
+        <w:numId w:val="3"/>
+      </w:numPr>
+      <w:spacing w:after="120" w:line="240" w:lineRule="auto"/>
+      <w:ind w:left="369" w:hanging="369"/>
+    </w:pPr>
+  </w:style>
+  <w:style w:type="paragraph" w:customStyle="1" w:styleId="2ndbullettext">
+    <w:name w:val="2nd bullet text"/>
+    <w:basedOn w:val="Normal"/>
+    <w:qFormat/>
+    <w:rsid w:val="00FD6C11"/>
+    <w:pPr>
+      <w:numPr>
+        <w:numId w:val="4"/>
+      </w:numPr>
+      <w:spacing w:after="40" w:line="240" w:lineRule="auto"/>
+      <w:ind w:left="738" w:hanging="369"/>
+    </w:pPr>
+  </w:style>
+  <w:style w:type="paragraph" w:customStyle="1" w:styleId="Body1A">
+    <w:name w:val="Body 1A"/>
+    <w:basedOn w:val="Normal"/>
+    <w:link w:val="Body1AChar"/>
+    <w:qFormat/>
+    <w:rsid w:val="00973B39"/>
+    <w:pPr>
+      <w:spacing w:after="0" w:line="240" w:lineRule="auto"/>
+      <w:ind w:right="253"/>
+      <w:suppressOverlap/>
+      <w:jc w:val="both"/>
+    </w:pPr>
+    <w:rPr>
+      <w:rFonts w:eastAsiaTheme="minorEastAsia" w:cs="Barclays Effra"/>
+      <w:szCs w:val="20"/>
+      <w:lang w:eastAsia="zh-CN"/>
+    </w:rPr>
+  </w:style>
+  <w:style w:type="character" w:customStyle="1" w:styleId="Body1AChar">
+    <w:name w:val="Body 1A Char"/>
+    <w:basedOn w:val="DefaultParagraphFont"/>
+    <w:link w:val="Body1A"/>
+    <w:rsid w:val="00973B39"/>
+    <w:rPr>
+      <w:rFonts w:ascii="Barclays Effra" w:eastAsiaTheme="minorEastAsia" w:hAnsi="Barclays Effra" w:cs="Barclays Effra"/>
+      <w:sz w:val="20"/>
+      <w:szCs w:val="20"/>
+      <w:lang w:eastAsia="zh-CN"/>
+    </w:rPr>
+  </w:style>
+  <w:style w:type="character" w:styleId="CommentReference">
+    <w:name w:val="annotation reference"/>
+    <w:basedOn w:val="DefaultParagraphFont"/>
+    <w:uiPriority w:val="99"/>
+    <w:semiHidden/>
+    <w:unhideWhenUsed/>
+    <w:rsid w:val="00F669BB"/>
+    <w:rPr>
+      <w:sz w:val="16"/>
+      <w:szCs w:val="16"/>
+    </w:rPr>
+  </w:style>
+  <w:style w:type="paragraph" w:styleId="CommentText">
+    <w:name w:val="annotation text"/>
+    <w:basedOn w:val="Normal"/>
+    <w:link w:val="CommentTextChar"/>
     <w:uiPriority w:val="99"/>
     <w:unhideWhenUsed/>
-    <w:rsid w:val="0008314D"/>
-    <w:pPr>
-      <w:tabs>
-        <w:tab w:val="center" w:pos="4680"/>
-        <w:tab w:val="right" w:pos="9360"/>
-      </w:tabs>
+    <w:rsid w:val="00F669BB"/>
+    <w:pPr>
+      <w:spacing w:line="240" w:lineRule="auto"/>
+    </w:pPr>
+    <w:rPr>
+      <w:szCs w:val="20"/>
+    </w:rPr>
+  </w:style>
+  <w:style w:type="character" w:customStyle="1" w:styleId="CommentTextChar">
+    <w:name w:val="Comment Text Char"/>
+    <w:basedOn w:val="DefaultParagraphFont"/>
+    <w:link w:val="CommentText"/>
+    <w:uiPriority w:val="99"/>
+    <w:rsid w:val="00F669BB"/>
+    <w:rPr>
+      <w:rFonts w:ascii="Barclays Effra" w:hAnsi="Barclays Effra"/>
+      <w:sz w:val="20"/>
+      <w:szCs w:val="20"/>
+    </w:rPr>
+  </w:style>
+  <w:style w:type="paragraph" w:styleId="CommentSubject">
+    <w:name w:val="annotation subject"/>
+    <w:basedOn w:val="CommentText"/>
+    <w:next w:val="CommentText"/>
+    <w:link w:val="CommentSubjectChar"/>
+    <w:uiPriority w:val="99"/>
+    <w:semiHidden/>
+    <w:unhideWhenUsed/>
+    <w:rsid w:val="00F669BB"/>
+    <w:rPr>
+      <w:b/>
+      <w:bCs/>
+    </w:rPr>
+  </w:style>
+  <w:style w:type="character" w:customStyle="1" w:styleId="CommentSubjectChar">
+    <w:name w:val="Comment Subject Char"/>
+    <w:basedOn w:val="CommentTextChar"/>
+    <w:link w:val="CommentSubject"/>
+    <w:uiPriority w:val="99"/>
+    <w:semiHidden/>
+    <w:rsid w:val="00F669BB"/>
+    <w:rPr>
+      <w:rFonts w:ascii="Barclays Effra" w:hAnsi="Barclays Effra"/>
+      <w:b/>
+      <w:bCs/>
+      <w:sz w:val="20"/>
+      <w:szCs w:val="20"/>
+    </w:rPr>
+  </w:style>
+  <w:style w:type="paragraph" w:customStyle="1" w:styleId="Heading1A">
+    <w:name w:val="Heading 1A"/>
+    <w:basedOn w:val="Heading1"/>
+    <w:link w:val="Heading1AChar"/>
+    <w:qFormat/>
+    <w:rsid w:val="00DE5AE9"/>
+    <w:pPr>
+      <w:shd w:val="clear" w:color="B2BBCB" w:themeColor="accent4" w:themeTint="99" w:fill="00395D"/>
+      <w:spacing w:before="360" w:line="278" w:lineRule="auto"/>
+    </w:pPr>
+    <w:rPr>
+      <w:b w:val="0"/>
+      <w:bCs w:val="0"/>
+      <w:color w:val="FFFFFF" w:themeColor="background1"/>
+      <w:sz w:val="24"/>
+      <w:szCs w:val="40"/>
+      <w:lang w:eastAsia="zh-CN"/>
+      <w14:textOutline w14:w="9525" w14:cap="rnd" w14:cmpd="sng" w14:algn="ctr">
+        <w14:noFill/>
+        <w14:prstDash w14:val="solid"/>
+        <w14:bevel/>
+      </w14:textOutline>
+    </w:rPr>
+  </w:style>
+  <w:style w:type="character" w:customStyle="1" w:styleId="Heading1AChar">
+    <w:name w:val="Heading 1A Char"/>
+    <w:basedOn w:val="Heading1Char"/>
+    <w:link w:val="Heading1A"/>
+    <w:rsid w:val="00DE5AE9"/>
+    <w:rPr>
+      <w:rFonts w:ascii="Barclays Effra" w:eastAsiaTheme="majorEastAsia" w:hAnsi="Barclays Effra" w:cstheme="majorBidi"/>
+      <w:b w:val="0"/>
+      <w:bCs w:val="0"/>
+      <w:color w:val="FFFFFF" w:themeColor="background1"/>
+      <w:sz w:val="24"/>
+      <w:szCs w:val="40"/>
+      <w:shd w:val="clear" w:color="B2BBCB" w:themeColor="accent4" w:themeTint="99" w:fill="00395D"/>
+      <w:lang w:eastAsia="zh-CN"/>
+      <w14:textOutline w14:w="9525" w14:cap="rnd" w14:cmpd="sng" w14:algn="ctr">
+        <w14:noFill/>
+        <w14:prstDash w14:val="solid"/>
+        <w14:bevel/>
+      </w14:textOutline>
+    </w:rPr>
+  </w:style>
+  <w:style w:type="paragraph" w:customStyle="1" w:styleId="tabletext0">
+    <w:name w:val="tabletext"/>
+    <w:basedOn w:val="Normal"/>
+    <w:rsid w:val="00E04380"/>
+    <w:pPr>
+      <w:spacing w:before="40" w:after="40" w:line="240" w:lineRule="auto"/>
+      <w:ind w:left="72" w:right="72"/>
+    </w:pPr>
+    <w:rPr>
+      <w:rFonts w:ascii="Verdana" w:eastAsia="Times New Roman" w:hAnsi="Verdana" w:cs="Times New Roman"/>
+      <w:kern w:val="0"/>
+      <w:sz w:val="18"/>
+      <w:szCs w:val="18"/>
+      <w:lang w:eastAsia="en-GB"/>
+      <w14:ligatures w14:val="none"/>
+    </w:rPr>
+  </w:style>
+  <w:style w:type="paragraph" w:customStyle="1" w:styleId="tableheading0">
+    <w:name w:val="tableheading"/>
+    <w:basedOn w:val="Normal"/>
+    <w:rsid w:val="00E04380"/>
+    <w:pPr>
+      <w:spacing w:before="60" w:after="0" w:line="240" w:lineRule="auto"/>
+      <w:ind w:left="72" w:right="72"/>
+    </w:pPr>
+    <w:rPr>
+      <w:rFonts w:ascii="Verdana" w:eastAsia="Times New Roman" w:hAnsi="Verdana" w:cs="Times New Roman"/>
+      <w:b/>
+      <w:bCs/>
+      <w:kern w:val="0"/>
+      <w:szCs w:val="20"/>
+      <w:lang w:eastAsia="en-GB"/>
+      <w14:ligatures w14:val="none"/>
+    </w:rPr>
+  </w:style>
+  <w:style w:type="paragraph" w:customStyle="1" w:styleId="bodytextheader">
+    <w:name w:val="bodytextheader"/>
+    <w:basedOn w:val="Normal"/>
+    <w:rsid w:val="00E04380"/>
+    <w:pPr>
+      <w:spacing w:before="100" w:beforeAutospacing="1" w:after="100" w:afterAutospacing="1" w:line="240" w:lineRule="auto"/>
+    </w:pPr>
+    <w:rPr>
+      <w:rFonts w:ascii="Times New Roman" w:eastAsia="Times New Roman" w:hAnsi="Times New Roman" w:cs="Times New Roman"/>
+      <w:kern w:val="0"/>
+      <w:sz w:val="24"/>
+      <w:szCs w:val="24"/>
+      <w:lang w:eastAsia="en-GB"/>
+      <w14:ligatures w14:val="none"/>
+    </w:rPr>
+  </w:style>
+  <w:style w:type="paragraph" w:customStyle="1" w:styleId="TableText1">
+    <w:name w:val="TableText"/>
+    <w:basedOn w:val="BodyText"/>
+    <w:link w:val="TableTextChar"/>
+    <w:rsid w:val="00E04380"/>
+    <w:pPr>
+      <w:spacing w:before="40" w:after="40" w:line="240" w:lineRule="auto"/>
+      <w:ind w:left="72" w:right="72"/>
+    </w:pPr>
+    <w:rPr>
+      <w:rFonts w:ascii="Expert Sans Regular" w:eastAsia="Times New Roman" w:hAnsi="Expert Sans Regular" w:cs="Times New Roman"/>
+      <w:kern w:val="0"/>
+      <w:sz w:val="18"/>
+      <w:szCs w:val="20"/>
+      <w:lang w:val="en-US"/>
+      <w14:ligatures w14:val="none"/>
+    </w:rPr>
+  </w:style>
+  <w:style w:type="character" w:customStyle="1" w:styleId="TableTextChar">
+    <w:name w:val="TableText Char"/>
+    <w:link w:val="TableText1"/>
+    <w:rsid w:val="00E04380"/>
+    <w:rPr>
+      <w:rFonts w:ascii="Expert Sans Regular" w:eastAsia="Times New Roman" w:hAnsi="Expert Sans Regular" w:cs="Times New Roman"/>
+      <w:kern w:val="0"/>
+      <w:sz w:val="18"/>
+      <w:szCs w:val="20"/>
+      <w:lang w:val="en-US"/>
+      <w14:ligatures w14:val="none"/>
+    </w:rPr>
+  </w:style>
+  <w:style w:type="paragraph" w:styleId="Revision">
+    <w:name w:val="Revision"/>
+    <w:hidden/>
+    <w:uiPriority w:val="99"/>
+    <w:semiHidden/>
+    <w:rsid w:val="00922F27"/>
+    <w:pPr>
       <w:spacing w:after="0" w:line="240" w:lineRule="auto"/>
     </w:pPr>
-  </w:style>
-  <w:style w:type="character" w:customStyle="1" w:styleId="FooterChar">
-    <w:name w:val="Footer Char"/>
-    <w:basedOn w:val="DefaultParagraphFont"/>
-    <w:link w:val="Footer"/>
-    <w:uiPriority w:val="99"/>
-    <w:rsid w:val="0008314D"/>
+    <w:rPr>
+      <w:rFonts w:ascii="Barclays Effra" w:hAnsi="Barclays Effra"/>
+      <w:sz w:val="20"/>
+    </w:rPr>
   </w:style>
 </w:styles>
 </file>
@@ -1778,7 +3364,7 @@
 <file path=word/theme/theme1.xml><?xml version="1.0" encoding="utf-8"?>
 <a:theme xmlns:a="http://schemas.openxmlformats.org/drawingml/2006/main" name="Office Theme">
   <a:themeElements>
-    <a:clrScheme name="Office">
+    <a:clrScheme name="Blue Warm">
       <a:dk1>
         <a:sysClr val="windowText" lastClr="000000"/>
       </a:dk1>
@@ -1786,34 +3372,34 @@
         <a:sysClr val="window" lastClr="FFFFFF"/>
       </a:lt1>
       <a:dk2>
-        <a:srgbClr val="0E2841"/>
+        <a:srgbClr val="242852"/>
       </a:dk2>
       <a:lt2>
-        <a:srgbClr val="E8E8E8"/>
+        <a:srgbClr val="ACCBF9"/>
       </a:lt2>
       <a:accent1>
-        <a:srgbClr val="156082"/>
+        <a:srgbClr val="4A66AC"/>
       </a:accent1>
       <a:accent2>
-        <a:srgbClr val="E97132"/>
+        <a:srgbClr val="629DD1"/>
       </a:accent2>
       <a:accent3>
-        <a:srgbClr val="196B24"/>
+        <a:srgbClr val="297FD5"/>
       </a:accent3>
       <a:accent4>
-        <a:srgbClr val="0F9ED5"/>
+        <a:srgbClr val="7F8FA9"/>
       </a:accent4>
       <a:accent5>
-        <a:srgbClr val="A02B93"/>
+        <a:srgbClr val="5AA2AE"/>
       </a:accent5>
       <a:accent6>
-        <a:srgbClr val="4EA72E"/>
+        <a:srgbClr val="9D90A0"/>
       </a:accent6>
       <a:hlink>
-        <a:srgbClr val="467886"/>
+        <a:srgbClr val="9454C3"/>
       </a:hlink>
       <a:folHlink>
-        <a:srgbClr val="96607D"/>
+        <a:srgbClr val="3EBBF0"/>
       </a:folHlink>
     </a:clrScheme>
     <a:fontScheme name="Office">
@@ -1873,7 +3459,7 @@
         <a:latin typeface="Aptos" panose="02110004020202020204"/>
         <a:ea typeface=""/>
         <a:cs typeface=""/>
-        <a:font script="Jpan" typeface="游明朝"/>
+        <a:font script="Jpan" typeface="游ゴシック"/>
         <a:font script="Hang" typeface="맑은 고딕"/>
         <a:font script="Hans" typeface="等线"/>
         <a:font script="Hant" typeface="新細明體"/>
@@ -1981,6 +3567,13 @@
         </a:gradFill>
       </a:fillStyleLst>
       <a:lnStyleLst>
+        <a:ln w="6350" cap="flat" cmpd="sng" algn="ctr">
+          <a:solidFill>
+            <a:schemeClr val="phClr"/>
+          </a:solidFill>
+          <a:prstDash val="solid"/>
+          <a:miter lim="800000"/>
+        </a:ln>
         <a:ln w="12700" cap="flat" cmpd="sng" algn="ctr">
           <a:solidFill>
             <a:schemeClr val="phClr"/>
@@ -1989,13 +3582,6 @@
           <a:miter lim="800000"/>
         </a:ln>
         <a:ln w="19050" cap="flat" cmpd="sng" algn="ctr">
-          <a:solidFill>
-            <a:schemeClr val="phClr"/>
-          </a:solidFill>
-          <a:prstDash val="solid"/>
-          <a:miter lim="800000"/>
-        </a:ln>
-        <a:ln w="25400" cap="flat" cmpd="sng" algn="ctr">
           <a:solidFill>
             <a:schemeClr val="phClr"/>
           </a:solidFill>
@@ -2060,32 +3646,243 @@
       </a:bgFillStyleLst>
     </a:fmtScheme>
   </a:themeElements>
-  <a:objectDefaults>
-    <a:lnDef>
-      <a:spPr/>
-      <a:bodyPr/>
-      <a:lstStyle/>
-      <a:style>
-        <a:lnRef idx="2">
-          <a:schemeClr val="accent1"/>
-        </a:lnRef>
-        <a:fillRef idx="0">
-          <a:schemeClr val="accent1"/>
-        </a:fillRef>
-        <a:effectRef idx="1">
-          <a:schemeClr val="accent1"/>
-        </a:effectRef>
-        <a:fontRef idx="minor">
-          <a:schemeClr val="tx1"/>
-        </a:fontRef>
-      </a:style>
-    </a:lnDef>
-  </a:objectDefaults>
+  <a:objectDefaults/>
   <a:extraClrSchemeLst/>
   <a:extLst>
     <a:ext uri="{05A4C25C-085E-4340-85A3-A5531E510DB2}">
-      <thm15:themeFamily xmlns:thm15="http://schemas.microsoft.com/office/thememl/2012/main" name="Office Theme" id="{2E142A2C-CD16-42D6-873A-C26D2A0506FA}" vid="{1BDDFF52-6CD6-40A5-AB3C-68EB2F1E4D0A}"/>
+      <thm15:themeFamily xmlns:thm15="http://schemas.microsoft.com/office/thememl/2012/main" name="Office Theme" id="{62F939B6-93AF-4DB8-9C6B-D6C7DFDC589F}" vid="{4A3C46E8-61CC-4603-A589-7422A47A8E4A}"/>
     </a:ext>
   </a:extLst>
 </a:theme>
+</file>
+
+<file path=customXml/item1.xml><?xml version="1.0" encoding="utf-8"?>
+<b:Sources xmlns:b="http://schemas.openxmlformats.org/officeDocument/2006/bibliography" xmlns="http://schemas.openxmlformats.org/officeDocument/2006/bibliography" SelectedStyle="\APASixthEditionOfficeOnline.xsl" StyleName="APA" Version="6"/>
+</file>
+
+<file path=customXml/item2.xml><?xml version="1.0" encoding="utf-8"?>
+<ct:contentTypeSchema xmlns:ct="http://schemas.microsoft.com/office/2006/metadata/contentType" xmlns:ma="http://schemas.microsoft.com/office/2006/metadata/properties/metaAttributes" ct:_="" ma:_="" ma:contentTypeName="Document" ma:contentTypeID="0x010100744AB53DA83AAA4B9826A20D29D5E57D" ma:contentTypeVersion="7" ma:contentTypeDescription="Create a new document." ma:contentTypeScope="" ma:versionID="07ee79abaee581c6b1891a316693c29e">
+  <xsd:schema xmlns:xsd="http://www.w3.org/2001/XMLSchema" xmlns:xs="http://www.w3.org/2001/XMLSchema" xmlns:p="http://schemas.microsoft.com/office/2006/metadata/properties" xmlns:ns2="f1babe96-823b-4015-a8dd-059fc4823868" targetNamespace="http://schemas.microsoft.com/office/2006/metadata/properties" ma:root="true" ma:fieldsID="2d5a466f1b9b90c9a0a4a7daf317998f" ns2:_="">
+    <xsd:import namespace="f1babe96-823b-4015-a8dd-059fc4823868"/>
+    <xsd:element name="properties">
+      <xsd:complexType>
+        <xsd:sequence>
+          <xsd:element name="documentManagement">
+            <xsd:complexType>
+              <xsd:all>
+                <xsd:element ref="ns2:MediaServiceBillingMetadata" minOccurs="0"/>
+                <xsd:element ref="ns2:MediaServiceMetadata" minOccurs="0"/>
+                <xsd:element ref="ns2:MediaServiceFastMetadata" minOccurs="0"/>
+                <xsd:element ref="ns2:MediaServiceSearchProperties" minOccurs="0"/>
+                <xsd:element ref="ns2:_x0023_" minOccurs="0"/>
+                <xsd:element ref="ns2:_x0023_0"/>
+                <xsd:element ref="ns2:Type" minOccurs="0"/>
+              </xsd:all>
+            </xsd:complexType>
+          </xsd:element>
+        </xsd:sequence>
+      </xsd:complexType>
+    </xsd:element>
+  </xsd:schema>
+  <xsd:schema xmlns:xsd="http://www.w3.org/2001/XMLSchema" xmlns:xs="http://www.w3.org/2001/XMLSchema" xmlns:dms="http://schemas.microsoft.com/office/2006/documentManagement/types" xmlns:pc="http://schemas.microsoft.com/office/infopath/2007/PartnerControls" targetNamespace="f1babe96-823b-4015-a8dd-059fc4823868" elementFormDefault="qualified">
+    <xsd:import namespace="http://schemas.microsoft.com/office/2006/documentManagement/types"/>
+    <xsd:import namespace="http://schemas.microsoft.com/office/infopath/2007/PartnerControls"/>
+    <xsd:element name="MediaServiceBillingMetadata" ma:index="8" nillable="true" ma:displayName="MediaServiceBillingMetadata" ma:hidden="true" ma:internalName="MediaServiceBillingMetadata" ma:readOnly="true">
+      <xsd:simpleType>
+        <xsd:restriction base="dms:Note"/>
+      </xsd:simpleType>
+    </xsd:element>
+    <xsd:element name="MediaServiceMetadata" ma:index="9" nillable="true" ma:displayName="MediaServiceMetadata" ma:hidden="true" ma:internalName="MediaServiceMetadata" ma:readOnly="true">
+      <xsd:simpleType>
+        <xsd:restriction base="dms:Note"/>
+      </xsd:simpleType>
+    </xsd:element>
+    <xsd:element name="MediaServiceFastMetadata" ma:index="10" nillable="true" ma:displayName="MediaServiceFastMetadata" ma:hidden="true" ma:internalName="MediaServiceFastMetadata" ma:readOnly="true">
+      <xsd:simpleType>
+        <xsd:restriction base="dms:Note"/>
+      </xsd:simpleType>
+    </xsd:element>
+    <xsd:element name="MediaServiceSearchProperties" ma:index="11" nillable="true" ma:displayName="MediaServiceSearchProperties" ma:hidden="true" ma:internalName="MediaServiceSearchProperties" ma:readOnly="true">
+      <xsd:simpleType>
+        <xsd:restriction base="dms:Note"/>
+      </xsd:simpleType>
+    </xsd:element>
+    <xsd:element name="_x0023_" ma:index="12" nillable="true" ma:displayName="#" ma:default="1" ma:format="Dropdown" ma:internalName="_x0023_" ma:percentage="FALSE">
+      <xsd:simpleType>
+        <xsd:restriction base="dms:Number"/>
+      </xsd:simpleType>
+    </xsd:element>
+    <xsd:element name="_x0023_0" ma:index="13" ma:displayName="Ref." ma:format="Dropdown" ma:internalName="_x0023_0" ma:percentage="FALSE">
+      <xsd:simpleType>
+        <xsd:restriction base="dms:Number"/>
+      </xsd:simpleType>
+    </xsd:element>
+    <xsd:element name="Type" ma:index="14" nillable="true" ma:displayName="Category" ma:format="Dropdown" ma:internalName="Type">
+      <xsd:simpleType>
+        <xsd:restriction base="dms:Text">
+          <xsd:maxLength value="255"/>
+        </xsd:restriction>
+      </xsd:simpleType>
+    </xsd:element>
+  </xsd:schema>
+  <xsd:schema xmlns="http://schemas.openxmlformats.org/package/2006/metadata/core-properties" xmlns:xsd="http://www.w3.org/2001/XMLSchema" xmlns:xsi="http://www.w3.org/2001/XMLSchema-instance" xmlns:dc="http://purl.org/dc/elements/1.1/" xmlns:dcterms="http://purl.org/dc/terms/" xmlns:odoc="http://schemas.microsoft.com/internal/obd" targetNamespace="http://schemas.openxmlformats.org/package/2006/metadata/core-properties" elementFormDefault="qualified" attributeFormDefault="unqualified" blockDefault="#all">
+    <xsd:import namespace="http://purl.org/dc/elements/1.1/" schemaLocation="http://dublincore.org/schemas/xmls/qdc/2003/04/02/dc.xsd"/>
+    <xsd:import namespace="http://purl.org/dc/terms/" schemaLocation="http://dublincore.org/schemas/xmls/qdc/2003/04/02/dcterms.xsd"/>
+    <xsd:element name="coreProperties" type="CT_coreProperties"/>
+    <xsd:complexType name="CT_coreProperties">
+      <xsd:all>
+        <xsd:element ref="dc:creator" minOccurs="0" maxOccurs="1"/>
+        <xsd:element ref="dcterms:created" minOccurs="0" maxOccurs="1"/>
+        <xsd:element ref="dc:identifier" minOccurs="0" maxOccurs="1"/>
+        <xsd:element name="contentType" minOccurs="0" maxOccurs="1" type="xsd:string" ma:index="0" ma:displayName="Content Type"/>
+        <xsd:element ref="dc:title" minOccurs="0" maxOccurs="1" ma:index="4" ma:displayName="Title"/>
+        <xsd:element ref="dc:subject" minOccurs="0" maxOccurs="1"/>
+        <xsd:element ref="dc:description" minOccurs="0" maxOccurs="1"/>
+        <xsd:element name="keywords" minOccurs="0" maxOccurs="1" type="xsd:string"/>
+        <xsd:element ref="dc:language" minOccurs="0" maxOccurs="1"/>
+        <xsd:element name="category" minOccurs="0" maxOccurs="1" type="xsd:string"/>
+        <xsd:element name="version" minOccurs="0" maxOccurs="1" type="xsd:string"/>
+        <xsd:element name="revision" minOccurs="0" maxOccurs="1" type="xsd:string">
+          <xsd:annotation>
+            <xsd:documentation>
+                        This value indicates the number of saves or revisions. The application is responsible for updating this value after each revision.
+                    </xsd:documentation>
+          </xsd:annotation>
+        </xsd:element>
+        <xsd:element name="lastModifiedBy" minOccurs="0" maxOccurs="1" type="xsd:string"/>
+        <xsd:element ref="dcterms:modified" minOccurs="0" maxOccurs="1"/>
+        <xsd:element name="contentStatus" minOccurs="0" maxOccurs="1" type="xsd:string"/>
+      </xsd:all>
+    </xsd:complexType>
+  </xsd:schema>
+  <xs:schema xmlns:pc="http://schemas.microsoft.com/office/infopath/2007/PartnerControls" xmlns:xs="http://www.w3.org/2001/XMLSchema" targetNamespace="http://schemas.microsoft.com/office/infopath/2007/PartnerControls" elementFormDefault="qualified" attributeFormDefault="unqualified">
+    <xs:element name="Person">
+      <xs:complexType>
+        <xs:sequence>
+          <xs:element ref="pc:DisplayName" minOccurs="0"/>
+          <xs:element ref="pc:AccountId" minOccurs="0"/>
+          <xs:element ref="pc:AccountType" minOccurs="0"/>
+        </xs:sequence>
+      </xs:complexType>
+    </xs:element>
+    <xs:element name="DisplayName" type="xs:string"/>
+    <xs:element name="AccountId" type="xs:string"/>
+    <xs:element name="AccountType" type="xs:string"/>
+    <xs:element name="BDCAssociatedEntity">
+      <xs:complexType>
+        <xs:sequence>
+          <xs:element ref="pc:BDCEntity" minOccurs="0" maxOccurs="unbounded"/>
+        </xs:sequence>
+        <xs:attribute ref="pc:EntityNamespace"/>
+        <xs:attribute ref="pc:EntityName"/>
+        <xs:attribute ref="pc:SystemInstanceName"/>
+        <xs:attribute ref="pc:AssociationName"/>
+      </xs:complexType>
+    </xs:element>
+    <xs:attribute name="EntityNamespace" type="xs:string"/>
+    <xs:attribute name="EntityName" type="xs:string"/>
+    <xs:attribute name="SystemInstanceName" type="xs:string"/>
+    <xs:attribute name="AssociationName" type="xs:string"/>
+    <xs:element name="BDCEntity">
+      <xs:complexType>
+        <xs:sequence>
+          <xs:element ref="pc:EntityDisplayName" minOccurs="0"/>
+          <xs:element ref="pc:EntityInstanceReference" minOccurs="0"/>
+          <xs:element ref="pc:EntityId1" minOccurs="0"/>
+          <xs:element ref="pc:EntityId2" minOccurs="0"/>
+          <xs:element ref="pc:EntityId3" minOccurs="0"/>
+          <xs:element ref="pc:EntityId4" minOccurs="0"/>
+          <xs:element ref="pc:EntityId5" minOccurs="0"/>
+        </xs:sequence>
+      </xs:complexType>
+    </xs:element>
+    <xs:element name="EntityDisplayName" type="xs:string"/>
+    <xs:element name="EntityInstanceReference" type="xs:string"/>
+    <xs:element name="EntityId1" type="xs:string"/>
+    <xs:element name="EntityId2" type="xs:string"/>
+    <xs:element name="EntityId3" type="xs:string"/>
+    <xs:element name="EntityId4" type="xs:string"/>
+    <xs:element name="EntityId5" type="xs:string"/>
+    <xs:element name="Terms">
+      <xs:complexType>
+        <xs:sequence>
+          <xs:element ref="pc:TermInfo" minOccurs="0" maxOccurs="unbounded"/>
+        </xs:sequence>
+      </xs:complexType>
+    </xs:element>
+    <xs:element name="TermInfo">
+      <xs:complexType>
+        <xs:sequence>
+          <xs:element ref="pc:TermName" minOccurs="0"/>
+          <xs:element ref="pc:TermId" minOccurs="0"/>
+        </xs:sequence>
+      </xs:complexType>
+    </xs:element>
+    <xs:element name="TermName" type="xs:string"/>
+    <xs:element name="TermId" type="xs:string"/>
+  </xs:schema>
+</ct:contentTypeSchema>
+</file>
+
+<file path=customXml/item3.xml><?xml version="1.0" encoding="utf-8"?>
+<p:properties xmlns:p="http://schemas.microsoft.com/office/2006/metadata/properties" xmlns:xsi="http://www.w3.org/2001/XMLSchema-instance" xmlns:pc="http://schemas.microsoft.com/office/infopath/2007/PartnerControls">
+  <documentManagement>
+    <_x0023_0 xmlns="f1babe96-823b-4015-a8dd-059fc4823868">5</_x0023_0>
+    <_x0023_ xmlns="f1babe96-823b-4015-a8dd-059fc4823868">1</_x0023_>
+    <Type xmlns="f1babe96-823b-4015-a8dd-059fc4823868">Audit Report</Type>
+  </documentManagement>
+</p:properties>
+</file>
+
+<file path=customXml/item4.xml><?xml version="1.0" encoding="utf-8"?>
+<?mso-contentType ?>
+<FormTemplates xmlns="http://schemas.microsoft.com/sharepoint/v3/contenttype/forms">
+  <Display>DocumentLibraryForm</Display>
+  <Edit>DocumentLibraryForm</Edit>
+  <New>DocumentLibraryForm</New>
+</FormTemplates>
+</file>
+
+<file path=customXml/itemProps1.xml><?xml version="1.0" encoding="utf-8"?>
+<ds:datastoreItem xmlns:ds="http://schemas.openxmlformats.org/officeDocument/2006/customXml" ds:itemID="{9F4DADA2-F943-4564-896B-622CF17D4BA2}">
+  <ds:schemaRefs>
+    <ds:schemaRef ds:uri="http://schemas.openxmlformats.org/officeDocument/2006/bibliography"/>
+  </ds:schemaRefs>
+</ds:datastoreItem>
+</file>
+
+<file path=customXml/itemProps2.xml><?xml version="1.0" encoding="utf-8"?>
+<ds:datastoreItem xmlns:ds="http://schemas.openxmlformats.org/officeDocument/2006/customXml" ds:itemID="{B2C32D92-5206-4726-A3EF-8DF191EDAFD4}">
+  <ds:schemaRefs>
+    <ds:schemaRef ds:uri="http://schemas.microsoft.com/office/2006/metadata/contentType"/>
+    <ds:schemaRef ds:uri="http://schemas.microsoft.com/office/2006/metadata/properties/metaAttributes"/>
+    <ds:schemaRef ds:uri="http://www.w3.org/2001/XMLSchema"/>
+    <ds:schemaRef ds:uri="http://schemas.microsoft.com/office/2006/metadata/properties"/>
+    <ds:schemaRef ds:uri="f1babe96-823b-4015-a8dd-059fc4823868"/>
+    <ds:schemaRef ds:uri="http://schemas.microsoft.com/office/2006/documentManagement/types"/>
+    <ds:schemaRef ds:uri="http://schemas.microsoft.com/office/infopath/2007/PartnerControls"/>
+    <ds:schemaRef ds:uri="http://schemas.openxmlformats.org/package/2006/metadata/core-properties"/>
+    <ds:schemaRef ds:uri="http://purl.org/dc/elements/1.1/"/>
+    <ds:schemaRef ds:uri="http://purl.org/dc/terms/"/>
+    <ds:schemaRef ds:uri="http://schemas.microsoft.com/internal/obd"/>
+  </ds:schemaRefs>
+</ds:datastoreItem>
+</file>
+
+<file path=customXml/itemProps3.xml><?xml version="1.0" encoding="utf-8"?>
+<ds:datastoreItem xmlns:ds="http://schemas.openxmlformats.org/officeDocument/2006/customXml" ds:itemID="{50855773-366D-4EA2-A35D-4E6B5724C27E}">
+  <ds:schemaRefs>
+    <ds:schemaRef ds:uri="http://schemas.microsoft.com/office/2006/metadata/properties"/>
+    <ds:schemaRef ds:uri="http://schemas.microsoft.com/office/infopath/2007/PartnerControls"/>
+    <ds:schemaRef ds:uri="f1babe96-823b-4015-a8dd-059fc4823868"/>
+  </ds:schemaRefs>
+</ds:datastoreItem>
+</file>
+
+<file path=customXml/itemProps4.xml><?xml version="1.0" encoding="utf-8"?>
+<ds:datastoreItem xmlns:ds="http://schemas.openxmlformats.org/officeDocument/2006/customXml" ds:itemID="{9A5FDFE6-2C4D-49AB-99DD-582EFE3CACC0}">
+  <ds:schemaRefs>
+    <ds:schemaRef ds:uri="http://schemas.microsoft.com/sharepoint/v3/contenttype/forms"/>
+  </ds:schemaRefs>
+</ds:datastoreItem>
 </file>
--- a/template.docx
+++ b/template.docx
@@ -2,7 +2,6 @@
 <file path=word/document.xml><?xml version="1.0" encoding="utf-8"?>
 <w:document xmlns:wpc="http://schemas.microsoft.com/office/word/2010/wordprocessingCanvas" xmlns:cx="http://schemas.microsoft.com/office/drawing/2014/chartex" xmlns:cx1="http://schemas.microsoft.com/office/drawing/2015/9/8/chartex" xmlns:cx2="http://schemas.microsoft.com/office/drawing/2015/10/21/chartex" xmlns:cx3="http://schemas.microsoft.com/office/drawing/2016/5/9/chartex" xmlns:cx4="http://schemas.microsoft.com/office/drawing/2016/5/10/chartex" xmlns:cx5="http://schemas.microsoft.com/office/drawing/2016/5/11/chartex" xmlns:cx6="http://schemas.microsoft.com/office/drawing/2016/5/12/chartex" xmlns:cx7="http://schemas.microsoft.com/office/drawing/2016/5/13/chartex" xmlns:cx8="http://schemas.microsoft.com/office/drawing/2016/5/14/chartex" xmlns:mc="http://schemas.openxmlformats.org/markup-compatibility/2006" xmlns:aink="http://schemas.microsoft.com/office/drawing/2016/ink" xmlns:am3d="http://schemas.microsoft.com/office/drawing/2017/model3d" xmlns:o="urn:schemas-microsoft-com:office:office" xmlns:oel="http://schemas.microsoft.com/office/2019/extlst" xmlns:r="http://schemas.openxmlformats.org/officeDocument/2006/relationships" xmlns:m="http://schemas.openxmlformats.org/officeDocument/2006/math" xmlns:v="urn:schemas-microsoft-com:vml" xmlns:wp14="http://schemas.microsoft.com/office/word/2010/wordprocessingDrawing" xmlns:wp="http://schemas.openxmlformats.org/drawingml/2006/wordprocessingDrawing" xmlns:w10="urn:schemas-microsoft-com:office:word" xmlns:w="http://schemas.openxmlformats.org/wordprocessingml/2006/main" xmlns:w14="http://schemas.microsoft.com/office/word/2010/wordml" xmlns:w15="http://schemas.microsoft.com/office/word/2012/wordml" xmlns:w16cex="http://schemas.microsoft.com/office/word/2018/wordml/cex" xmlns:w16cid="http://schemas.microsoft.com/office/word/2016/wordml/cid" xmlns:w16="http://schemas.microsoft.com/office/word/2018/wordml" xmlns:w16du="http://schemas.microsoft.com/office/word/2023/wordml/word16du" xmlns:w16sdtdh="http://schemas.microsoft.com/office/word/2020/wordml/sdtdatahash" xmlns:w16sdtfl="http://schemas.microsoft.com/office/word/2024/wordml/sdtformatlock" xmlns:w16se="http://schemas.microsoft.com/office/word/2015/wordml/symex" xmlns:wpg="http://schemas.microsoft.com/office/word/2010/wordprocessingGroup" xmlns:wpi="http://schemas.microsoft.com/office/word/2010/wordprocessingInk" xmlns:wne="http://schemas.microsoft.com/office/word/2006/wordml" xmlns:wps="http://schemas.microsoft.com/office/word/2010/wordprocessingShape" mc:Ignorable="w14 w15 w16se w16cid w16 w16cex w16sdtdh w16sdtfl w16du wp14">
   <w:body>
-    <w:p/>
     <w:p/>
     <w:sectPr>
       <w:headerReference w:type="default" r:id="rId11"/>
@@ -11,7 +10,7 @@
       <w:headerReference w:type="first" r:id="rId14"/>
       <w:footerReference w:type="first" r:id="rId15"/>
       <w:pgSz w:w="16838" w:h="11906" w:orient="landscape" w:code="9"/>
-      <w:pgMar w:top="851" w:right="851" w:bottom="510" w:left="851" w:header="340" w:footer="0" w:gutter="0"/>
+      <w:pgMar w:top="284" w:right="567" w:bottom="510" w:left="567" w:header="57" w:footer="0" w:gutter="0"/>
       <w:cols w:space="720"/>
       <w:titlePg/>
       <w:docGrid w:linePitch="360"/>
@@ -370,6 +369,9 @@
   <w:p>
     <w:pPr>
       <w:pStyle w:val="Hyperlinktext"/>
+      <w:tabs>
+        <w:tab w:val="left" w:pos="3540"/>
+      </w:tabs>
     </w:pPr>
     <w:r>
       <w:rPr>
@@ -378,16 +380,16 @@
       <mc:AlternateContent>
         <mc:Choice Requires="wps">
           <w:drawing>
-            <wp:anchor distT="0" distB="0" distL="114300" distR="114300" simplePos="0" relativeHeight="251658240" behindDoc="0" locked="0" layoutInCell="1" allowOverlap="1" wp14:anchorId="56BE0F6C" wp14:editId="5F1C1A0F">
+            <wp:anchor distT="0" distB="0" distL="114300" distR="114300" simplePos="0" relativeHeight="251658240" behindDoc="1" locked="0" layoutInCell="1" allowOverlap="1" wp14:anchorId="56BE0F6C" wp14:editId="5455A6FB">
               <wp:simplePos x="0" y="0"/>
               <wp:positionH relativeFrom="page">
                 <wp:align>left</wp:align>
               </wp:positionH>
-              <wp:positionV relativeFrom="paragraph">
-                <wp:posOffset>-511176</wp:posOffset>
+              <wp:positionV relativeFrom="page">
+                <wp:align>top</wp:align>
               </wp:positionV>
-              <wp:extent cx="10887075" cy="828675"/>
-              <wp:effectExtent l="0" t="0" r="9525" b="9525"/>
+              <wp:extent cx="10886400" cy="644400"/>
+              <wp:effectExtent l="0" t="0" r="0" b="3810"/>
               <wp:wrapNone/>
               <wp:docPr id="1671239683" name="Rectangle 2"/>
               <wp:cNvGraphicFramePr/>
@@ -398,7 +400,7 @@
                     <wps:spPr>
                       <a:xfrm>
                         <a:off x="0" y="0"/>
-                        <a:ext cx="10887075" cy="828675"/>
+                        <a:ext cx="10886400" cy="644400"/>
                       </a:xfrm>
                       <a:prstGeom prst="rect">
                         <a:avLst/>
@@ -459,7 +461,7 @@
         </mc:Choice>
         <mc:Fallback>
           <w:pict>
-            <v:rect w14:anchorId="56BE0F6C" id="Rectangle 2" o:spid="_x0000_s1026" style="position:absolute;margin-left:0;margin-top:-40.25pt;width:857.25pt;height:65.25pt;z-index:251658240;visibility:visible;mso-wrap-style:square;mso-width-percent:0;mso-height-percent:0;mso-wrap-distance-left:9pt;mso-wrap-distance-top:0;mso-wrap-distance-right:9pt;mso-wrap-distance-bottom:0;mso-position-horizontal:left;mso-position-horizontal-relative:page;mso-position-vertical:absolute;mso-position-vertical-relative:text;mso-width-percent:0;mso-height-percent:0;mso-width-relative:margin;mso-height-relative:margin;v-text-anchor:middle" o:gfxdata="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" fillcolor="#00395d" stroked="f" strokeweight="1pt">
+            <v:rect w14:anchorId="56BE0F6C" id="Rectangle 2" o:spid="_x0000_s1026" style="position:absolute;margin-left:0;margin-top:0;width:857.2pt;height:50.75pt;z-index:-251658240;visibility:visible;mso-wrap-style:square;mso-width-percent:0;mso-height-percent:0;mso-wrap-distance-left:9pt;mso-wrap-distance-top:0;mso-wrap-distance-right:9pt;mso-wrap-distance-bottom:0;mso-position-horizontal:left;mso-position-horizontal-relative:page;mso-position-vertical:top;mso-position-vertical-relative:page;mso-width-percent:0;mso-height-percent:0;mso-width-relative:margin;mso-height-relative:margin;v-text-anchor:middle" o:gfxdata="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" fillcolor="#00395d" stroked="f" strokeweight="1pt">
               <v:textbox>
                 <w:txbxContent>
                   <w:p>
@@ -473,11 +475,14 @@
                   </w:p>
                 </w:txbxContent>
               </v:textbox>
-              <w10:wrap anchorx="page"/>
+              <w10:wrap anchorx="page" anchory="page"/>
             </v:rect>
           </w:pict>
         </mc:Fallback>
       </mc:AlternateContent>
+    </w:r>
+    <w:r>
+      <w:tab/>
     </w:r>
   </w:p>
 </w:hdr>
@@ -488,6 +493,12 @@
   <w:p>
     <w:pPr>
       <w:pStyle w:val="Header"/>
+      <w:tabs>
+        <w:tab w:val="clear" w:pos="4513"/>
+        <w:tab w:val="clear" w:pos="9026"/>
+        <w:tab w:val="left" w:pos="810"/>
+      </w:tabs>
+      <w:ind w:left="-567"/>
     </w:pPr>
     <w:r>
       <w:rPr>
@@ -579,16 +590,16 @@
       <mc:AlternateContent>
         <mc:Choice Requires="wps">
           <w:drawing>
-            <wp:anchor distT="0" distB="0" distL="114300" distR="114300" simplePos="0" relativeHeight="251657215" behindDoc="1" locked="1" layoutInCell="1" allowOverlap="1" wp14:anchorId="5D307AC1" wp14:editId="7973BD61">
+            <wp:anchor distT="0" distB="0" distL="114300" distR="114300" simplePos="0" relativeHeight="251657215" behindDoc="1" locked="1" layoutInCell="1" allowOverlap="1" wp14:anchorId="5D307AC1" wp14:editId="221CD90E">
               <wp:simplePos x="0" y="0"/>
               <wp:positionH relativeFrom="page">
                 <wp:align>left</wp:align>
               </wp:positionH>
               <wp:positionV relativeFrom="page">
-                <wp:posOffset>0</wp:posOffset>
+                <wp:align>top</wp:align>
               </wp:positionV>
-              <wp:extent cx="10886400" cy="644400"/>
-              <wp:effectExtent l="0" t="0" r="0" b="3810"/>
+              <wp:extent cx="10885805" cy="647700"/>
+              <wp:effectExtent l="0" t="0" r="0" b="0"/>
               <wp:wrapNone/>
               <wp:docPr id="815008784" name="Rectangle 2"/>
               <wp:cNvGraphicFramePr/>
@@ -599,7 +610,7 @@
                     <wps:spPr>
                       <a:xfrm>
                         <a:off x="0" y="0"/>
-                        <a:ext cx="10886400" cy="644400"/>
+                        <a:ext cx="10885805" cy="647700"/>
                       </a:xfrm>
                       <a:prstGeom prst="rect">
                         <a:avLst/>
@@ -631,7 +642,8 @@
                       <w:txbxContent>
                         <w:p>
                           <w:pPr>
-                            <w:ind w:left="737"/>
+                            <w:spacing w:after="0"/>
+                            <w:ind w:left="170"/>
                             <w:rPr>
                               <w:sz w:val="24"/>
                               <w:szCs w:val="28"/>
@@ -660,12 +672,13 @@
         </mc:Choice>
         <mc:Fallback>
           <w:pict>
-            <v:rect w14:anchorId="5D307AC1" id="_x0000_s1028" style="position:absolute;margin-left:0;margin-top:0;width:857.2pt;height:50.75pt;z-index:-251659265;visibility:visible;mso-wrap-style:square;mso-width-percent:0;mso-height-percent:0;mso-wrap-distance-left:9pt;mso-wrap-distance-top:0;mso-wrap-distance-right:9pt;mso-wrap-distance-bottom:0;mso-position-horizontal:left;mso-position-horizontal-relative:page;mso-position-vertical:absolute;mso-position-vertical-relative:page;mso-width-percent:0;mso-height-percent:0;mso-width-relative:margin;mso-height-relative:margin;v-text-anchor:middle" o:gfxdata="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" fillcolor="#00395d" stroked="f" strokeweight="1pt">
+            <v:rect w14:anchorId="5D307AC1" id="_x0000_s1028" style="position:absolute;left:0;text-align:left;margin-left:0;margin-top:0;width:857.15pt;height:51pt;z-index:-251659265;visibility:visible;mso-wrap-style:square;mso-width-percent:0;mso-height-percent:0;mso-wrap-distance-left:9pt;mso-wrap-distance-top:0;mso-wrap-distance-right:9pt;mso-wrap-distance-bottom:0;mso-position-horizontal:left;mso-position-horizontal-relative:page;mso-position-vertical:top;mso-position-vertical-relative:page;mso-width-percent:0;mso-height-percent:0;mso-width-relative:margin;mso-height-relative:margin;v-text-anchor:middle" o:gfxdata="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" fillcolor="#00395d" stroked="f" strokeweight="1pt">
               <v:textbox>
                 <w:txbxContent>
                   <w:p>
                     <w:pPr>
-                      <w:ind w:left="737"/>
+                      <w:spacing w:after="0"/>
+                      <w:ind w:left="170"/>
                       <w:rPr>
                         <w:sz w:val="24"/>
                         <w:szCs w:val="28"/>
